--- a/analise-ed/copy/VSL_SodaFil_01_Background.docx
+++ b/analise-ed/copy/VSL_SodaFil_01_Background.docx
@@ -2,13 +2,13 @@
 <file path=word/document.xml><?xml version="1.0" encoding="utf-8"?>
 <w:document xmlns:w="http://schemas.openxmlformats.org/wordprocessingml/2006/main" xmlns:m="http://schemas.openxmlformats.org/officeDocument/2006/math" xmlns:r="http://schemas.openxmlformats.org/officeDocument/2006/relationships" xmlns:o="urn:schemas-microsoft-com:office:office" xmlns:v="urn:schemas-microsoft-com:vml" xmlns:w10="urn:schemas-microsoft-com:office:word" xmlns:a="http://schemas.openxmlformats.org/drawingml/2006/main" xmlns:pic="http://schemas.openxmlformats.org/drawingml/2006/picture" xmlns:wp="http://schemas.openxmlformats.org/drawingml/2006/wordprocessingDrawing">
   <w:body>
-    <w:bookmarkStart w:id="23" w:name="X34b6b6ec25f2883401bcf7f372bae8898a279dd"/>
+    <w:bookmarkStart w:id="23" w:name="X0d15accde98ceff65542acfd00bec82b0b34216"/>
     <w:p>
       <w:pPr>
         <w:pStyle w:val="Heading1"/>
       </w:pPr>
       <w:r>
-        <w:t xml:space="preserve">VSL SodaFil — BLOCO 1: BACKGROUND STORY (v1, 12/10/2026)</w:t>
+        <w:t xml:space="preserve">VSL SodaFil — BLOCO 1: BACKGROUND STORY (v2, 12/10/2026)</w:t>
       </w:r>
     </w:p>
     <w:p>
@@ -20,13 +20,25 @@
           <w:bCs/>
           <w:b/>
         </w:rPr>
-        <w:t xml:space="preserve">Segue:</w:t>
-      </w:r>
-      <w:r>
-        <w:t xml:space="preserve"> </w:t>
-      </w:r>
-      <w:r>
-        <w:t xml:space="preserve">doc 10 (PL-B1 a PL-B5), brief 04 (personagens, confissão do Huberman com o conteúdo real dele), doc 06 (regras de edição: imagem literal, legenda grande só nos picos).</w:t>
+        <w:t xml:space="preserve">Mudanças da v2 (ordem do Marcos):</w:t>
+      </w:r>
+      <w:r>
+        <w:t xml:space="preserve"> </w:t>
+      </w:r>
+      <w:r>
+        <w:t xml:space="preserve">sem Attia no background; autoridade do Huberman construída com números e lista de assuntos, no padrão Alpha Erec (</w:t>
+      </w:r>
+      <w:r>
+        <w:t xml:space="preserve">“</w:t>
+      </w:r>
+      <w:r>
+        <w:t xml:space="preserve">Top 5… 200 milhões de downloads… falo sobre tudo… mas até 6 meses atrás eu nunca tinha falado sobre…</w:t>
+      </w:r>
+      <w:r>
+        <w:t xml:space="preserve">”</w:t>
+      </w:r>
+      <w:r>
+        <w:t xml:space="preserve">); o tease do mecanismo ganha nome:</w:t>
       </w:r>
       <w:r>
         <w:t xml:space="preserve"> </w:t>
@@ -36,25 +48,7 @@
           <w:bCs/>
           <w:b/>
         </w:rPr>
-        <w:t xml:space="preserve">Entra depois de:</w:t>
-      </w:r>
-      <w:r>
-        <w:t xml:space="preserve"> </w:t>
-      </w:r>
-      <w:r>
-        <w:t xml:space="preserve">a lead (fora deste documento). A primeira frase pressupõe que a lead acabou de prometer</w:t>
-      </w:r>
-      <w:r>
-        <w:t xml:space="preserve"> </w:t>
-      </w:r>
-      <w:r>
-        <w:t xml:space="preserve">“</w:t>
-      </w:r>
-      <w:r>
-        <w:t xml:space="preserve">o que eu vou te contar nos próximos minutos</w:t>
-      </w:r>
-      <w:r>
-        <w:t xml:space="preserve">”</w:t>
+        <w:t xml:space="preserve">placa castradora / castrating plaque</w:t>
       </w:r>
       <w:r>
         <w:t xml:space="preserve">.</w:t>
@@ -67,13 +61,13 @@
           <w:bCs/>
           <w:b/>
         </w:rPr>
-        <w:t xml:space="preserve">Duração-alvo:</w:t>
-      </w:r>
-      <w:r>
-        <w:t xml:space="preserve"> </w:t>
-      </w:r>
-      <w:r>
-        <w:t xml:space="preserve">2 min 15 s a 2 min 40 s (≈ 560 palavras em inglês).</w:t>
+        <w:t xml:space="preserve">Segue:</w:t>
+      </w:r>
+      <w:r>
+        <w:t xml:space="preserve"> </w:t>
+      </w:r>
+      <w:r>
+        <w:t xml:space="preserve">doc 10 (PL-B1, B2, B4, B5; PL-B3 removido), brief 04, doc 06.</w:t>
       </w:r>
       <w:r>
         <w:t xml:space="preserve"> </w:t>
@@ -83,6 +77,38 @@
           <w:bCs/>
           <w:b/>
         </w:rPr>
+        <w:t xml:space="preserve">Entra depois de:</w:t>
+      </w:r>
+      <w:r>
+        <w:t xml:space="preserve"> </w:t>
+      </w:r>
+      <w:r>
+        <w:t xml:space="preserve">a lead.</w:t>
+      </w:r>
+      <w:r>
+        <w:t xml:space="preserve"> </w:t>
+      </w:r>
+      <w:r>
+        <w:rPr>
+          <w:bCs/>
+          <w:b/>
+        </w:rPr>
+        <w:t xml:space="preserve">Duração-alvo:</w:t>
+      </w:r>
+      <w:r>
+        <w:t xml:space="preserve"> </w:t>
+      </w:r>
+      <w:r>
+        <w:t xml:space="preserve">2 min 20 s a 2 min 45 s.</w:t>
+      </w:r>
+      <w:r>
+        <w:t xml:space="preserve"> </w:t>
+      </w:r>
+      <w:r>
+        <w:rPr>
+          <w:bCs/>
+          <w:b/>
+        </w:rPr>
         <w:t xml:space="preserve">Marcações:</w:t>
       </w:r>
       <w:r>
@@ -113,7 +139,7 @@
         <w:t xml:space="preserve"> </w:t>
       </w:r>
       <w:r>
-        <w:t xml:space="preserve">= plano literal que a frase vira. Sem marcação = legenda pequena branca inferior, plano do narrador.</w:t>
+        <w:t xml:space="preserve">= plano literal. Sem marcação = legenda pequena branca inferior.</w:t>
       </w:r>
     </w:p>
     <w:p>
@@ -157,7 +183,7 @@
         <w:pStyle w:val="BodyText"/>
       </w:pPr>
       <w:r>
-        <w:t xml:space="preserve">Fair question. So let me answer it, and then let me tell you the one thing about my own work that I’m ashamed of.</w:t>
+        <w:t xml:space="preserve">Fair question. So let me answer it. And then let me tell you the one thing about my own work that I’m ashamed of.</w:t>
       </w:r>
     </w:p>
     <w:p>
@@ -176,11 +202,13 @@
         </w:rPr>
         <w:t xml:space="preserve">[B-ROLL: Stanford, laboratório, Huberman de jaleco]</w:t>
       </w:r>
-      <w:r>
-        <w:t xml:space="preserve"> </w:t>
-      </w:r>
-      <w:r>
-        <w:t xml:space="preserve">And for the last six years I’ve hosted the most listened-to health podcast in the world.</w:t>
+    </w:p>
+    <w:p>
+      <w:pPr>
+        <w:pStyle w:val="BodyText"/>
+      </w:pPr>
+      <w:r>
+        <w:t xml:space="preserve">You’ve probably seen me on my podcast, Huberman Lab.</w:t>
       </w:r>
       <w:r>
         <w:t xml:space="preserve"> </w:t>
@@ -189,15 +217,13 @@
         <w:rPr>
           <w:rStyle w:val="VerbatimChar"/>
         </w:rPr>
-        <w:t xml:space="preserve">[B-ROLL: estúdio do podcast, microfone]</w:t>
-      </w:r>
-    </w:p>
-    <w:p>
-      <w:pPr>
-        <w:pStyle w:val="BodyText"/>
-      </w:pPr>
-      <w:r>
-        <w:t xml:space="preserve">If you’ve ever taken a cold shower to raise your testosterone… you did that because of me.</w:t>
+        <w:t xml:space="preserve">[B-ROLL: estúdio, capa do podcast]</w:t>
+      </w:r>
+      <w:r>
+        <w:t xml:space="preserve"> </w:t>
+      </w:r>
+      <w:r>
+        <w:t xml:space="preserve">Top 5 in the United States in the health category, four years running. Hundreds of millions of downloads.</w:t>
       </w:r>
       <w:r>
         <w:t xml:space="preserve"> </w:t>
@@ -206,13 +232,60 @@
         <w:rPr>
           <w:rStyle w:val="VerbatimChar"/>
         </w:rPr>
+        <w:t xml:space="preserve">[LETTERING: "TOP 5 — 4 YEARS" / "HUNDREDS OF MILLIONS OF DOWNLOADS"]</w:t>
+      </w:r>
+      <w:r>
+        <w:t xml:space="preserve"> </w:t>
+      </w:r>
+      <w:r>
+        <w:t xml:space="preserve">I interview scientists, physicians, researchers, the men who run the biggest labs in this country.</w:t>
+      </w:r>
+      <w:r>
+        <w:t xml:space="preserve"> </w:t>
+      </w:r>
+      <w:r>
+        <w:rPr>
+          <w:rStyle w:val="VerbatimChar"/>
+        </w:rPr>
+        <w:t xml:space="preserve">[B-ROLL: convidados reais com lower-third]</w:t>
+      </w:r>
+    </w:p>
+    <w:p>
+      <w:pPr>
+        <w:pStyle w:val="BodyText"/>
+      </w:pPr>
+      <w:r>
+        <w:t xml:space="preserve">And I talk about everything. Testosterone. Dopamine. Sleep. Growth hormone. Intermittent fasting. Mitochondria. Testosterone replacement therapy.</w:t>
+      </w:r>
+      <w:r>
+        <w:t xml:space="preserve"> </w:t>
+      </w:r>
+      <w:r>
+        <w:rPr>
+          <w:rStyle w:val="VerbatimChar"/>
+        </w:rPr>
+        <w:t xml:space="preserve">[B-ROLL: capas dos episódios reais passando, uma por palavra]</w:t>
+      </w:r>
+      <w:r>
+        <w:t xml:space="preserve"> </w:t>
+      </w:r>
+      <w:r>
+        <w:t xml:space="preserve">If you’ve ever taken a cold shower to raise your testosterone, you did that because of me.</w:t>
+      </w:r>
+      <w:r>
+        <w:t xml:space="preserve"> </w:t>
+      </w:r>
+      <w:r>
+        <w:rPr>
+          <w:rStyle w:val="VerbatimChar"/>
+        </w:rPr>
         <w:t xml:space="preserve">[B-ROLL: Huberman na banheira de gelo]</w:t>
       </w:r>
       <w:r>
         <w:t xml:space="preserve"> </w:t>
       </w:r>
       <w:r>
-        <w:t xml:space="preserve">If you’ve ever gone outside to get sunlight in your eyes first thing in the morning… that was me too.</w:t>
+        <w:t xml:space="preserve">If you’ve ever stepped outside to get morning sunlight in your eyes, that was me too.</w:t>
       </w:r>
       <w:r>
         <w:t xml:space="preserve"> </w:t>
@@ -221,7 +294,7 @@
         <w:rPr>
           <w:rStyle w:val="VerbatimChar"/>
         </w:rPr>
-        <w:t xml:space="preserve">[B-ROLL: sol da manhã, homem no quintal]</w:t>
+        <w:t xml:space="preserve">[B-ROLL: sol da manhã]</w:t>
       </w:r>
       <w:r>
         <w:t xml:space="preserve"> </w:t>
@@ -250,7 +323,19 @@
         <w:pStyle w:val="BodyText"/>
       </w:pPr>
       <w:r>
-        <w:t xml:space="preserve">Peter Attia has sat across from me at this microphone.</w:t>
+        <w:t xml:space="preserve">But until six months ago, I had never once said the words</w:t>
+      </w:r>
+      <w:r>
+        <w:t xml:space="preserve"> </w:t>
+      </w:r>
+      <w:r>
+        <w:t xml:space="preserve">“</w:t>
+      </w:r>
+      <w:r>
+        <w:t xml:space="preserve">castrating plaque.</w:t>
+      </w:r>
+      <w:r>
+        <w:t xml:space="preserve">”</w:t>
       </w:r>
       <w:r>
         <w:t xml:space="preserve"> </w:t>
@@ -259,13 +344,31 @@
         <w:rPr>
           <w:rStyle w:val="VerbatimChar"/>
         </w:rPr>
-        <w:t xml:space="preserve">[B-ROLL: Attia no podcast, lower-third "Dr. Peter Attia, MD — Stanford / Johns Hopkins"]</w:t>
-      </w:r>
-      <w:r>
-        <w:t xml:space="preserve"> </w:t>
-      </w:r>
-      <w:r>
-        <w:t xml:space="preserve">So have the men who run the biggest labs in this country.</w:t>
+        <w:t xml:space="preserve">[LETTERING: "CASTRATING PLAQUE"]</w:t>
+      </w:r>
+    </w:p>
+    <w:p>
+      <w:pPr>
+        <w:pStyle w:val="BodyText"/>
+      </w:pPr>
+      <w:r>
+        <w:t xml:space="preserve">Because I had never heard them. Nobody had.</w:t>
+      </w:r>
+    </w:p>
+    <w:p>
+      <w:pPr>
+        <w:pStyle w:val="BodyText"/>
+      </w:pPr>
+      <w:r>
+        <w:t xml:space="preserve">And here’s the part that embarrasses me.</w:t>
+      </w:r>
+    </w:p>
+    <w:p>
+      <w:pPr>
+        <w:pStyle w:val="BodyText"/>
+      </w:pPr>
+      <w:r>
+        <w:t xml:space="preserve">For six years, I taught men how to build a stronger body. And I sent those stronger men home with a dead dick.</w:t>
       </w:r>
       <w:r>
         <w:t xml:space="preserve"> </w:t>
@@ -274,29 +377,15 @@
         <w:rPr>
           <w:rStyle w:val="VerbatimChar"/>
         </w:rPr>
-        <w:t xml:space="preserve">[B-ROLL: convidados reais do podcast, lower-thirds]</w:t>
-      </w:r>
-      <w:r>
-        <w:t xml:space="preserve"> </w:t>
-      </w:r>
-      <w:r>
-        <w:t xml:space="preserve">When a man wants to be stronger, sharper, harder at 50 than he was at 30, he comes to my work.</w:t>
-      </w:r>
-    </w:p>
-    <w:p>
-      <w:pPr>
-        <w:pStyle w:val="BodyText"/>
-      </w:pPr>
-      <w:r>
-        <w:t xml:space="preserve">And here’s the part that embarrasses me.</w:t>
-      </w:r>
-    </w:p>
-    <w:p>
-      <w:pPr>
-        <w:pStyle w:val="BodyText"/>
-      </w:pPr>
-      <w:r>
-        <w:t xml:space="preserve">For six years, I taught men how to build a stronger body. And I sent those stronger men home with a dead dick.</w:t>
+        <w:t xml:space="preserve">[LETTERING: "STRONGER MAN" branco / "DEAD DICK" vermelho]</w:t>
+      </w:r>
+    </w:p>
+    <w:p>
+      <w:pPr>
+        <w:pStyle w:val="BodyText"/>
+      </w:pPr>
+      <w:r>
+        <w:t xml:space="preserve">Because everything I taught them, the cold, the sun, the sleep, the training, all of it makes the man stronger. None of it touches the tissue.</w:t>
       </w:r>
       <w:r>
         <w:t xml:space="preserve"> </w:t>
@@ -305,15 +394,21 @@
         <w:rPr>
           <w:rStyle w:val="VerbatimChar"/>
         </w:rPr>
-        <w:t xml:space="preserve">[LETTERING: "STRONGER MAN" branco / "DEAD DICK" vermelho]</w:t>
-      </w:r>
-    </w:p>
-    <w:p>
-      <w:pPr>
-        <w:pStyle w:val="BodyText"/>
-      </w:pPr>
-      <w:r>
-        <w:t xml:space="preserve">Because everything I taught them, the cold, the sun, the sleep, the training, all of it makes the man stronger. None of it touches the tissue.</w:t>
+        <w:t xml:space="preserve">[B-ROLL: homem forte de 55 na academia, corte para ele sentado na beira da cama, luz azul]</w:t>
+      </w:r>
+      <w:r>
+        <w:t xml:space="preserve"> </w:t>
+      </w:r>
+      <w:r>
+        <w:t xml:space="preserve">And the tissue is where this happens.</w:t>
+      </w:r>
+    </w:p>
+    <w:p>
+      <w:pPr>
+        <w:pStyle w:val="BodyText"/>
+      </w:pPr>
+      <w:r>
+        <w:t xml:space="preserve">There is something going on inside the dick of almost every American man after 40.</w:t>
       </w:r>
       <w:r>
         <w:t xml:space="preserve"> </w:t>
@@ -322,21 +417,13 @@
         <w:rPr>
           <w:rStyle w:val="VerbatimChar"/>
         </w:rPr>
-        <w:t xml:space="preserve">[B-ROLL: homem forte de 55 na academia, corte para ele sentado na beira da cama, luz azul]</w:t>
-      </w:r>
-      <w:r>
-        <w:t xml:space="preserve"> </w:t>
-      </w:r>
-      <w:r>
-        <w:t xml:space="preserve">And the tissue is where this happens.</w:t>
-      </w:r>
-    </w:p>
-    <w:p>
-      <w:pPr>
-        <w:pStyle w:val="BodyText"/>
-      </w:pPr>
-      <w:r>
-        <w:t xml:space="preserve">There is something going on inside the dick of almost every American man after 40.</w:t>
+        <w:t xml:space="preserve">[B-ROLL: animação 3D, corte do pênis, área escurecendo]</w:t>
+      </w:r>
+      <w:r>
+        <w:t xml:space="preserve"> </w:t>
+      </w:r>
+      <w:r>
+        <w:t xml:space="preserve">A deposit. It builds up in the one tissue that decides whether you get hard or not, and it does to that tissue exactly what a knife does to a bull.</w:t>
       </w:r>
       <w:r>
         <w:t xml:space="preserve"> </w:t>
@@ -345,13 +432,13 @@
         <w:rPr>
           <w:rStyle w:val="VerbatimChar"/>
         </w:rPr>
-        <w:t xml:space="preserve">[B-ROLL: animação 3D, corte do pênis, área escurecendo]</w:t>
-      </w:r>
-      <w:r>
-        <w:t xml:space="preserve"> </w:t>
-      </w:r>
-      <w:r>
-        <w:t xml:space="preserve">Something that kills the tissue from the inside. Slowly. No pain. No warning. It turns living flesh into something soft and dead that doesn’t answer to anything: not to desire, not to a blue pill, not to a cold shower.</w:t>
+        <w:t xml:space="preserve">[B-ROLL: touro no pasto; corte para um boi castrado, cabeça baixa, no curral]</w:t>
+      </w:r>
+      <w:r>
+        <w:t xml:space="preserve"> </w:t>
+      </w:r>
+      <w:r>
+        <w:t xml:space="preserve">No cut. No blood. No pain. No warning.</w:t>
       </w:r>
       <w:r>
         <w:t xml:space="preserve"> </w:t>
@@ -366,7 +453,7 @@
         <w:t xml:space="preserve"> </w:t>
       </w:r>
       <w:r>
-        <w:t xml:space="preserve">And it does it in the most cowardly way possible: so slowly that by the time a man notices, the damage is already done.</w:t>
+        <w:t xml:space="preserve">It turns living flesh into something soft and dead that doesn’t answer to anything: not to desire, not to a blue pill, not to a cold shower. And it does it in the most cowardly way possible: so slowly that by the time a man notices, the damage is already done.</w:t>
       </w:r>
     </w:p>
     <w:p>
@@ -391,7 +478,15 @@
         <w:pStyle w:val="BodyText"/>
       </w:pPr>
       <w:r>
-        <w:t xml:space="preserve">I’m not a medical doctor. I don’t prescribe, I don’t operate, and I don’t read MRIs. So the part of this story that needs a doctor has one.</w:t>
+        <w:t xml:space="preserve">I’m going to give it one tonight. And I’m going to show you where it came from, what it’s doing to you right now, and the one animal on earth that it can’t touch.</w:t>
+      </w:r>
+    </w:p>
+    <w:p>
+      <w:pPr>
+        <w:pStyle w:val="BodyText"/>
+      </w:pPr>
+      <w:r>
+        <w:t xml:space="preserve">But this story doesn’t start in a lab. It starts with a friend.</w:t>
       </w:r>
       <w:r>
         <w:t xml:space="preserve"> </w:t>
@@ -400,21 +495,15 @@
         <w:rPr>
           <w:rStyle w:val="VerbatimChar"/>
         </w:rPr>
-        <w:t xml:space="preserve">[B-ROLL: Attia de jaleco em frente a uma ressonância]</w:t>
-      </w:r>
-      <w:r>
-        <w:t xml:space="preserve"> </w:t>
-      </w:r>
-      <w:r>
-        <w:t xml:space="preserve">Dr. Peter Attia. Stanford. Johns Hopkins. One of the most respected longevity physicians in the United States, and a close friend. He’s the one who measured what I’m about to show you. You’ll see his numbers with your own eyes.</w:t>
-      </w:r>
-    </w:p>
-    <w:p>
-      <w:pPr>
-        <w:pStyle w:val="BodyText"/>
-      </w:pPr>
-      <w:r>
-        <w:t xml:space="preserve">But this story doesn’t start in a lab. It starts with a friend.</w:t>
+        <w:t xml:space="preserve">[B-ROLL: foto de Huberman e Tyson juntos, academia]</w:t>
+      </w:r>
+    </w:p>
+    <w:p>
+      <w:pPr>
+        <w:pStyle w:val="BodyText"/>
+      </w:pPr>
+      <w:r>
+        <w:t xml:space="preserve">I’ve known Mike Tyson for years. We’ve trained together. We’ve eaten at each other’s tables. I’ve seen him with his shirt off at 58, with more muscle than most of my listeners have at 30.</w:t>
       </w:r>
       <w:r>
         <w:t xml:space="preserve"> </w:t>
@@ -423,15 +512,13 @@
         <w:rPr>
           <w:rStyle w:val="VerbatimChar"/>
         </w:rPr>
-        <w:t xml:space="preserve">[B-ROLL: foto de Huberman e Tyson juntos, academia]</w:t>
-      </w:r>
-    </w:p>
-    <w:p>
-      <w:pPr>
-        <w:pStyle w:val="BodyText"/>
-      </w:pPr>
-      <w:r>
-        <w:t xml:space="preserve">I’ve known Mike Tyson for years. We’ve trained together. We’ve eaten at each other’s tables. I’ve seen him with his shirt off at 58, with more muscle than most of my listeners have at 30.</w:t>
+        <w:t xml:space="preserve">[B-ROLL: Tyson sem camisa, treino, 2024]</w:t>
+      </w:r>
+      <w:r>
+        <w:t xml:space="preserve"> </w:t>
+      </w:r>
+      <w:r>
+        <w:t xml:space="preserve">For me, Mike was living proof that a man could get old and stay a bull. The most feared man in America. The man who, at 58, stood up for eight rounds in front of 72,000 people in Arlington, Texas, and 108 million more at home.</w:t>
       </w:r>
       <w:r>
         <w:t xml:space="preserve"> </w:t>
@@ -440,13 +527,15 @@
         <w:rPr>
           <w:rStyle w:val="VerbatimChar"/>
         </w:rPr>
-        <w:t xml:space="preserve">[B-ROLL: Tyson sem camisa, treino, 2024]</w:t>
-      </w:r>
-      <w:r>
-        <w:t xml:space="preserve"> </w:t>
-      </w:r>
-      <w:r>
-        <w:t xml:space="preserve">For me, Mike was living proof that a man could get old and stay a bull. The most feared man in America. The man who, at 58, stood up for eight rounds in front of 72,000 people in Arlington, Texas, and 108 million more at home.</w:t>
+        <w:t xml:space="preserve">[B-ROLL: AT&amp;T Stadium, 15 de novembro de 2024, multidão]</w:t>
+      </w:r>
+    </w:p>
+    <w:p>
+      <w:pPr>
+        <w:pStyle w:val="BodyText"/>
+      </w:pPr>
+      <w:r>
+        <w:t xml:space="preserve">And he was the first one to break.</w:t>
       </w:r>
       <w:r>
         <w:t xml:space="preserve"> </w:t>
@@ -455,23 +544,6 @@
         <w:rPr>
           <w:rStyle w:val="VerbatimChar"/>
         </w:rPr>
-        <w:t xml:space="preserve">[B-ROLL: AT&amp;T Stadium, 15 de novembro de 2024, multidão]</w:t>
-      </w:r>
-    </w:p>
-    <w:p>
-      <w:pPr>
-        <w:pStyle w:val="BodyText"/>
-      </w:pPr>
-      <w:r>
-        <w:t xml:space="preserve">And he was the first one to break.</w:t>
-      </w:r>
-      <w:r>
-        <w:t xml:space="preserve"> </w:t>
-      </w:r>
-      <w:r>
-        <w:rPr>
-          <w:rStyle w:val="VerbatimChar"/>
-        </w:rPr>
         <w:t xml:space="preserve">[B-ROLL: Tyson no rancho, camisa aberta, olhando para baixo]</w:t>
       </w:r>
     </w:p>
@@ -480,7 +552,7 @@
         <w:pStyle w:val="BodyText"/>
       </w:pPr>
       <w:r>
-        <w:t xml:space="preserve">What he told me, in that ranch house outside Arlington, wasn’t a patient’s complaint. It was a confession. The most feared man in America, sitting in front of me with his head down, telling me his dick hadn’t worked right in two years, and that he’d found out what that costs a man.</w:t>
+        <w:t xml:space="preserve">What he told me, in that ranch house outside Arlington, wasn’t a patient’s complaint. It was a confession. The most feared man in America, sitting in front of me with his head down, telling me his dick hadn’t worked right in two years, and that he’d just found out what that costs a man.</w:t>
       </w:r>
     </w:p>
     <w:p>
@@ -617,31 +689,62 @@
         <w:pStyle w:val="BodyText"/>
       </w:pPr>
       <w:r>
-        <w:t xml:space="preserve">Pergunta justa. Então deixa eu responder, e depois deixa eu te contar a única coisa do meu próprio trabalho de que eu tenho vergonha.</w:t>
-      </w:r>
-    </w:p>
-    <w:p>
-      <w:pPr>
-        <w:pStyle w:val="BodyText"/>
-      </w:pPr>
-      <w:r>
-        <w:t xml:space="preserve">Meu nome é Andrew Huberman. Sou professor de neurobiologia na Faculdade de Medicina de Stanford. E nos últimos seis anos eu apresento o podcast de saúde mais ouvido do mundo.</w:t>
-      </w:r>
-    </w:p>
-    <w:p>
-      <w:pPr>
-        <w:pStyle w:val="BodyText"/>
-      </w:pPr>
-      <w:r>
-        <w:t xml:space="preserve">Se você já tomou banho gelado pra subir a testosterona… você fez isso por minha causa. Se você já saiu de casa pra pegar sol nos olhos logo de manhã… isso também fui eu. Eu tenho um episódio inteiro sobre testosterona. Tenho um capítulo sobre exposição ao frio na virilha. Milhões de homens americanos montaram a manhã deles em cima do que eu disse.</w:t>
-      </w:r>
-    </w:p>
-    <w:p>
-      <w:pPr>
-        <w:pStyle w:val="BodyText"/>
-      </w:pPr>
-      <w:r>
-        <w:t xml:space="preserve">O Peter Attia já sentou na minha frente neste microfone. Os homens que comandam os maiores laboratórios deste país também. Quando um homem quer ficar mais forte, mais afiado, mais duro aos 50 do que era aos 30, ele vem atrás do meu trabalho.</w:t>
+        <w:t xml:space="preserve">Pergunta justa. Então deixa eu responder. E depois deixa eu te contar a única coisa do meu próprio trabalho de que eu tenho vergonha.</w:t>
+      </w:r>
+    </w:p>
+    <w:p>
+      <w:pPr>
+        <w:pStyle w:val="BodyText"/>
+      </w:pPr>
+      <w:r>
+        <w:t xml:space="preserve">Meu nome é Andrew Huberman. Sou professor de neurobiologia na Faculdade de Medicina de Stanford.</w:t>
+      </w:r>
+    </w:p>
+    <w:p>
+      <w:pPr>
+        <w:pStyle w:val="BodyText"/>
+      </w:pPr>
+      <w:r>
+        <w:t xml:space="preserve">Você provavelmente já me viu no meu podcast, Huberman Lab. Top 5 nos Estados Unidos na categoria saúde, por quatro anos seguidos. Centenas de milhões de downloads. Eu entrevisto cientistas, médicos, pesquisadores, os homens que comandam os maiores laboratórios deste país.</w:t>
+      </w:r>
+    </w:p>
+    <w:p>
+      <w:pPr>
+        <w:pStyle w:val="BodyText"/>
+      </w:pPr>
+      <w:r>
+        <w:t xml:space="preserve">E eu falo sobre tudo. Testosterona. Dopamina. Sono. Hormônio do crescimento. Jejum intermitente. Mitocôndrias. Terapia de reposição de testosterona. Se você já tomou banho gelado pra subir a testosterona, você fez isso por minha causa. Se você já saiu de casa pra pegar o sol da manhã nos olhos, isso também fui eu. Eu tenho um episódio inteiro sobre testosterona. Tenho um capítulo sobre exposição ao frio na virilha. Milhões de homens americanos montaram a manhã deles em cima do que eu disse.</w:t>
+      </w:r>
+    </w:p>
+    <w:p>
+      <w:pPr>
+        <w:pStyle w:val="BodyText"/>
+      </w:pPr>
+      <w:r>
+        <w:t xml:space="preserve">Mas até seis meses atrás, eu nunca tinha dito as palavras</w:t>
+      </w:r>
+      <w:r>
+        <w:t xml:space="preserve"> </w:t>
+      </w:r>
+      <w:r>
+        <w:t xml:space="preserve">“</w:t>
+      </w:r>
+      <w:r>
+        <w:t xml:space="preserve">placa castradora</w:t>
+      </w:r>
+      <w:r>
+        <w:t xml:space="preserve">”</w:t>
+      </w:r>
+      <w:r>
+        <w:t xml:space="preserve">.</w:t>
+      </w:r>
+    </w:p>
+    <w:p>
+      <w:pPr>
+        <w:pStyle w:val="BodyText"/>
+      </w:pPr>
+      <w:r>
+        <w:t xml:space="preserve">Porque eu nunca tinha ouvido. Ninguém tinha.</w:t>
       </w:r>
     </w:p>
     <w:p>
@@ -673,7 +776,7 @@
         <w:pStyle w:val="BodyText"/>
       </w:pPr>
       <w:r>
-        <w:t xml:space="preserve">Tem uma coisa acontecendo dentro do pau de quase todo homem americano depois dos 40. Uma coisa que mata o tecido por dentro. Devagar. Sem dor. Sem aviso. Ela transforma carne viva numa coisa mole e morta que não responde mais a nada: nem ao desejo, nem à pílula azul, nem ao banho gelado. E faz isso do jeito mais covarde possível: tão devagar que, quando o homem percebe, o estrago já está feito.</w:t>
+        <w:t xml:space="preserve">Tem uma coisa acontecendo dentro do pau de quase todo homem americano depois dos 40. Um depósito. Ele se acumula no único tecido que decide se você fica duro ou não, e faz com esse tecido exatamente o que a faca faz com um touro. Sem corte. Sem sangue. Sem dor. Sem aviso. Ele transforma carne viva numa coisa mole e morta que não responde mais a nada: nem ao desejo, nem à pílula azul, nem ao banho gelado. E faz isso do jeito mais covarde possível: tão devagar que, quando o homem percebe, o estrago já está feito.</w:t>
       </w:r>
     </w:p>
     <w:p>
@@ -689,7 +792,7 @@
         <w:pStyle w:val="BodyText"/>
       </w:pPr>
       <w:r>
-        <w:t xml:space="preserve">Eu não sou médico. Não receito, não opero e não leio ressonância. Então a parte desta história que precisa de um médico tem um. Dr. Peter Attia. Stanford. Johns Hopkins. Um dos médicos de longevidade mais respeitados dos Estados Unidos, e um amigo próximo. Foi ele que mediu o que eu vou te mostrar. Você vai ver os números dele com os seus próprios olhos.</w:t>
+        <w:t xml:space="preserve">Eu vou dar um nome hoje. E vou te mostrar de onde veio, o que está fazendo com você agora, e o único animal da Terra que ele não consegue tocar.</w:t>
       </w:r>
     </w:p>
     <w:p>
@@ -721,7 +824,7 @@
         <w:pStyle w:val="BodyText"/>
       </w:pPr>
       <w:r>
-        <w:t xml:space="preserve">O que ele me contou, naquela casa de rancho perto de Arlington, não era queixa de paciente. Era uma confissão. O homem mais temido da América, sentado na minha frente de cabeça baixa, me contando que o pau dele não funcionava direito há dois anos, e que ele tinha descoberto quanto isso custa a um homem.</w:t>
+        <w:t xml:space="preserve">O que ele me contou, naquela casa de rancho perto de Arlington, não era queixa de paciente. Era uma confissão. O homem mais temido da América, sentado na minha frente de cabeça baixa, me contando que o pau dele não funcionava direito há dois anos, e que ele tinha acabado de descobrir quanto isso custa a um homem.</w:t>
       </w:r>
     </w:p>
     <w:p>
@@ -892,7 +995,7 @@
               <w:t xml:space="preserve">“</w:t>
             </w:r>
             <w:r>
-              <w:t xml:space="preserve">comes to my work</w:t>
+              <w:t xml:space="preserve">built their mornings around what I told them</w:t>
             </w:r>
             <w:r>
               <w:t xml:space="preserve">”</w:t>
@@ -921,7 +1024,7 @@
               <w:jc w:val="left"/>
             </w:pPr>
             <w:r>
-              <w:t xml:space="preserve">PL-B2 a confissão</w:t>
+              <w:t xml:space="preserve">Tease do mecanismo (novo)</w:t>
             </w:r>
           </w:p>
         </w:tc>
@@ -936,25 +1039,19 @@
               <w:t xml:space="preserve">“</w:t>
             </w:r>
             <w:r>
-              <w:t xml:space="preserve">And here’s the part that embarrasses me</w:t>
-            </w:r>
-            <w:r>
-              <w:t xml:space="preserve">”</w:t>
+              <w:t xml:space="preserve">until six months ago, I had never once said the words</w:t>
             </w:r>
             <w:r>
               <w:t xml:space="preserve"> </w:t>
             </w:r>
             <w:r>
-              <w:t xml:space="preserve">→</w:t>
-            </w:r>
-            <w:r>
-              <w:t xml:space="preserve"> </w:t>
-            </w:r>
-            <w:r>
-              <w:t xml:space="preserve">“</w:t>
-            </w:r>
-            <w:r>
-              <w:t xml:space="preserve">NOBODY NAMED IT</w:t>
+              <w:t xml:space="preserve">‘</w:t>
+            </w:r>
+            <w:r>
+              <w:t xml:space="preserve">castrating plaque</w:t>
+            </w:r>
+            <w:r>
+              <w:t xml:space="preserve">’</w:t>
             </w:r>
             <w:r>
               <w:t xml:space="preserve">”</w:t>
@@ -969,37 +1066,7 @@
               <w:jc w:val="left"/>
             </w:pPr>
             <w:r>
-              <w:t xml:space="preserve">“</w:t>
-            </w:r>
-            <w:r>
-              <w:t xml:space="preserve">nobody named it</w:t>
-            </w:r>
-            <w:r>
-              <w:t xml:space="preserve">”</w:t>
-            </w:r>
-            <w:r>
-              <w:t xml:space="preserve"> </w:t>
-            </w:r>
-            <w:r>
-              <w:t xml:space="preserve">→ batismo do cimento na tese; callback em</w:t>
-            </w:r>
-            <w:r>
-              <w:t xml:space="preserve"> </w:t>
-            </w:r>
-            <w:r>
-              <w:t xml:space="preserve">“</w:t>
-            </w:r>
-            <w:r>
-              <w:t xml:space="preserve">por que nada funcionou</w:t>
-            </w:r>
-            <w:r>
-              <w:t xml:space="preserve">”</w:t>
-            </w:r>
-            <w:r>
-              <w:t xml:space="preserve"> </w:t>
-            </w:r>
-            <w:r>
-              <w:t xml:space="preserve">(regra 16)</w:t>
+              <w:t xml:space="preserve">o batismo na tese (PL-T1 → T3)</w:t>
             </w:r>
           </w:p>
         </w:tc>
@@ -1013,7 +1080,7 @@
               <w:jc w:val="left"/>
             </w:pPr>
             <w:r>
-              <w:t xml:space="preserve">PL-B3 Attia</w:t>
+              <w:t xml:space="preserve">PL-B2 a confissão</w:t>
             </w:r>
           </w:p>
         </w:tc>
@@ -1028,7 +1095,7 @@
               <w:t xml:space="preserve">“</w:t>
             </w:r>
             <w:r>
-              <w:t xml:space="preserve">I’m not a medical doctor</w:t>
+              <w:t xml:space="preserve">here’s the part that embarrasses me</w:t>
             </w:r>
             <w:r>
               <w:t xml:space="preserve">”</w:t>
@@ -1046,7 +1113,25 @@
               <w:t xml:space="preserve">“</w:t>
             </w:r>
             <w:r>
-              <w:t xml:space="preserve">with your own eyes</w:t>
+              <w:t xml:space="preserve">NOBODY NAMED IT</w:t>
+            </w:r>
+            <w:r>
+              <w:t xml:space="preserve">”</w:t>
+            </w:r>
+            <w:r>
+              <w:t xml:space="preserve"> </w:t>
+            </w:r>
+            <w:r>
+              <w:t xml:space="preserve">→</w:t>
+            </w:r>
+            <w:r>
+              <w:t xml:space="preserve"> </w:t>
+            </w:r>
+            <w:r>
+              <w:t xml:space="preserve">“</w:t>
+            </w:r>
+            <w:r>
+              <w:t xml:space="preserve">I’m going to give it one tonight</w:t>
             </w:r>
             <w:r>
               <w:t xml:space="preserve">”</w:t>
@@ -1061,7 +1146,43 @@
               <w:jc w:val="left"/>
             </w:pPr>
             <w:r>
-              <w:t xml:space="preserve">a ressonância (build-up)</w:t>
+              <w:t xml:space="preserve">callback em</w:t>
+            </w:r>
+            <w:r>
+              <w:t xml:space="preserve"> </w:t>
+            </w:r>
+            <w:r>
+              <w:t xml:space="preserve">“</w:t>
+            </w:r>
+            <w:r>
+              <w:t xml:space="preserve">por que nada funcionou</w:t>
+            </w:r>
+            <w:r>
+              <w:t xml:space="preserve">”</w:t>
+            </w:r>
+            <w:r>
+              <w:t xml:space="preserve"> </w:t>
+            </w:r>
+            <w:r>
+              <w:t xml:space="preserve">(regra 16);</w:t>
+            </w:r>
+            <w:r>
+              <w:t xml:space="preserve"> </w:t>
+            </w:r>
+            <w:r>
+              <w:t xml:space="preserve">“</w:t>
+            </w:r>
+            <w:r>
+              <w:t xml:space="preserve">the one animal on earth it can’t touch</w:t>
+            </w:r>
+            <w:r>
+              <w:t xml:space="preserve">”</w:t>
+            </w:r>
+            <w:r>
+              <w:t xml:space="preserve"> </w:t>
+            </w:r>
+            <w:r>
+              <w:t xml:space="preserve">→ ponte do touro</w:t>
             </w:r>
           </w:p>
         </w:tc>
@@ -1204,46 +1325,13 @@
           <w:bCs/>
           <w:b/>
         </w:rPr>
-        <w:t xml:space="preserve">Fatos reais usados:</w:t>
-      </w:r>
-      <w:r>
-        <w:t xml:space="preserve"> </w:t>
-      </w:r>
-      <w:r>
-        <w:t xml:space="preserve">Stanford School of Medicine, professor de neurobiologia; podcast; episódio de testosterona; capítulo</w:t>
-      </w:r>
-      <w:r>
-        <w:t xml:space="preserve"> </w:t>
-      </w:r>
-      <w:r>
-        <w:t xml:space="preserve">“</w:t>
-      </w:r>
-      <w:r>
-        <w:t xml:space="preserve">Cold Exposure to Groin</w:t>
-      </w:r>
-      <w:r>
-        <w:t xml:space="preserve">”</w:t>
-      </w:r>
-      <w:r>
-        <w:t xml:space="preserve">; sol da manhã; Attia convidado (Journal Club); Tyson 58 em Arlington, 72.300 (arredondado para 72.000) e 108 milhões.</w:t>
-      </w:r>
-      <w:r>
-        <w:t xml:space="preserve"> </w:t>
-      </w:r>
-      <w:r>
-        <w:t xml:space="preserve">“</w:t>
-      </w:r>
-      <w:r>
-        <w:t xml:space="preserve">Six years</w:t>
-      </w:r>
-      <w:r>
-        <w:t xml:space="preserve">”</w:t>
-      </w:r>
-      <w:r>
-        <w:t xml:space="preserve"> </w:t>
-      </w:r>
-      <w:r>
-        <w:t xml:space="preserve">de podcast: conferir na gravação (Huberman Lab começou em janeiro de 2021).</w:t>
+        <w:t xml:space="preserve">Attia:</w:t>
+      </w:r>
+      <w:r>
+        <w:t xml:space="preserve"> </w:t>
+      </w:r>
+      <w:r>
+        <w:t xml:space="preserve">removido deste bloco. Entra só onde a história precisa dele (ressonância e piloto, no build-up), sem apresentação formal aqui.</w:t>
       </w:r>
     </w:p>
     <w:p>
@@ -1259,13 +1347,7 @@
           <w:bCs/>
           <w:b/>
         </w:rPr>
-        <w:t xml:space="preserve">Cuidados:</w:t>
-      </w:r>
-      <w:r>
-        <w:t xml:space="preserve"> </w:t>
-      </w:r>
-      <w:r>
-        <w:t xml:space="preserve">Huberman nunca diz que é médico; a frase</w:t>
+        <w:t xml:space="preserve">Números do podcast:</w:t>
       </w:r>
       <w:r>
         <w:t xml:space="preserve"> </w:t>
@@ -1274,7 +1356,7 @@
         <w:t xml:space="preserve">“</w:t>
       </w:r>
       <w:r>
-        <w:t xml:space="preserve">I don’t prescribe, I don’t operate, I don’t read MRIs</w:t>
+        <w:t xml:space="preserve">Top 5 in the health category, four years running</w:t>
       </w:r>
       <w:r>
         <w:t xml:space="preserve">”</w:t>
@@ -1283,7 +1365,7 @@
         <w:t xml:space="preserve"> </w:t>
       </w:r>
       <w:r>
-        <w:t xml:space="preserve">transfere a clínica para o Attia. Nenhum nome de esposa. Tyson</w:t>
+        <w:t xml:space="preserve">e</w:t>
       </w:r>
       <w:r>
         <w:t xml:space="preserve"> </w:t>
@@ -1292,7 +1374,7 @@
         <w:t xml:space="preserve">“</w:t>
       </w:r>
       <w:r>
-        <w:t xml:space="preserve">the most feared man in America</w:t>
+        <w:t xml:space="preserve">hundreds of millions of downloads</w:t>
       </w:r>
       <w:r>
         <w:t xml:space="preserve">”</w:t>
@@ -1301,7 +1383,19 @@
         <w:t xml:space="preserve"> </w:t>
       </w:r>
       <w:r>
-        <w:t xml:space="preserve">é epíteto público.</w:t>
+        <w:t xml:space="preserve">são seguros para o Huberman Lab. Se o time quiser um número redondo (</w:t>
+      </w:r>
+      <w:r>
+        <w:t xml:space="preserve">“</w:t>
+      </w:r>
+      <w:r>
+        <w:t xml:space="preserve">over 500 million downloads</w:t>
+      </w:r>
+      <w:r>
+        <w:t xml:space="preserve">”</w:t>
+      </w:r>
+      <w:r>
+        <w:t xml:space="preserve">), conferir antes da gravação.</w:t>
       </w:r>
     </w:p>
     <w:p>
@@ -1317,13 +1411,61 @@
           <w:bCs/>
           <w:b/>
         </w:rPr>
-        <w:t xml:space="preserve">Picos de legenda grande (5):</w:t>
-      </w:r>
-      <w:r>
-        <w:t xml:space="preserve"> </w:t>
-      </w:r>
-      <w:r>
-        <w:t xml:space="preserve">STRONGER MAN / DEAD DICK · NO PAIN / NO WARNING · NOBODY NAMED IT · WHAT IS IT DOING TO YOURS? · 3 CORPORATIONS.</w:t>
+        <w:t xml:space="preserve">Nome do mecanismo:</w:t>
+      </w:r>
+      <w:r>
+        <w:t xml:space="preserve"> </w:t>
+      </w:r>
+      <w:r>
+        <w:t xml:space="preserve">“</w:t>
+      </w:r>
+      <w:r>
+        <w:t xml:space="preserve">castrating plaque</w:t>
+      </w:r>
+      <w:r>
+        <w:t xml:space="preserve">”</w:t>
+      </w:r>
+      <w:r>
+        <w:t xml:space="preserve"> </w:t>
+      </w:r>
+      <w:r>
+        <w:t xml:space="preserve">aparece uma vez, como tease, e volta na tese. A frase</w:t>
+      </w:r>
+      <w:r>
+        <w:t xml:space="preserve"> </w:t>
+      </w:r>
+      <w:r>
+        <w:t xml:space="preserve">“</w:t>
+      </w:r>
+      <w:r>
+        <w:t xml:space="preserve">exactly what a knife does to a bull</w:t>
+      </w:r>
+      <w:r>
+        <w:t xml:space="preserve">”</w:t>
+      </w:r>
+      <w:r>
+        <w:t xml:space="preserve"> </w:t>
+      </w:r>
+      <w:r>
+        <w:t xml:space="preserve">prepara o</w:t>
+      </w:r>
+      <w:r>
+        <w:t xml:space="preserve"> </w:t>
+      </w:r>
+      <w:r>
+        <w:t xml:space="preserve">“</w:t>
+      </w:r>
+      <w:r>
+        <w:t xml:space="preserve">boi vs touro</w:t>
+      </w:r>
+      <w:r>
+        <w:t xml:space="preserve">”</w:t>
+      </w:r>
+      <w:r>
+        <w:t xml:space="preserve"> </w:t>
+      </w:r>
+      <w:r>
+        <w:t xml:space="preserve">(regra 12): touro com placa castradora é boi.</w:t>
       </w:r>
     </w:p>
     <w:p>
@@ -1339,73 +1481,13 @@
           <w:bCs/>
           <w:b/>
         </w:rPr>
-        <w:t xml:space="preserve">Trilha:</w:t>
-      </w:r>
-      <w:r>
-        <w:t xml:space="preserve"> </w:t>
-      </w:r>
-      <w:r>
-        <w:t xml:space="preserve">neutra até</w:t>
-      </w:r>
-      <w:r>
-        <w:t xml:space="preserve"> </w:t>
-      </w:r>
-      <w:r>
-        <w:t xml:space="preserve">“</w:t>
-      </w:r>
-      <w:r>
-        <w:t xml:space="preserve">comes to my work</w:t>
-      </w:r>
-      <w:r>
-        <w:t xml:space="preserve">”</w:t>
-      </w:r>
-      <w:r>
-        <w:t xml:space="preserve">; grave em</w:t>
-      </w:r>
-      <w:r>
-        <w:t xml:space="preserve"> </w:t>
-      </w:r>
-      <w:r>
-        <w:t xml:space="preserve">“</w:t>
-      </w:r>
-      <w:r>
-        <w:t xml:space="preserve">here’s the part that embarrasses me</w:t>
-      </w:r>
-      <w:r>
-        <w:t xml:space="preserve">”</w:t>
-      </w:r>
-      <w:r>
-        <w:t xml:space="preserve">; sobe em</w:t>
-      </w:r>
-      <w:r>
-        <w:t xml:space="preserve"> </w:t>
-      </w:r>
-      <w:r>
-        <w:t xml:space="preserve">“</w:t>
-      </w:r>
-      <w:r>
-        <w:t xml:space="preserve">It starts with a friend</w:t>
-      </w:r>
-      <w:r>
-        <w:t xml:space="preserve">”</w:t>
-      </w:r>
-      <w:r>
-        <w:t xml:space="preserve">; corta no silêncio em</w:t>
-      </w:r>
-      <w:r>
-        <w:t xml:space="preserve"> </w:t>
-      </w:r>
-      <w:r>
-        <w:t xml:space="preserve">“</w:t>
-      </w:r>
-      <w:r>
-        <w:t xml:space="preserve">And he was the first one to break</w:t>
-      </w:r>
-      <w:r>
-        <w:t xml:space="preserve">”</w:t>
-      </w:r>
-      <w:r>
-        <w:t xml:space="preserve">.</w:t>
+        <w:t xml:space="preserve">Picos de legenda grande (7):</w:t>
+      </w:r>
+      <w:r>
+        <w:t xml:space="preserve"> </w:t>
+      </w:r>
+      <w:r>
+        <w:t xml:space="preserve">TOP 5 — 4 YEARS / HUNDREDS OF MILLIONS · CASTRATING PLAQUE · STRONGER MAN / DEAD DICK · NO PAIN / NO WARNING · NOBODY NAMED IT · WHAT IS IT DOING TO YOURS? · 3 CORPORATIONS.</w:t>
       </w:r>
     </w:p>
     <w:p>
@@ -1421,7 +1503,13 @@
           <w:bCs/>
           <w:b/>
         </w:rPr>
-        <w:t xml:space="preserve">Registro de palavrão:</w:t>
+        <w:t xml:space="preserve">Trilha:</w:t>
+      </w:r>
+      <w:r>
+        <w:t xml:space="preserve"> </w:t>
+      </w:r>
+      <w:r>
+        <w:t xml:space="preserve">neutra até</w:t>
       </w:r>
       <w:r>
         <w:t xml:space="preserve"> </w:t>
@@ -1430,16 +1518,13 @@
         <w:t xml:space="preserve">“</w:t>
       </w:r>
       <w:r>
-        <w:t xml:space="preserve">dick</w:t>
+        <w:t xml:space="preserve">what I told them</w:t>
       </w:r>
       <w:r>
         <w:t xml:space="preserve">”</w:t>
       </w:r>
       <w:r>
-        <w:t xml:space="preserve"> </w:t>
-      </w:r>
-      <w:r>
-        <w:t xml:space="preserve">desde a primeira frase, no padrão do corpus. Sem</w:t>
+        <w:t xml:space="preserve">; pausa seca em</w:t>
       </w:r>
       <w:r>
         <w:t xml:space="preserve"> </w:t>
@@ -1448,16 +1533,58 @@
         <w:t xml:space="preserve">“</w:t>
       </w:r>
       <w:r>
-        <w:t xml:space="preserve">fuck</w:t>
+        <w:t xml:space="preserve">castrating plaque</w:t>
       </w:r>
       <w:r>
         <w:t xml:space="preserve">”</w:t>
       </w:r>
       <w:r>
-        <w:t xml:space="preserve"> </w:t>
-      </w:r>
-      <w:r>
-        <w:t xml:space="preserve">neste bloco; entra na voz do Mike.</w:t>
+        <w:t xml:space="preserve">; grave em</w:t>
+      </w:r>
+      <w:r>
+        <w:t xml:space="preserve"> </w:t>
+      </w:r>
+      <w:r>
+        <w:t xml:space="preserve">“</w:t>
+      </w:r>
+      <w:r>
+        <w:t xml:space="preserve">here’s the part that embarrasses me</w:t>
+      </w:r>
+      <w:r>
+        <w:t xml:space="preserve">”</w:t>
+      </w:r>
+      <w:r>
+        <w:t xml:space="preserve">; sobe em</w:t>
+      </w:r>
+      <w:r>
+        <w:t xml:space="preserve"> </w:t>
+      </w:r>
+      <w:r>
+        <w:t xml:space="preserve">“</w:t>
+      </w:r>
+      <w:r>
+        <w:t xml:space="preserve">It starts with a friend</w:t>
+      </w:r>
+      <w:r>
+        <w:t xml:space="preserve">”</w:t>
+      </w:r>
+      <w:r>
+        <w:t xml:space="preserve">; silêncio em</w:t>
+      </w:r>
+      <w:r>
+        <w:t xml:space="preserve"> </w:t>
+      </w:r>
+      <w:r>
+        <w:t xml:space="preserve">“</w:t>
+      </w:r>
+      <w:r>
+        <w:t xml:space="preserve">And he was the first one to break</w:t>
+      </w:r>
+      <w:r>
+        <w:t xml:space="preserve">”</w:t>
+      </w:r>
+      <w:r>
+        <w:t xml:space="preserve">.</w:t>
       </w:r>
     </w:p>
     <w:bookmarkEnd w:id="22"/>

--- a/analise-ed/copy/VSL_SodaFil_01_Background.docx
+++ b/analise-ed/copy/VSL_SodaFil_01_Background.docx
@@ -2,13 +2,13 @@
 <file path=word/document.xml><?xml version="1.0" encoding="utf-8"?>
 <w:document xmlns:w="http://schemas.openxmlformats.org/wordprocessingml/2006/main" xmlns:m="http://schemas.openxmlformats.org/officeDocument/2006/math" xmlns:r="http://schemas.openxmlformats.org/officeDocument/2006/relationships" xmlns:o="urn:schemas-microsoft-com:office:office" xmlns:v="urn:schemas-microsoft-com:vml" xmlns:w10="urn:schemas-microsoft-com:office:word" xmlns:a="http://schemas.openxmlformats.org/drawingml/2006/main" xmlns:pic="http://schemas.openxmlformats.org/drawingml/2006/picture" xmlns:wp="http://schemas.openxmlformats.org/drawingml/2006/wordprocessingDrawing">
   <w:body>
-    <w:bookmarkStart w:id="23" w:name="X0d15accde98ceff65542acfd00bec82b0b34216"/>
+    <w:bookmarkStart w:id="23" w:name="Xa44e4d9c8361b5435ac59dbd21a224e66988c48"/>
     <w:p>
       <w:pPr>
         <w:pStyle w:val="Heading1"/>
       </w:pPr>
       <w:r>
-        <w:t xml:space="preserve">VSL SodaFil — BLOCO 1: BACKGROUND STORY (v2, 12/10/2026)</w:t>
+        <w:t xml:space="preserve">VSL SodaFil — BLOCO 1: BACKGROUND STORY (v3, 12/10/2026)</w:t>
       </w:r>
     </w:p>
     <w:p>
@@ -20,25 +20,13 @@
           <w:bCs/>
           <w:b/>
         </w:rPr>
-        <w:t xml:space="preserve">Mudanças da v2 (ordem do Marcos):</w:t>
-      </w:r>
-      <w:r>
-        <w:t xml:space="preserve"> </w:t>
-      </w:r>
-      <w:r>
-        <w:t xml:space="preserve">sem Attia no background; autoridade do Huberman construída com números e lista de assuntos, no padrão Alpha Erec (</w:t>
-      </w:r>
-      <w:r>
-        <w:t xml:space="preserve">“</w:t>
-      </w:r>
-      <w:r>
-        <w:t xml:space="preserve">Top 5… 200 milhões de downloads… falo sobre tudo… mas até 6 meses atrás eu nunca tinha falado sobre…</w:t>
-      </w:r>
-      <w:r>
-        <w:t xml:space="preserve">”</w:t>
-      </w:r>
-      <w:r>
-        <w:t xml:space="preserve">); o tease do mecanismo ganha nome:</w:t>
+        <w:t xml:space="preserve">Método desta versão (ordem do Marcos):</w:t>
+      </w:r>
+      <w:r>
+        <w:t xml:space="preserve"> </w:t>
+      </w:r>
+      <w:r>
+        <w:t xml:space="preserve">modelagem pela</w:t>
       </w:r>
       <w:r>
         <w:t xml:space="preserve"> </w:t>
@@ -48,30 +36,19 @@
           <w:bCs/>
           <w:b/>
         </w:rPr>
-        <w:t xml:space="preserve">placa castradora / castrating plaque</w:t>
-      </w:r>
-      <w:r>
-        <w:t xml:space="preserve">.</w:t>
-      </w:r>
-      <w:r>
-        <w:t xml:space="preserve"> </w:t>
-      </w:r>
-      <w:r>
-        <w:rPr>
-          <w:bCs/>
-          <w:b/>
-        </w:rPr>
-        <w:t xml:space="preserve">Segue:</w:t>
-      </w:r>
-      <w:r>
-        <w:t xml:space="preserve"> </w:t>
-      </w:r>
-      <w:r>
-        <w:t xml:space="preserve">doc 10 (PL-B1, B2, B4, B5; PL-B3 removido), brief 04, doc 06.</w:t>
-      </w:r>
-      <w:r>
-        <w:t xml:space="preserve"> </w:t>
-      </w:r>
+        <w:t xml:space="preserve">estrutura invisível</w:t>
+      </w:r>
+      <w:r>
+        <w:t xml:space="preserve"> </w:t>
+      </w:r>
+      <w:r>
+        <w:t xml:space="preserve">do bloco validado (Alpha Erec 4.1 → 5.3, com a confissão da Soda Horse 3.1–3.2 encaixada na mesma função). A ordem psicológica e a função de cada parágrafo são respeitadas; o conteúdo é do Huberman (fatos, assuntos, números dele), não do Attia. Toques originais marcados na tabela de modelagem no fim. Escrita segue o guia interno de comunicação (A-B-C, momentum, frases curtas, grupos de três, mostrar em vez de dizer, bucket brigades, ler em voz alta).</w:t>
+      </w:r>
+    </w:p>
+    <w:p>
+      <w:pPr>
+        <w:pStyle w:val="BodyText"/>
+      </w:pPr>
       <w:r>
         <w:rPr>
           <w:bCs/>
@@ -99,7 +76,7 @@
         <w:t xml:space="preserve"> </w:t>
       </w:r>
       <w:r>
-        <w:t xml:space="preserve">2 min 20 s a 2 min 45 s.</w:t>
+        <w:t xml:space="preserve">2 min 50 s a 3 min 10 s (o bloco validado tem 2 min 18 s + 1 min 47 s).</w:t>
       </w:r>
       <w:r>
         <w:t xml:space="preserve"> </w:t>
@@ -175,15 +152,7 @@
         <w:pStyle w:val="BodyText"/>
       </w:pPr>
       <w:r>
-        <w:t xml:space="preserve">But before I show you how this works, you’re asking yourself: who the hell is this guy, and why should I listen to him about my dick?</w:t>
-      </w:r>
-    </w:p>
-    <w:p>
-      <w:pPr>
-        <w:pStyle w:val="BodyText"/>
-      </w:pPr>
-      <w:r>
-        <w:t xml:space="preserve">Fair question. So let me answer it. And then let me tell you the one thing about my own work that I’m ashamed of.</w:t>
+        <w:t xml:space="preserve">But before we go on, you’re probably asking yourself: who am I to be telling you any of this?</w:t>
       </w:r>
     </w:p>
     <w:p>
@@ -200,15 +169,13 @@
         <w:rPr>
           <w:rStyle w:val="VerbatimChar"/>
         </w:rPr>
-        <w:t xml:space="preserve">[B-ROLL: Stanford, laboratório, Huberman de jaleco]</w:t>
-      </w:r>
-    </w:p>
-    <w:p>
-      <w:pPr>
-        <w:pStyle w:val="BodyText"/>
-      </w:pPr>
-      <w:r>
-        <w:t xml:space="preserve">You’ve probably seen me on my podcast, Huberman Lab.</w:t>
+        <w:t xml:space="preserve">[B-ROLL: Stanford, Huberman de jaleco no laboratório]</w:t>
+      </w:r>
+      <w:r>
+        <w:t xml:space="preserve"> </w:t>
+      </w:r>
+      <w:r>
+        <w:t xml:space="preserve">For twenty years I ran a lab that studied one thing: how the nervous system controls the body, and how to take that control back.</w:t>
       </w:r>
       <w:r>
         <w:t xml:space="preserve"> </w:t>
@@ -217,13 +184,13 @@
         <w:rPr>
           <w:rStyle w:val="VerbatimChar"/>
         </w:rPr>
-        <w:t xml:space="preserve">[B-ROLL: estúdio, capa do podcast]</w:t>
-      </w:r>
-      <w:r>
-        <w:t xml:space="preserve"> </w:t>
-      </w:r>
-      <w:r>
-        <w:t xml:space="preserve">Top 5 in the United States in the health category, four years running. Hundreds of millions of downloads.</w:t>
+        <w:t xml:space="preserve">[B-ROLL: microscópio, neurônios]</w:t>
+      </w:r>
+      <w:r>
+        <w:t xml:space="preserve"> </w:t>
+      </w:r>
+      <w:r>
+        <w:t xml:space="preserve">Stress. Sleep. Hormones. Recovery. Then, five years ago, I left the bench to do something that, at the time, nobody had a name for. Teaching men the actual science of their own bodies. Not opinions. Protocols.</w:t>
       </w:r>
       <w:r>
         <w:t xml:space="preserve"> </w:t>
@@ -232,13 +199,15 @@
         <w:rPr>
           <w:rStyle w:val="VerbatimChar"/>
         </w:rPr>
-        <w:t xml:space="preserve">[LETTERING: "TOP 5 — 4 YEARS" / "HUNDREDS OF MILLIONS OF DOWNLOADS"]</w:t>
-      </w:r>
-      <w:r>
-        <w:t xml:space="preserve"> </w:t>
-      </w:r>
-      <w:r>
-        <w:t xml:space="preserve">I interview scientists, physicians, researchers, the men who run the biggest labs in this country.</w:t>
+        <w:t xml:space="preserve">[B-ROLL: estúdio do podcast]</w:t>
+      </w:r>
+    </w:p>
+    <w:p>
+      <w:pPr>
+        <w:pStyle w:val="BodyText"/>
+      </w:pPr>
+      <w:r>
+        <w:t xml:space="preserve">Today those protocols run through NFL locker rooms, Navy SEAL teams, Silicon Valley founders, and actors who have to take their shirt off on camera at 60 and look like a bull.</w:t>
       </w:r>
       <w:r>
         <w:t xml:space="preserve"> </w:t>
@@ -247,15 +216,13 @@
         <w:rPr>
           <w:rStyle w:val="VerbatimChar"/>
         </w:rPr>
-        <w:t xml:space="preserve">[B-ROLL: convidados reais com lower-third]</w:t>
-      </w:r>
-    </w:p>
-    <w:p>
-      <w:pPr>
-        <w:pStyle w:val="BodyText"/>
-      </w:pPr>
-      <w:r>
-        <w:t xml:space="preserve">And I talk about everything. Testosterone. Dopamine. Sleep. Growth hormone. Intermittent fasting. Mitochondria. Testosterone replacement therapy.</w:t>
+        <w:t xml:space="preserve">[B-ROLL: atleta, operador, CEO, ator sem camisa, um plano cada]</w:t>
+      </w:r>
+      <w:r>
+        <w:t xml:space="preserve"> </w:t>
+      </w:r>
+      <w:r>
+        <w:t xml:space="preserve">Men who will do anything to keep working the way they worked at 30. And I was the best in the world at making them stronger.</w:t>
       </w:r>
       <w:r>
         <w:t xml:space="preserve"> </w:t>
@@ -264,13 +231,23 @@
         <w:rPr>
           <w:rStyle w:val="VerbatimChar"/>
         </w:rPr>
-        <w:t xml:space="preserve">[B-ROLL: capas dos episódios reais passando, uma por palavra]</w:t>
-      </w:r>
-      <w:r>
-        <w:t xml:space="preserve"> </w:t>
-      </w:r>
-      <w:r>
-        <w:t xml:space="preserve">If you’ve ever taken a cold shower to raise your testosterone, you did that because of me.</w:t>
+        <w:t xml:space="preserve">[B-ROLL: homem de 55 forte na academia]</w:t>
+      </w:r>
+    </w:p>
+    <w:p>
+      <w:pPr>
+        <w:pStyle w:val="BodyText"/>
+      </w:pPr>
+      <w:r>
+        <w:t xml:space="preserve">That’s exactly where my shame lives.</w:t>
+      </w:r>
+    </w:p>
+    <w:p>
+      <w:pPr>
+        <w:pStyle w:val="BodyText"/>
+      </w:pPr>
+      <w:r>
+        <w:t xml:space="preserve">Because for five years, I made men stronger. Cold. Sun. Sleep. Training. Testosterone up, cortisol down. And I sent those stronger men home to their wives with a dead dick.</w:t>
       </w:r>
       <w:r>
         <w:t xml:space="preserve"> </w:t>
@@ -279,13 +256,13 @@
         <w:rPr>
           <w:rStyle w:val="VerbatimChar"/>
         </w:rPr>
-        <w:t xml:space="preserve">[B-ROLL: Huberman na banheira de gelo]</w:t>
-      </w:r>
-      <w:r>
-        <w:t xml:space="preserve"> </w:t>
-      </w:r>
-      <w:r>
-        <w:t xml:space="preserve">If you’ve ever stepped outside to get morning sunlight in your eyes, that was me too.</w:t>
+        <w:t xml:space="preserve">[LETTERING: "STRONGER MAN" branco / "DEAD DICK" vermelho]</w:t>
+      </w:r>
+      <w:r>
+        <w:t xml:space="preserve"> </w:t>
+      </w:r>
+      <w:r>
+        <w:t xml:space="preserve">I built the engine and never looked at the tissue.</w:t>
       </w:r>
       <w:r>
         <w:t xml:space="preserve"> </w:t>
@@ -294,13 +271,21 @@
         <w:rPr>
           <w:rStyle w:val="VerbatimChar"/>
         </w:rPr>
-        <w:t xml:space="preserve">[B-ROLL: sol da manhã]</w:t>
-      </w:r>
-      <w:r>
-        <w:t xml:space="preserve"> </w:t>
-      </w:r>
-      <w:r>
-        <w:t xml:space="preserve">I have an entire episode on testosterone. I have a chapter on cold exposure to the groin.</w:t>
+        <w:t xml:space="preserve">[B-ROLL: o mesmo homem forte sentado na beira da cama, luz azul, ela de costas]</w:t>
+      </w:r>
+      <w:r>
+        <w:t xml:space="preserve"> </w:t>
+      </w:r>
+      <w:r>
+        <w:t xml:space="preserve">And the tissue is where this happens.</w:t>
+      </w:r>
+    </w:p>
+    <w:p>
+      <w:pPr>
+        <w:pStyle w:val="BodyText"/>
+      </w:pPr>
+      <w:r>
+        <w:t xml:space="preserve">You’ve probably seen me on my podcast, Huberman Lab.</w:t>
       </w:r>
       <w:r>
         <w:t xml:space="preserve"> </w:t>
@@ -309,13 +294,43 @@
         <w:rPr>
           <w:rStyle w:val="VerbatimChar"/>
         </w:rPr>
-        <w:t xml:space="preserve">[B-ROLL: tela do episódio real, capítulo "Cold Exposure to Groin"]</w:t>
-      </w:r>
-      <w:r>
-        <w:t xml:space="preserve"> </w:t>
-      </w:r>
-      <w:r>
-        <w:t xml:space="preserve">Millions of American men built their mornings around what I told them.</w:t>
+        <w:t xml:space="preserve">[B-ROLL: capa do podcast, tela do YouTube]</w:t>
+      </w:r>
+      <w:r>
+        <w:t xml:space="preserve"> </w:t>
+      </w:r>
+      <w:r>
+        <w:t xml:space="preserve">The most listened-to health podcast in the world. Over six million subscribers on YouTube alone. Hundreds of millions of downloads.</w:t>
+      </w:r>
+      <w:r>
+        <w:t xml:space="preserve"> </w:t>
+      </w:r>
+      <w:r>
+        <w:rPr>
+          <w:rStyle w:val="VerbatimChar"/>
+        </w:rPr>
+        <w:t xml:space="preserve">[LETTERING: "6,000,000+ SUBSCRIBERS"]</w:t>
+      </w:r>
+      <w:r>
+        <w:t xml:space="preserve"> </w:t>
+      </w:r>
+      <w:r>
+        <w:t xml:space="preserve">I interview scientists, physicians, Nobel laureates. And I talk about everything. Dopamine. Sleep. Testosterone. Growth hormone. Cold exposure. Morning sunlight. Fertility.</w:t>
+      </w:r>
+      <w:r>
+        <w:t xml:space="preserve"> </w:t>
+      </w:r>
+      <w:r>
+        <w:rPr>
+          <w:rStyle w:val="VerbatimChar"/>
+        </w:rPr>
+        <w:t xml:space="preserve">[B-ROLL: capas reais dos episódios, uma por palavra]</w:t>
+      </w:r>
+      <w:r>
+        <w:t xml:space="preserve"> </w:t>
+      </w:r>
+      <w:r>
+        <w:t xml:space="preserve">I have a three-hour episode on male hormones. I have a chapter on cold exposure to the groin.</w:t>
       </w:r>
     </w:p>
     <w:p>
@@ -352,63 +367,15 @@
         <w:pStyle w:val="BodyText"/>
       </w:pPr>
       <w:r>
-        <w:t xml:space="preserve">Because I had never heard them. Nobody had.</w:t>
-      </w:r>
-    </w:p>
-    <w:p>
-      <w:pPr>
-        <w:pStyle w:val="BodyText"/>
-      </w:pPr>
-      <w:r>
-        <w:t xml:space="preserve">And here’s the part that embarrasses me.</w:t>
-      </w:r>
-    </w:p>
-    <w:p>
-      <w:pPr>
-        <w:pStyle w:val="BodyText"/>
-      </w:pPr>
-      <w:r>
-        <w:t xml:space="preserve">For six years, I taught men how to build a stronger body. And I sent those stronger men home with a dead dick.</w:t>
-      </w:r>
-      <w:r>
-        <w:t xml:space="preserve"> </w:t>
-      </w:r>
-      <w:r>
-        <w:rPr>
-          <w:rStyle w:val="VerbatimChar"/>
-        </w:rPr>
-        <w:t xml:space="preserve">[LETTERING: "STRONGER MAN" branco / "DEAD DICK" vermelho]</w:t>
-      </w:r>
-    </w:p>
-    <w:p>
-      <w:pPr>
-        <w:pStyle w:val="BodyText"/>
-      </w:pPr>
-      <w:r>
-        <w:t xml:space="preserve">Because everything I taught them, the cold, the sun, the sleep, the training, all of it makes the man stronger. None of it touches the tissue.</w:t>
-      </w:r>
-      <w:r>
-        <w:t xml:space="preserve"> </w:t>
-      </w:r>
-      <w:r>
-        <w:rPr>
-          <w:rStyle w:val="VerbatimChar"/>
-        </w:rPr>
-        <w:t xml:space="preserve">[B-ROLL: homem forte de 55 na academia, corte para ele sentado na beira da cama, luz azul]</w:t>
-      </w:r>
-      <w:r>
-        <w:t xml:space="preserve"> </w:t>
-      </w:r>
-      <w:r>
-        <w:t xml:space="preserve">And the tissue is where this happens.</w:t>
-      </w:r>
-    </w:p>
-    <w:p>
-      <w:pPr>
-        <w:pStyle w:val="BodyText"/>
-      </w:pPr>
-      <w:r>
-        <w:t xml:space="preserve">There is something going on inside the dick of almost every American man after 40.</w:t>
+        <w:t xml:space="preserve">And that’s exactly why I’m here.</w:t>
+      </w:r>
+    </w:p>
+    <w:p>
+      <w:pPr>
+        <w:pStyle w:val="BodyText"/>
+      </w:pPr>
+      <w:r>
+        <w:t xml:space="preserve">Because what I’m going to show you in the next few minutes is something I didn’t know existed until last December. Something happening inside the body of almost every American man over 40.</w:t>
       </w:r>
       <w:r>
         <w:t xml:space="preserve"> </w:t>
@@ -423,7 +390,23 @@
         <w:t xml:space="preserve"> </w:t>
       </w:r>
       <w:r>
-        <w:t xml:space="preserve">A deposit. It builds up in the one tissue that decides whether you get hard or not, and it does to that tissue exactly what a knife does to a bull.</w:t>
+        <w:t xml:space="preserve">And not one doctor, not me, not my colleagues at Stanford, not a single urologist in this country, was looking at it.</w:t>
+      </w:r>
+    </w:p>
+    <w:p>
+      <w:pPr>
+        <w:pStyle w:val="BodyText"/>
+      </w:pPr>
+      <w:r>
+        <w:t xml:space="preserve">But I need to go back a little. Because this story starts with a friend of mine.</w:t>
+      </w:r>
+    </w:p>
+    <w:p>
+      <w:pPr>
+        <w:pStyle w:val="BodyText"/>
+      </w:pPr>
+      <w:r>
+        <w:t xml:space="preserve">I’ve lived in Los Angeles for the last few years.</w:t>
       </w:r>
       <w:r>
         <w:t xml:space="preserve"> </w:t>
@@ -432,13 +415,13 @@
         <w:rPr>
           <w:rStyle w:val="VerbatimChar"/>
         </w:rPr>
-        <w:t xml:space="preserve">[B-ROLL: touro no pasto; corte para um boi castrado, cabeça baixa, no curral]</w:t>
-      </w:r>
-      <w:r>
-        <w:t xml:space="preserve"> </w:t>
-      </w:r>
-      <w:r>
-        <w:t xml:space="preserve">No cut. No blood. No pain. No warning.</w:t>
+        <w:t xml:space="preserve">[B-ROLL: LA, casa, academia de garagem]</w:t>
+      </w:r>
+      <w:r>
+        <w:t xml:space="preserve"> </w:t>
+      </w:r>
+      <w:r>
+        <w:t xml:space="preserve">And in that time I built a very specific kind of friendship with a man who trains in the same gym I do. We’ve lifted together. We’ve eaten at each other’s tables. I’ve watched him with his kids.</w:t>
       </w:r>
       <w:r>
         <w:t xml:space="preserve"> </w:t>
@@ -447,21 +430,13 @@
         <w:rPr>
           <w:rStyle w:val="VerbatimChar"/>
         </w:rPr>
-        <w:t xml:space="preserve">[LETTERING: "NO PAIN" branco / "NO WARNING" vermelho]</w:t>
-      </w:r>
-      <w:r>
-        <w:t xml:space="preserve"> </w:t>
-      </w:r>
-      <w:r>
-        <w:t xml:space="preserve">It turns living flesh into something soft and dead that doesn’t answer to anything: not to desire, not to a blue pill, not to a cold shower. And it does it in the most cowardly way possible: so slowly that by the time a man notices, the damage is already done.</w:t>
-      </w:r>
-    </w:p>
-    <w:p>
-      <w:pPr>
-        <w:pStyle w:val="BodyText"/>
-      </w:pPr>
-      <w:r>
-        <w:t xml:space="preserve">And nobody in this country, not me, not my colleagues at Stanford, not the urologists, not the pharmaceutical companies, had the courage or the eye to give it a name.</w:t>
+        <w:t xml:space="preserve">[B-ROLL: fotos de Huberman e Tyson juntos]</w:t>
+      </w:r>
+      <w:r>
+        <w:t xml:space="preserve"> </w:t>
+      </w:r>
+      <w:r>
+        <w:t xml:space="preserve">His name is Mike Tyson. Yes, that Mike Tyson.</w:t>
       </w:r>
       <w:r>
         <w:t xml:space="preserve"> </w:t>
@@ -470,23 +445,13 @@
         <w:rPr>
           <w:rStyle w:val="VerbatimChar"/>
         </w:rPr>
-        <w:t xml:space="preserve">[LETTERING: "NOBODY NAMED IT"]</w:t>
-      </w:r>
-    </w:p>
-    <w:p>
-      <w:pPr>
-        <w:pStyle w:val="BodyText"/>
-      </w:pPr>
-      <w:r>
-        <w:t xml:space="preserve">I’m going to give it one tonight. And I’m going to show you where it came from, what it’s doing to you right now, and the one animal on earth that it can’t touch.</w:t>
-      </w:r>
-    </w:p>
-    <w:p>
-      <w:pPr>
-        <w:pStyle w:val="BodyText"/>
-      </w:pPr>
-      <w:r>
-        <w:t xml:space="preserve">But this story doesn’t start in a lab. It starts with a friend.</w:t>
+        <w:t xml:space="preserve">[B-ROLL: Tyson 1986, cinturão]</w:t>
+      </w:r>
+      <w:r>
+        <w:t xml:space="preserve"> </w:t>
+      </w:r>
+      <w:r>
+        <w:t xml:space="preserve">The youngest heavyweight champion in history. Twenty years old. The most feared man on the planet for a decade. When you were a boy and you closed your eyes and imagined what it meant to be feared, this is the man you saw.</w:t>
       </w:r>
       <w:r>
         <w:t xml:space="preserve"> </w:t>
@@ -495,15 +460,15 @@
         <w:rPr>
           <w:rStyle w:val="VerbatimChar"/>
         </w:rPr>
-        <w:t xml:space="preserve">[B-ROLL: foto de Huberman e Tyson juntos, academia]</w:t>
-      </w:r>
-    </w:p>
-    <w:p>
-      <w:pPr>
-        <w:pStyle w:val="BodyText"/>
-      </w:pPr>
-      <w:r>
-        <w:t xml:space="preserve">I’ve known Mike Tyson for years. We’ve trained together. We’ve eaten at each other’s tables. I’ve seen him with his shirt off at 58, with more muscle than most of my listeners have at 30.</w:t>
+        <w:t xml:space="preserve">[B-ROLL: Tyson entrando no ringue, anos 80]</w:t>
+      </w:r>
+    </w:p>
+    <w:p>
+      <w:pPr>
+        <w:pStyle w:val="BodyText"/>
+      </w:pPr>
+      <w:r>
+        <w:t xml:space="preserve">I know this man. I’ve seen him train. I’ve seen him eat. I’ve seen him at 58 with his shirt off, with more muscle than most of my listeners have at 30.</w:t>
       </w:r>
       <w:r>
         <w:t xml:space="preserve"> </w:t>
@@ -512,13 +477,13 @@
         <w:rPr>
           <w:rStyle w:val="VerbatimChar"/>
         </w:rPr>
-        <w:t xml:space="preserve">[B-ROLL: Tyson sem camisa, treino, 2024]</w:t>
-      </w:r>
-      <w:r>
-        <w:t xml:space="preserve"> </w:t>
-      </w:r>
-      <w:r>
-        <w:t xml:space="preserve">For me, Mike was living proof that a man could get old and stay a bull. The most feared man in America. The man who, at 58, stood up for eight rounds in front of 72,000 people in Arlington, Texas, and 108 million more at home.</w:t>
+        <w:t xml:space="preserve">[B-ROLL: Tyson sem camisa, treino 2024]</w:t>
+      </w:r>
+      <w:r>
+        <w:t xml:space="preserve"> </w:t>
+      </w:r>
+      <w:r>
+        <w:t xml:space="preserve">The man who, at 58, stood up for eight rounds in front of 72,000 people in Arlington, Texas, and 108 million more at home.</w:t>
       </w:r>
       <w:r>
         <w:t xml:space="preserve"> </w:t>
@@ -527,15 +492,29 @@
         <w:rPr>
           <w:rStyle w:val="VerbatimChar"/>
         </w:rPr>
-        <w:t xml:space="preserve">[B-ROLL: AT&amp;T Stadium, 15 de novembro de 2024, multidão]</w:t>
-      </w:r>
-    </w:p>
-    <w:p>
-      <w:pPr>
-        <w:pStyle w:val="BodyText"/>
-      </w:pPr>
-      <w:r>
-        <w:t xml:space="preserve">And he was the first one to break.</w:t>
+        <w:t xml:space="preserve">[B-ROLL: AT&amp;T Stadium, 15 de novembro de 2024]</w:t>
+      </w:r>
+      <w:r>
+        <w:t xml:space="preserve"> </w:t>
+      </w:r>
+      <w:r>
+        <w:t xml:space="preserve">Mike is what I’d call a biological exception. The man who ages wrong. Upward.</w:t>
+      </w:r>
+    </w:p>
+    <w:p>
+      <w:pPr>
+        <w:pStyle w:val="BodyText"/>
+      </w:pPr>
+      <w:r>
+        <w:t xml:space="preserve">At least that’s what I thought.</w:t>
+      </w:r>
+    </w:p>
+    <w:p>
+      <w:pPr>
+        <w:pStyle w:val="BodyText"/>
+      </w:pPr>
+      <w:r>
+        <w:t xml:space="preserve">In December of 2024, three weeks after Arlington, Mike called me at six in the morning.</w:t>
       </w:r>
       <w:r>
         <w:t xml:space="preserve"> </w:t>
@@ -544,23 +523,13 @@
         <w:rPr>
           <w:rStyle w:val="VerbatimChar"/>
         </w:rPr>
-        <w:t xml:space="preserve">[B-ROLL: Tyson no rancho, camisa aberta, olhando para baixo]</w:t>
-      </w:r>
-    </w:p>
-    <w:p>
-      <w:pPr>
-        <w:pStyle w:val="BodyText"/>
-      </w:pPr>
-      <w:r>
-        <w:t xml:space="preserve">What he told me, in that ranch house outside Arlington, wasn’t a patient’s complaint. It was a confession. The most feared man in America, sitting in front of me with his head down, telling me his dick hadn’t worked right in two years, and that he’d just found out what that costs a man.</w:t>
-      </w:r>
-    </w:p>
-    <w:p>
-      <w:pPr>
-        <w:pStyle w:val="BodyText"/>
-      </w:pPr>
-      <w:r>
-        <w:t xml:space="preserve">So stop and think about this with me. If it dropped Mike Tyson, with all the money in the world and every doctor in the world one phone call away, what do you think it’s already doing to yours, with nobody there to warn you?</w:t>
+        <w:t xml:space="preserve">[B-ROLL: tela de chamada recebida, 6:02 AM]</w:t>
+      </w:r>
+      <w:r>
+        <w:t xml:space="preserve"> </w:t>
+      </w:r>
+      <w:r>
+        <w:t xml:space="preserve">I cancelled my next three episodes and disappeared into research for six months. Let me say that again so you understand. I cancelled three episodes. In one week, I walked away from a confirmed sponsorship deal. I didn’t record. I didn’t set foot in my lab. The people who run my company thought I’d lost my mind.</w:t>
       </w:r>
       <w:r>
         <w:t xml:space="preserve"> </w:t>
@@ -569,15 +538,38 @@
         <w:rPr>
           <w:rStyle w:val="VerbatimChar"/>
         </w:rPr>
-        <w:t xml:space="preserve">[LETTERING: "WHAT IS IT DOING TO YOURS?"]</w:t>
-      </w:r>
-    </w:p>
-    <w:p>
-      <w:pPr>
-        <w:pStyle w:val="BodyText"/>
-      </w:pPr>
-      <w:r>
-        <w:t xml:space="preserve">That night, three things became clear to me.</w:t>
+        <w:t xml:space="preserve">[B-ROLL: agenda riscada, estúdio vazio, luz apagada]</w:t>
+      </w:r>
+      <w:r>
+        <w:t xml:space="preserve"> </w:t>
+      </w:r>
+      <w:r>
+        <w:t xml:space="preserve">And I did all of it for one reason.</w:t>
+      </w:r>
+    </w:p>
+    <w:p>
+      <w:pPr>
+        <w:pStyle w:val="BodyText"/>
+      </w:pPr>
+      <w:r>
+        <w:t xml:space="preserve">Because what Mike told me that morning, when he finally opened up, after years of carrying it, wasn’t a patient’s complaint. It was the confession of a man who had hit the bottom.</w:t>
+      </w:r>
+      <w:r>
+        <w:t xml:space="preserve"> </w:t>
+      </w:r>
+      <w:r>
+        <w:rPr>
+          <w:rStyle w:val="VerbatimChar"/>
+        </w:rPr>
+        <w:t xml:space="preserve">[B-ROLL: Tyson no rancho, camisa aberta, cabeça baixa]</w:t>
+      </w:r>
+    </w:p>
+    <w:p>
+      <w:pPr>
+        <w:pStyle w:val="BodyText"/>
+      </w:pPr>
+      <w:r>
+        <w:t xml:space="preserve">And when I hung up the phone, I already understood three things.</w:t>
       </w:r>
       <w:r>
         <w:t xml:space="preserve"> </w:t>
@@ -594,23 +586,23 @@
         <w:pStyle w:val="BodyText"/>
       </w:pPr>
       <w:r>
-        <w:t xml:space="preserve">The first: it wasn’t age. It wasn’t stress. It wasn’t testosterone, and believe me, I checked. It was something else. Something nobody looks for, because nobody knows it’s there.</w:t>
-      </w:r>
-    </w:p>
-    <w:p>
-      <w:pPr>
-        <w:pStyle w:val="BodyText"/>
-      </w:pPr>
-      <w:r>
-        <w:t xml:space="preserve">The second: if it took down Mike Tyson, it is taking down every American man, quietly, one by one, with no name and no diagnosis. Including you. Today.</w:t>
-      </w:r>
-    </w:p>
-    <w:p>
-      <w:pPr>
-        <w:pStyle w:val="BodyText"/>
-      </w:pPr>
-      <w:r>
-        <w:t xml:space="preserve">And the third, the dirtiest one: nobody talks about it for a very specific reason. A reason that involves three of the largest corporations on the planet, and more money than you and I will ever see.</w:t>
+        <w:t xml:space="preserve">The first: what was happening to Mike Tyson was not something any urologist on earth was going to diagnose. It wasn’t age. It wasn’t stress. It wasn’t low testosterone. I checked. His numbers were better than mine.</w:t>
+      </w:r>
+    </w:p>
+    <w:p>
+      <w:pPr>
+        <w:pStyle w:val="BodyText"/>
+      </w:pPr>
+      <w:r>
+        <w:t xml:space="preserve">The second: if it was happening to him, to the man with the best doctors, the best nutritionists, the best trainers on the planet one phone call away, then it was happening to almost every other American man over 45. Quietly. No diagnosis. No name.</w:t>
+      </w:r>
+    </w:p>
+    <w:p>
+      <w:pPr>
+        <w:pStyle w:val="BodyText"/>
+      </w:pPr>
+      <w:r>
+        <w:t xml:space="preserve">And the third: nobody was talking about it for a very specific reason. A reason that involves three of the largest corporations in the world.</w:t>
       </w:r>
       <w:r>
         <w:t xml:space="preserve"> </w:t>
@@ -621,21 +613,27 @@
         </w:rPr>
         <w:t xml:space="preserve">[LETTERING: "3 CORPORATIONS"]</w:t>
       </w:r>
-    </w:p>
-    <w:p>
-      <w:pPr>
-        <w:pStyle w:val="BodyText"/>
-      </w:pPr>
-      <w:r>
-        <w:t xml:space="preserve">I’m going to prove all three.</w:t>
-      </w:r>
-    </w:p>
-    <w:p>
-      <w:pPr>
-        <w:pStyle w:val="BodyText"/>
-      </w:pPr>
-      <w:r>
-        <w:t xml:space="preserve">But first, you need to hear how it started. And you need to hear it from Mike.</w:t>
+      <w:r>
+        <w:t xml:space="preserve"> </w:t>
+      </w:r>
+      <w:r>
+        <w:t xml:space="preserve">A reason that, if I said it out loud, was going to cost me the credibility I spent twenty years building at Stanford.</w:t>
+      </w:r>
+    </w:p>
+    <w:p>
+      <w:pPr>
+        <w:pStyle w:val="BodyText"/>
+      </w:pPr>
+      <w:r>
+        <w:t xml:space="preserve">I said it anyway.</w:t>
+      </w:r>
+    </w:p>
+    <w:p>
+      <w:pPr>
+        <w:pStyle w:val="BodyText"/>
+      </w:pPr>
+      <w:r>
+        <w:t xml:space="preserve">Because after I saw what I saw, I couldn’t go back to my old routine. I shut the door on the lab, I cancelled everything, and I went head first into the data. And what I found in those six months is what I’m going to hand you in the next few minutes.</w:t>
       </w:r>
       <w:r>
         <w:t xml:space="preserve"> </w:t>
@@ -644,7 +642,32 @@
         <w:rPr>
           <w:rStyle w:val="VerbatimChar"/>
         </w:rPr>
-        <w:t xml:space="preserve">[B-ROLL: Tyson levanta a cabeça, olha para a câmera]</w:t>
+        <w:t xml:space="preserve">[B-ROLL: Huberman lendo papéis à noite, laptop]</w:t>
+      </w:r>
+    </w:p>
+    <w:p>
+      <w:pPr>
+        <w:pStyle w:val="BodyText"/>
+      </w:pPr>
+      <w:r>
+        <w:t xml:space="preserve">But before we get to the science and the solution, I need you to hear from Mike himself what he told me that morning. Because it’s the hardest part of this story. And it’s the part that will make you understand why a man like that agreed to sit in front of this camera.</w:t>
+      </w:r>
+    </w:p>
+    <w:p>
+      <w:pPr>
+        <w:pStyle w:val="BodyText"/>
+      </w:pPr>
+      <w:r>
+        <w:t xml:space="preserve">It was when Mike told me what he saw on the camera in his own kitchen.</w:t>
+      </w:r>
+      <w:r>
+        <w:t xml:space="preserve"> </w:t>
+      </w:r>
+      <w:r>
+        <w:rPr>
+          <w:rStyle w:val="VerbatimChar"/>
+        </w:rPr>
+        <w:t xml:space="preserve">[B-ROLL: frame P&amp;B da câmera CAM 03, congelado; corte para Tyson levantando a cabeça]</w:t>
       </w:r>
     </w:p>
     <w:p>
@@ -681,39 +704,47 @@
         <w:pStyle w:val="BodyText"/>
       </w:pPr>
       <w:r>
-        <w:t xml:space="preserve">Mas antes de eu te mostrar como isso funciona, você está se perguntando: quem diabos é esse cara, e por que eu deveria ouvir ele falar do meu pau?</w:t>
-      </w:r>
-    </w:p>
-    <w:p>
-      <w:pPr>
-        <w:pStyle w:val="BodyText"/>
-      </w:pPr>
-      <w:r>
-        <w:t xml:space="preserve">Pergunta justa. Então deixa eu responder. E depois deixa eu te contar a única coisa do meu próprio trabalho de que eu tenho vergonha.</w:t>
-      </w:r>
-    </w:p>
-    <w:p>
-      <w:pPr>
-        <w:pStyle w:val="BodyText"/>
-      </w:pPr>
-      <w:r>
-        <w:t xml:space="preserve">Meu nome é Andrew Huberman. Sou professor de neurobiologia na Faculdade de Medicina de Stanford.</w:t>
-      </w:r>
-    </w:p>
-    <w:p>
-      <w:pPr>
-        <w:pStyle w:val="BodyText"/>
-      </w:pPr>
-      <w:r>
-        <w:t xml:space="preserve">Você provavelmente já me viu no meu podcast, Huberman Lab. Top 5 nos Estados Unidos na categoria saúde, por quatro anos seguidos. Centenas de milhões de downloads. Eu entrevisto cientistas, médicos, pesquisadores, os homens que comandam os maiores laboratórios deste país.</w:t>
-      </w:r>
-    </w:p>
-    <w:p>
-      <w:pPr>
-        <w:pStyle w:val="BodyText"/>
-      </w:pPr>
-      <w:r>
-        <w:t xml:space="preserve">E eu falo sobre tudo. Testosterona. Dopamina. Sono. Hormônio do crescimento. Jejum intermitente. Mitocôndrias. Terapia de reposição de testosterona. Se você já tomou banho gelado pra subir a testosterona, você fez isso por minha causa. Se você já saiu de casa pra pegar o sol da manhã nos olhos, isso também fui eu. Eu tenho um episódio inteiro sobre testosterona. Tenho um capítulo sobre exposição ao frio na virilha. Milhões de homens americanos montaram a manhã deles em cima do que eu disse.</w:t>
+        <w:t xml:space="preserve">Mas antes de continuarmos, você provavelmente está se perguntando: quem sou eu pra te dizer tudo isso?</w:t>
+      </w:r>
+    </w:p>
+    <w:p>
+      <w:pPr>
+        <w:pStyle w:val="BodyText"/>
+      </w:pPr>
+      <w:r>
+        <w:t xml:space="preserve">Meu nome é Andrew Huberman. Sou professor de neurobiologia na Faculdade de Medicina de Stanford. Por vinte anos eu comandei um laboratório que estudava uma coisa só: como o sistema nervoso controla o corpo, e como tomar esse controle de volta. Estresse. Sono. Hormônios. Recuperação. Aí, cinco anos atrás, eu saí da bancada pra fazer uma coisa que, na época, ninguém tinha nome pra dar. Ensinar homens a ciência de verdade do próprio corpo. Não opinião. Protocolo.</w:t>
+      </w:r>
+    </w:p>
+    <w:p>
+      <w:pPr>
+        <w:pStyle w:val="BodyText"/>
+      </w:pPr>
+      <w:r>
+        <w:t xml:space="preserve">Hoje esses protocolos rodam em vestiário da NFL, em equipe de Navy SEAL, em fundador do Vale do Silício, e em ator que precisa tirar a camisa na frente da câmera aos 60 e parecer um touro. Homens que fazem qualquer coisa pra continuar funcionando como funcionavam aos 30. E eu era o melhor do mundo em deixar esses homens mais fortes.</w:t>
+      </w:r>
+    </w:p>
+    <w:p>
+      <w:pPr>
+        <w:pStyle w:val="BodyText"/>
+      </w:pPr>
+      <w:r>
+        <w:t xml:space="preserve">É exatamente aí que mora a minha vergonha.</w:t>
+      </w:r>
+    </w:p>
+    <w:p>
+      <w:pPr>
+        <w:pStyle w:val="BodyText"/>
+      </w:pPr>
+      <w:r>
+        <w:t xml:space="preserve">Porque por cinco anos, eu deixei homens mais fortes. Frio. Sol. Sono. Treino. Testosterona pra cima, cortisol pra baixo. E mandei esses homens mais fortes pra casa, pra mulher deles, com um pau morto. Eu construí o motor e nunca olhei pro tecido. E é no tecido que isso acontece.</w:t>
+      </w:r>
+    </w:p>
+    <w:p>
+      <w:pPr>
+        <w:pStyle w:val="BodyText"/>
+      </w:pPr>
+      <w:r>
+        <w:t xml:space="preserve">Você provavelmente já me viu no meu podcast, Huberman Lab. O podcast de saúde mais ouvido do mundo. Mais de seis milhões de inscritos só no YouTube. Centenas de milhões de downloads. Eu entrevisto cientistas, médicos, ganhadores do Nobel. E eu falo sobre tudo. Dopamina. Sono. Testosterona. Hormônio do crescimento. Exposição ao frio. Sol da manhã. Fertilidade. Eu tenho um episódio de três horas sobre hormônios masculinos. Tenho um capítulo sobre exposição ao frio na virilha.</w:t>
       </w:r>
     </w:p>
     <w:p>
@@ -744,143 +775,127 @@
         <w:pStyle w:val="BodyText"/>
       </w:pPr>
       <w:r>
-        <w:t xml:space="preserve">Porque eu nunca tinha ouvido. Ninguém tinha.</w:t>
-      </w:r>
-    </w:p>
-    <w:p>
-      <w:pPr>
-        <w:pStyle w:val="BodyText"/>
-      </w:pPr>
-      <w:r>
-        <w:t xml:space="preserve">E aqui vem a parte que me envergonha.</w:t>
-      </w:r>
-    </w:p>
-    <w:p>
-      <w:pPr>
-        <w:pStyle w:val="BodyText"/>
-      </w:pPr>
-      <w:r>
-        <w:t xml:space="preserve">Por seis anos, eu ensinei homens a construir um corpo mais forte. E mandei esses homens mais fortes pra casa com um pau morto.</w:t>
-      </w:r>
-    </w:p>
-    <w:p>
-      <w:pPr>
-        <w:pStyle w:val="BodyText"/>
-      </w:pPr>
-      <w:r>
-        <w:t xml:space="preserve">Porque tudo que eu ensinei, o frio, o sol, o sono, o treino, tudo isso deixa o homem mais forte. Nada disso toca no tecido. E é no tecido que isso acontece.</w:t>
-      </w:r>
-    </w:p>
-    <w:p>
-      <w:pPr>
-        <w:pStyle w:val="BodyText"/>
-      </w:pPr>
-      <w:r>
-        <w:t xml:space="preserve">Tem uma coisa acontecendo dentro do pau de quase todo homem americano depois dos 40. Um depósito. Ele se acumula no único tecido que decide se você fica duro ou não, e faz com esse tecido exatamente o que a faca faz com um touro. Sem corte. Sem sangue. Sem dor. Sem aviso. Ele transforma carne viva numa coisa mole e morta que não responde mais a nada: nem ao desejo, nem à pílula azul, nem ao banho gelado. E faz isso do jeito mais covarde possível: tão devagar que, quando o homem percebe, o estrago já está feito.</w:t>
-      </w:r>
-    </w:p>
-    <w:p>
-      <w:pPr>
-        <w:pStyle w:val="BodyText"/>
-      </w:pPr>
-      <w:r>
-        <w:t xml:space="preserve">E ninguém neste país, nem eu, nem meus colegas de Stanford, nem os urologistas, nem as farmacêuticas, teve a coragem ou o olho pra dar um nome a isso.</w:t>
-      </w:r>
-    </w:p>
-    <w:p>
-      <w:pPr>
-        <w:pStyle w:val="BodyText"/>
-      </w:pPr>
-      <w:r>
-        <w:t xml:space="preserve">Eu vou dar um nome hoje. E vou te mostrar de onde veio, o que está fazendo com você agora, e o único animal da Terra que ele não consegue tocar.</w:t>
-      </w:r>
-    </w:p>
-    <w:p>
-      <w:pPr>
-        <w:pStyle w:val="BodyText"/>
-      </w:pPr>
-      <w:r>
-        <w:t xml:space="preserve">Mas esta história não começa num laboratório. Começa com um amigo.</w:t>
-      </w:r>
-    </w:p>
-    <w:p>
-      <w:pPr>
-        <w:pStyle w:val="BodyText"/>
-      </w:pPr>
-      <w:r>
-        <w:t xml:space="preserve">Eu conheço o Mike Tyson há anos. A gente já treinou junto. Já comeu na mesa um do outro. Eu já vi ele sem camisa aos 58, com mais músculo do que a maioria dos meus ouvintes tem aos 30. Pra mim, o Mike era a prova viva de que um homem podia envelhecer e continuar touro. O homem mais temido da América. O homem que, aos 58, ficou de pé por oito rounds na frente de 72 mil pessoas em Arlington, no Texas, e de mais 108 milhões em casa.</w:t>
-      </w:r>
-    </w:p>
-    <w:p>
-      <w:pPr>
-        <w:pStyle w:val="BodyText"/>
-      </w:pPr>
-      <w:r>
-        <w:t xml:space="preserve">E ele foi o primeiro a quebrar.</w:t>
-      </w:r>
-    </w:p>
-    <w:p>
-      <w:pPr>
-        <w:pStyle w:val="BodyText"/>
-      </w:pPr>
-      <w:r>
-        <w:t xml:space="preserve">O que ele me contou, naquela casa de rancho perto de Arlington, não era queixa de paciente. Era uma confissão. O homem mais temido da América, sentado na minha frente de cabeça baixa, me contando que o pau dele não funcionava direito há dois anos, e que ele tinha acabado de descobrir quanto isso custa a um homem.</w:t>
-      </w:r>
-    </w:p>
-    <w:p>
-      <w:pPr>
-        <w:pStyle w:val="BodyText"/>
-      </w:pPr>
-      <w:r>
-        <w:t xml:space="preserve">Então para e pensa comigo. Se isso derrubou o Mike Tyson, com todo o dinheiro do mundo e todo médico do mundo a um telefonema de distância, o que você acha que isso já está fazendo com o seu, sem ninguém pra te avisar?</w:t>
-      </w:r>
-    </w:p>
-    <w:p>
-      <w:pPr>
-        <w:pStyle w:val="BodyText"/>
-      </w:pPr>
-      <w:r>
-        <w:t xml:space="preserve">Naquela noite, três coisas ficaram claras pra mim.</w:t>
-      </w:r>
-    </w:p>
-    <w:p>
-      <w:pPr>
-        <w:pStyle w:val="BodyText"/>
-      </w:pPr>
-      <w:r>
-        <w:t xml:space="preserve">A primeira: não era idade. Não era estresse. Não era testosterona, e pode acreditar, eu chequei. Era outra coisa. Uma coisa que ninguém procura, porque ninguém sabe que existe.</w:t>
-      </w:r>
-    </w:p>
-    <w:p>
-      <w:pPr>
-        <w:pStyle w:val="BodyText"/>
-      </w:pPr>
-      <w:r>
-        <w:t xml:space="preserve">A segunda: se derrubou o Mike Tyson, está derrubando todo homem americano, em silêncio, um por um, sem nome e sem diagnóstico. Incluindo você. Hoje.</w:t>
-      </w:r>
-    </w:p>
-    <w:p>
-      <w:pPr>
-        <w:pStyle w:val="BodyText"/>
-      </w:pPr>
-      <w:r>
-        <w:t xml:space="preserve">E a terceira, a mais suja: ninguém fala disso por um motivo muito específico. Um motivo que envolve três das maiores corporações do planeta, e mais dinheiro do que eu e você vamos ver na vida.</w:t>
-      </w:r>
-    </w:p>
-    <w:p>
-      <w:pPr>
-        <w:pStyle w:val="BodyText"/>
-      </w:pPr>
-      <w:r>
-        <w:t xml:space="preserve">Eu vou provar as três.</w:t>
-      </w:r>
-    </w:p>
-    <w:p>
-      <w:pPr>
-        <w:pStyle w:val="BodyText"/>
-      </w:pPr>
-      <w:r>
-        <w:t xml:space="preserve">Mas antes, você precisa ouvir como começou. E precisa ouvir do Mike.</w:t>
+        <w:t xml:space="preserve">E é exatamente por isso que eu estou aqui.</w:t>
+      </w:r>
+    </w:p>
+    <w:p>
+      <w:pPr>
+        <w:pStyle w:val="BodyText"/>
+      </w:pPr>
+      <w:r>
+        <w:t xml:space="preserve">Porque o que eu vou te mostrar nos próximos minutos é uma coisa que eu nem sabia que existia até dezembro passado. Uma coisa que está acontecendo dentro do corpo de quase todo homem americano acima dos 40. E nenhum médico, nem eu, nem meus colegas de Stanford, nem um único urologista deste país, estava olhando pra isso.</w:t>
+      </w:r>
+    </w:p>
+    <w:p>
+      <w:pPr>
+        <w:pStyle w:val="BodyText"/>
+      </w:pPr>
+      <w:r>
+        <w:t xml:space="preserve">Mas eu preciso voltar um pouco. Porque essa história começa com um amigo meu.</w:t>
+      </w:r>
+    </w:p>
+    <w:p>
+      <w:pPr>
+        <w:pStyle w:val="BodyText"/>
+      </w:pPr>
+      <w:r>
+        <w:t xml:space="preserve">Eu moro em Los Angeles há alguns anos. E nesse tempo eu construí um tipo muito específico de amizade com um homem que treina na mesma academia que eu. A gente já levantou peso junto. Já comeu na mesa um do outro. Eu já vi ele com os filhos. O nome dele é Mike Tyson. Sim, aquele Mike Tyson. O campeão dos pesos-pesados mais jovem da história. Vinte anos de idade. O homem mais temido do planeta por uma década. Quando você era menino e fechava os olhos e imaginava o que era ser temido, era esse homem que você via.</w:t>
+      </w:r>
+    </w:p>
+    <w:p>
+      <w:pPr>
+        <w:pStyle w:val="BodyText"/>
+      </w:pPr>
+      <w:r>
+        <w:t xml:space="preserve">Eu conheço esse homem. Eu vi ele treinar. Vi ele comer. Vi ele aos 58 sem camisa, com mais músculo do que a maioria dos meus ouvintes tem aos 30. O homem que, aos 58, ficou de pé por oito rounds na frente de 72 mil pessoas em Arlington, no Texas, e de mais 108 milhões em casa. O Mike é o que eu chamaria de exceção biológica. O homem que envelhece errado. Pra cima.</w:t>
+      </w:r>
+    </w:p>
+    <w:p>
+      <w:pPr>
+        <w:pStyle w:val="BodyText"/>
+      </w:pPr>
+      <w:r>
+        <w:t xml:space="preserve">Pelo menos era o que eu pensava.</w:t>
+      </w:r>
+    </w:p>
+    <w:p>
+      <w:pPr>
+        <w:pStyle w:val="BodyText"/>
+      </w:pPr>
+      <w:r>
+        <w:t xml:space="preserve">Em dezembro de 2024, três semanas depois de Arlington, o Mike me ligou às seis da manhã. Eu cancelei os meus três episódios seguintes e sumi dentro da pesquisa por seis meses. Deixa eu repetir pra você entender. Eu cancelei três episódios. Em uma semana, abri mão de um contrato de patrocínio confirmado. Não gravei. Não pisei no meu laboratório. As pessoas que tocam a minha empresa acharam que eu tinha enlouquecido. E eu fiz tudo isso por um único motivo.</w:t>
+      </w:r>
+    </w:p>
+    <w:p>
+      <w:pPr>
+        <w:pStyle w:val="BodyText"/>
+      </w:pPr>
+      <w:r>
+        <w:t xml:space="preserve">Porque o que o Mike me contou naquela manhã, quando finalmente se abriu, depois de anos carregando aquilo, não era queixa de paciente. Era a confissão de um homem que tinha chegado ao fundo.</w:t>
+      </w:r>
+    </w:p>
+    <w:p>
+      <w:pPr>
+        <w:pStyle w:val="BodyText"/>
+      </w:pPr>
+      <w:r>
+        <w:t xml:space="preserve">E quando eu desliguei o telefone, eu já tinha entendido três coisas.</w:t>
+      </w:r>
+    </w:p>
+    <w:p>
+      <w:pPr>
+        <w:pStyle w:val="BodyText"/>
+      </w:pPr>
+      <w:r>
+        <w:t xml:space="preserve">A primeira: o que estava acontecendo com o Mike Tyson não era uma coisa que urologista nenhum do mundo ia diagnosticar. Não era idade. Não era estresse. Não era testosterona baixa. Eu chequei. Os números dele eram melhores que os meus.</w:t>
+      </w:r>
+    </w:p>
+    <w:p>
+      <w:pPr>
+        <w:pStyle w:val="BodyText"/>
+      </w:pPr>
+      <w:r>
+        <w:t xml:space="preserve">A segunda: se estava acontecendo com ele, com o homem que tem os melhores médicos, os melhores nutricionistas, os melhores preparadores do planeta a um telefonema de distância, então estava acontecendo com quase todo outro homem americano acima dos 45. Em silêncio. Sem diagnóstico. Sem nome.</w:t>
+      </w:r>
+    </w:p>
+    <w:p>
+      <w:pPr>
+        <w:pStyle w:val="BodyText"/>
+      </w:pPr>
+      <w:r>
+        <w:t xml:space="preserve">E a terceira: ninguém estava falando disso por um motivo muito específico. Um motivo que envolve três das maiores corporações do mundo. Um motivo que, se eu dissesse em voz alta, ia me custar a credibilidade que eu levei vinte anos pra construir em Stanford.</w:t>
+      </w:r>
+    </w:p>
+    <w:p>
+      <w:pPr>
+        <w:pStyle w:val="BodyText"/>
+      </w:pPr>
+      <w:r>
+        <w:t xml:space="preserve">Eu disse mesmo assim.</w:t>
+      </w:r>
+    </w:p>
+    <w:p>
+      <w:pPr>
+        <w:pStyle w:val="BodyText"/>
+      </w:pPr>
+      <w:r>
+        <w:t xml:space="preserve">Porque depois que eu vi o que vi, eu não conseguia mais voltar pra minha rotina. Fechei a porta do laboratório, cancelei tudo e mergulhei de cabeça nos dados. E o que eu encontrei nesses seis meses é o que eu vou te entregar nos próximos minutos.</w:t>
+      </w:r>
+    </w:p>
+    <w:p>
+      <w:pPr>
+        <w:pStyle w:val="BodyText"/>
+      </w:pPr>
+      <w:r>
+        <w:t xml:space="preserve">Mas antes de chegar na ciência e na solução, eu preciso que você ouça da boca do próprio Mike o que ele me contou naquela manhã. Porque é a parte mais difícil desta história. E é a parte que vai te fazer entender por que um homem como ele aceitou sentar na frente desta câmera.</w:t>
+      </w:r>
+    </w:p>
+    <w:p>
+      <w:pPr>
+        <w:pStyle w:val="BodyText"/>
+      </w:pPr>
+      <w:r>
+        <w:t xml:space="preserve">Foi quando o Mike me contou o que ele viu na câmera da própria cozinha.</w:t>
       </w:r>
     </w:p>
     <w:p>
@@ -891,13 +906,13 @@
       </w:r>
     </w:p>
     <w:bookmarkEnd w:id="21"/>
-    <w:bookmarkStart w:id="22" w:name="notas-de-construção"/>
+    <w:bookmarkStart w:id="22" w:name="X6e2e80400ca1fe8b75581712470a6162838acc1"/>
     <w:p>
       <w:pPr>
         <w:pStyle w:val="Heading2"/>
       </w:pPr>
       <w:r>
-        <w:t xml:space="preserve">Notas de construção</w:t>
+        <w:t xml:space="preserve">Modelagem: estrutura invisível do bloco validado → nossa versão</w:t>
       </w:r>
     </w:p>
     <w:tbl>
@@ -908,9 +923,11 @@
         <w:jc w:val="start"/>
       </w:tblPr>
       <w:tblGrid>
-        <w:gridCol w:w="2640"/>
-        <w:gridCol w:w="2640"/>
-        <w:gridCol w:w="2640"/>
+        <w:gridCol w:w="1584"/>
+        <w:gridCol w:w="1584"/>
+        <w:gridCol w:w="1584"/>
+        <w:gridCol w:w="1584"/>
+        <w:gridCol w:w="1584"/>
       </w:tblGrid>
       <w:tr>
         <w:trPr>
@@ -924,31 +941,55 @@
               <w:jc w:val="left"/>
             </w:pPr>
             <w:r>
-              <w:t xml:space="preserve">PL (doc 10)</w:t>
-            </w:r>
-          </w:p>
-        </w:tc>
-        <w:tc>
-          <w:tcPr/>
-          <w:p>
-            <w:pPr>
-              <w:pStyle w:val="Compact"/>
-              <w:jc w:val="left"/>
-            </w:pPr>
-            <w:r>
-              <w:t xml:space="preserve">Onde está</w:t>
-            </w:r>
-          </w:p>
-        </w:tc>
-        <w:tc>
-          <w:tcPr/>
-          <w:p>
-            <w:pPr>
-              <w:pStyle w:val="Compact"/>
-              <w:jc w:val="left"/>
-            </w:pPr>
-            <w:r>
-              <w:t xml:space="preserve">Loop aberto</w:t>
+              <w:t xml:space="preserve">#</w:t>
+            </w:r>
+          </w:p>
+        </w:tc>
+        <w:tc>
+          <w:tcPr/>
+          <w:p>
+            <w:pPr>
+              <w:pStyle w:val="Compact"/>
+              <w:jc w:val="left"/>
+            </w:pPr>
+            <w:r>
+              <w:t xml:space="preserve">Parágrafo do bloco validado (Alpha Erec 4.1–5.3 / Soda Horse 3.1–3.2)</w:t>
+            </w:r>
+          </w:p>
+        </w:tc>
+        <w:tc>
+          <w:tcPr/>
+          <w:p>
+            <w:pPr>
+              <w:pStyle w:val="Compact"/>
+              <w:jc w:val="left"/>
+            </w:pPr>
+            <w:r>
+              <w:t xml:space="preserve">Função psicológica</w:t>
+            </w:r>
+          </w:p>
+        </w:tc>
+        <w:tc>
+          <w:tcPr/>
+          <w:p>
+            <w:pPr>
+              <w:pStyle w:val="Compact"/>
+              <w:jc w:val="left"/>
+            </w:pPr>
+            <w:r>
+              <w:t xml:space="preserve">Nossa versão (Huberman)</w:t>
+            </w:r>
+          </w:p>
+        </w:tc>
+        <w:tc>
+          <w:tcPr/>
+          <w:p>
+            <w:pPr>
+              <w:pStyle w:val="Compact"/>
+              <w:jc w:val="left"/>
+            </w:pPr>
+            <w:r>
+              <w:t xml:space="preserve">Toque original</w:t>
             </w:r>
           </w:p>
         </w:tc>
@@ -962,43 +1003,49 @@
               <w:jc w:val="left"/>
             </w:pPr>
             <w:r>
-              <w:t xml:space="preserve">PL-B1 quem é o Huberman</w:t>
-            </w:r>
-          </w:p>
-        </w:tc>
-        <w:tc>
-          <w:tcPr/>
-          <w:p>
-            <w:pPr>
-              <w:pStyle w:val="Compact"/>
-              <w:jc w:val="left"/>
-            </w:pPr>
-            <w:r>
-              <w:t xml:space="preserve">“</w:t>
-            </w:r>
-            <w:r>
-              <w:t xml:space="preserve">My name is Andrew Huberman</w:t>
-            </w:r>
-            <w:r>
-              <w:t xml:space="preserve">”</w:t>
-            </w:r>
-            <w:r>
-              <w:t xml:space="preserve"> </w:t>
-            </w:r>
-            <w:r>
-              <w:t xml:space="preserve">→</w:t>
-            </w:r>
-            <w:r>
-              <w:t xml:space="preserve"> </w:t>
-            </w:r>
-            <w:r>
-              <w:t xml:space="preserve">“</w:t>
-            </w:r>
-            <w:r>
-              <w:t xml:space="preserve">built their mornings around what I told them</w:t>
-            </w:r>
-            <w:r>
-              <w:t xml:space="preserve">”</w:t>
+              <w:t xml:space="preserve">1</w:t>
+            </w:r>
+          </w:p>
+        </w:tc>
+        <w:tc>
+          <w:tcPr/>
+          <w:p>
+            <w:pPr>
+              <w:pStyle w:val="Compact"/>
+              <w:jc w:val="left"/>
+            </w:pPr>
+            <w:r>
+              <w:t xml:space="preserve">“</w:t>
+            </w:r>
+            <w:r>
+              <w:t xml:space="preserve">Antes de continuarmos, quem sou eu pra te dizer tudo isso?</w:t>
+            </w:r>
+            <w:r>
+              <w:t xml:space="preserve">”</w:t>
+            </w:r>
+          </w:p>
+        </w:tc>
+        <w:tc>
+          <w:tcPr/>
+          <w:p>
+            <w:pPr>
+              <w:pStyle w:val="Compact"/>
+              <w:jc w:val="left"/>
+            </w:pPr>
+            <w:r>
+              <w:t xml:space="preserve">Antecipar a objeção de autoridade antes que ela nasça</w:t>
+            </w:r>
+          </w:p>
+        </w:tc>
+        <w:tc>
+          <w:tcPr/>
+          <w:p>
+            <w:pPr>
+              <w:pStyle w:val="Compact"/>
+              <w:jc w:val="left"/>
+            </w:pPr>
+            <w:r>
+              <w:t xml:space="preserve">Mesma frase, mesma posição</w:t>
             </w:r>
           </w:p>
         </w:tc>
@@ -1024,49 +1071,100 @@
               <w:jc w:val="left"/>
             </w:pPr>
             <w:r>
-              <w:t xml:space="preserve">Tease do mecanismo (novo)</w:t>
-            </w:r>
-          </w:p>
-        </w:tc>
-        <w:tc>
-          <w:tcPr/>
-          <w:p>
-            <w:pPr>
-              <w:pStyle w:val="Compact"/>
-              <w:jc w:val="left"/>
-            </w:pPr>
-            <w:r>
-              <w:t xml:space="preserve">“</w:t>
-            </w:r>
-            <w:r>
-              <w:t xml:space="preserve">until six months ago, I had never once said the words</w:t>
+              <w:t xml:space="preserve">2</w:t>
+            </w:r>
+          </w:p>
+        </w:tc>
+        <w:tc>
+          <w:tcPr/>
+          <w:p>
+            <w:pPr>
+              <w:pStyle w:val="Compact"/>
+              <w:jc w:val="left"/>
+            </w:pPr>
+            <w:r>
+              <w:t xml:space="preserve">Formação + o que fez + a virada há 13 anos para algo</w:t>
             </w:r>
             <w:r>
               <w:t xml:space="preserve"> </w:t>
             </w:r>
             <w:r>
-              <w:t xml:space="preserve">‘</w:t>
-            </w:r>
-            <w:r>
-              <w:t xml:space="preserve">castrating plaque</w:t>
-            </w:r>
-            <w:r>
-              <w:t xml:space="preserve">’</w:t>
-            </w:r>
-            <w:r>
-              <w:t xml:space="preserve">”</w:t>
-            </w:r>
-          </w:p>
-        </w:tc>
-        <w:tc>
-          <w:tcPr/>
-          <w:p>
-            <w:pPr>
-              <w:pStyle w:val="Compact"/>
-              <w:jc w:val="left"/>
-            </w:pPr>
-            <w:r>
-              <w:t xml:space="preserve">o batismo na tese (PL-T1 → T3)</w:t>
+              <w:t xml:space="preserve">“</w:t>
+            </w:r>
+            <w:r>
+              <w:t xml:space="preserve">que ninguém chamava de longevidade masculina</w:t>
+            </w:r>
+            <w:r>
+              <w:t xml:space="preserve">”</w:t>
+            </w:r>
+            <w:r>
+              <w:t xml:space="preserve"> </w:t>
+            </w:r>
+            <w:r>
+              <w:t xml:space="preserve">+ a clínica + quem ele atende (bilionários, NFL, atores que tiram a camisa aos 60)</w:t>
+            </w:r>
+          </w:p>
+        </w:tc>
+        <w:tc>
+          <w:tcPr/>
+          <w:p>
+            <w:pPr>
+              <w:pStyle w:val="Compact"/>
+              <w:jc w:val="left"/>
+            </w:pPr>
+            <w:r>
+              <w:t xml:space="preserve">Credencial concreta → pivô para o nicho → prova social por clientela de elite</w:t>
+            </w:r>
+          </w:p>
+        </w:tc>
+        <w:tc>
+          <w:tcPr/>
+          <w:p>
+            <w:pPr>
+              <w:pStyle w:val="Compact"/>
+              <w:jc w:val="left"/>
+            </w:pPr>
+            <w:r>
+              <w:t xml:space="preserve">Stanford, 20 anos de laboratório (sistema nervoso, estresse, sono, hormônios), a virada há 5 anos para</w:t>
+            </w:r>
+            <w:r>
+              <w:t xml:space="preserve"> </w:t>
+            </w:r>
+            <w:r>
+              <w:t xml:space="preserve">“</w:t>
+            </w:r>
+            <w:r>
+              <w:t xml:space="preserve">ensinar homens a ciência do próprio corpo, protocolos</w:t>
+            </w:r>
+            <w:r>
+              <w:t xml:space="preserve">”</w:t>
+            </w:r>
+            <w:r>
+              <w:t xml:space="preserve">, e quem usa os protocolos (NFL, SEALs, fundadores, atores aos 60)</w:t>
+            </w:r>
+          </w:p>
+        </w:tc>
+        <w:tc>
+          <w:tcPr/>
+          <w:p>
+            <w:pPr>
+              <w:pStyle w:val="Compact"/>
+              <w:jc w:val="left"/>
+            </w:pPr>
+            <w:r>
+              <w:t xml:space="preserve">“</w:t>
+            </w:r>
+            <w:r>
+              <w:t xml:space="preserve">Não opinião. Protocolo.</w:t>
+            </w:r>
+            <w:r>
+              <w:t xml:space="preserve">”</w:t>
+            </w:r>
+            <w:r>
+              <w:t xml:space="preserve"> </w:t>
+            </w:r>
+            <w:r>
+              <w:t xml:space="preserve">como assinatura do Huberman</w:t>
             </w:r>
           </w:p>
         </w:tc>
@@ -1080,109 +1178,73 @@
               <w:jc w:val="left"/>
             </w:pPr>
             <w:r>
-              <w:t xml:space="preserve">PL-B2 a confissão</w:t>
-            </w:r>
-          </w:p>
-        </w:tc>
-        <w:tc>
-          <w:tcPr/>
-          <w:p>
-            <w:pPr>
-              <w:pStyle w:val="Compact"/>
-              <w:jc w:val="left"/>
-            </w:pPr>
-            <w:r>
-              <w:t xml:space="preserve">“</w:t>
-            </w:r>
-            <w:r>
-              <w:t xml:space="preserve">here’s the part that embarrasses me</w:t>
-            </w:r>
-            <w:r>
-              <w:t xml:space="preserve">”</w:t>
+              <w:t xml:space="preserve">3</w:t>
+            </w:r>
+          </w:p>
+        </w:tc>
+        <w:tc>
+          <w:tcPr/>
+          <w:p>
+            <w:pPr>
+              <w:pStyle w:val="Compact"/>
+              <w:jc w:val="left"/>
+            </w:pPr>
+            <w:r>
+              <w:t xml:space="preserve">SH:</w:t>
             </w:r>
             <w:r>
               <w:t xml:space="preserve"> </w:t>
             </w:r>
             <w:r>
-              <w:t xml:space="preserve">→</w:t>
-            </w:r>
-            <w:r>
-              <w:t xml:space="preserve"> </w:t>
-            </w:r>
-            <w:r>
-              <w:t xml:space="preserve">“</w:t>
-            </w:r>
-            <w:r>
-              <w:t xml:space="preserve">NOBODY NAMED IT</w:t>
-            </w:r>
-            <w:r>
-              <w:t xml:space="preserve">”</w:t>
-            </w:r>
-            <w:r>
-              <w:t xml:space="preserve"> </w:t>
-            </w:r>
-            <w:r>
-              <w:t xml:space="preserve">→</w:t>
-            </w:r>
-            <w:r>
-              <w:t xml:space="preserve"> </w:t>
-            </w:r>
-            <w:r>
-              <w:t xml:space="preserve">“</w:t>
-            </w:r>
-            <w:r>
-              <w:t xml:space="preserve">I’m going to give it one tonight</w:t>
-            </w:r>
-            <w:r>
-              <w:t xml:space="preserve">”</w:t>
-            </w:r>
-          </w:p>
-        </w:tc>
-        <w:tc>
-          <w:tcPr/>
-          <w:p>
-            <w:pPr>
-              <w:pStyle w:val="Compact"/>
-              <w:jc w:val="left"/>
-            </w:pPr>
-            <w:r>
-              <w:t xml:space="preserve">callback em</w:t>
-            </w:r>
-            <w:r>
-              <w:t xml:space="preserve"> </w:t>
-            </w:r>
-            <w:r>
-              <w:t xml:space="preserve">“</w:t>
-            </w:r>
-            <w:r>
-              <w:t xml:space="preserve">por que nada funcionou</w:t>
-            </w:r>
-            <w:r>
-              <w:t xml:space="preserve">”</w:t>
-            </w:r>
-            <w:r>
-              <w:t xml:space="preserve"> </w:t>
-            </w:r>
-            <w:r>
-              <w:t xml:space="preserve">(regra 16);</w:t>
-            </w:r>
-            <w:r>
-              <w:t xml:space="preserve"> </w:t>
-            </w:r>
-            <w:r>
-              <w:t xml:space="preserve">“</w:t>
-            </w:r>
-            <w:r>
-              <w:t xml:space="preserve">the one animal on earth it can’t touch</w:t>
-            </w:r>
-            <w:r>
-              <w:t xml:space="preserve">”</w:t>
-            </w:r>
-            <w:r>
-              <w:t xml:space="preserve"> </w:t>
-            </w:r>
-            <w:r>
-              <w:t xml:space="preserve">→ ponte do touro</w:t>
+              <w:t xml:space="preserve">“</w:t>
+            </w:r>
+            <w:r>
+              <w:t xml:space="preserve">E eu era o melhor do mundo nisso… mas é aí que mora a minha vergonha… forcei ereções em paus que apodreciam por dentro… maquiagem num cadáver</w:t>
+            </w:r>
+            <w:r>
+              <w:t xml:space="preserve">”</w:t>
+            </w:r>
+          </w:p>
+        </w:tc>
+        <w:tc>
+          <w:tcPr/>
+          <w:p>
+            <w:pPr>
+              <w:pStyle w:val="Compact"/>
+              <w:jc w:val="left"/>
+            </w:pPr>
+            <w:r>
+              <w:t xml:space="preserve">Humildade que aumenta a autoridade; o expert como parte do problema; tease do mecanismo</w:t>
+            </w:r>
+          </w:p>
+        </w:tc>
+        <w:tc>
+          <w:tcPr/>
+          <w:p>
+            <w:pPr>
+              <w:pStyle w:val="Compact"/>
+              <w:jc w:val="left"/>
+            </w:pPr>
+            <w:r>
+              <w:t xml:space="preserve">“</w:t>
+            </w:r>
+            <w:r>
+              <w:t xml:space="preserve">Eu era o melhor do mundo em deixá-los mais fortes. É exatamente aí que mora a minha vergonha… mandei esses homens mais fortes pra casa com um pau morto. Construí o motor e nunca olhei pro tecido.</w:t>
+            </w:r>
+            <w:r>
+              <w:t xml:space="preserve">”</w:t>
+            </w:r>
+          </w:p>
+        </w:tc>
+        <w:tc>
+          <w:tcPr/>
+          <w:p>
+            <w:pPr>
+              <w:pStyle w:val="Compact"/>
+              <w:jc w:val="left"/>
+            </w:pPr>
+            <w:r>
+              <w:t xml:space="preserve">A confissão é do conteúdo real dele (frio, sol, sono, testosterona), regra 16 do brief</w:t>
             </w:r>
           </w:p>
         </w:tc>
@@ -1196,30 +1258,81 @@
               <w:jc w:val="left"/>
             </w:pPr>
             <w:r>
-              <w:t xml:space="preserve">PL-B4 o amigo</w:t>
-            </w:r>
-          </w:p>
-        </w:tc>
-        <w:tc>
-          <w:tcPr/>
-          <w:p>
-            <w:pPr>
-              <w:pStyle w:val="Compact"/>
-              <w:jc w:val="left"/>
-            </w:pPr>
-            <w:r>
-              <w:t xml:space="preserve">“</w:t>
-            </w:r>
-            <w:r>
-              <w:t xml:space="preserve">It starts with a friend</w:t>
-            </w:r>
-            <w:r>
-              <w:t xml:space="preserve">”</w:t>
+              <w:t xml:space="preserve">4</w:t>
+            </w:r>
+          </w:p>
+        </w:tc>
+        <w:tc>
+          <w:tcPr/>
+          <w:p>
+            <w:pPr>
+              <w:pStyle w:val="Compact"/>
+              <w:jc w:val="left"/>
+            </w:pPr>
+            <w:r>
+              <w:t xml:space="preserve">“</w:t>
+            </w:r>
+            <w:r>
+              <w:t xml:space="preserve">Você provavelmente já me viu no meu podcast… Top 5… 200 milhões… entrevisto… falo sobre tudo: lista… Mas até 6 meses atrás eu nunca tinha falado sobre placas tóxicas. E é exatamente por isso que estou aqui.</w:t>
+            </w:r>
+            <w:r>
+              <w:t xml:space="preserve">”</w:t>
+            </w:r>
+          </w:p>
+        </w:tc>
+        <w:tc>
+          <w:tcPr/>
+          <w:p>
+            <w:pPr>
+              <w:pStyle w:val="Compact"/>
+              <w:jc w:val="left"/>
+            </w:pPr>
+            <w:r>
+              <w:t xml:space="preserve">Autoridade de massa com números → amplitude de assuntos → o ÚNICO assunto que faltava = o mecanismo</w:t>
+            </w:r>
+          </w:p>
+        </w:tc>
+        <w:tc>
+          <w:tcPr/>
+          <w:p>
+            <w:pPr>
+              <w:pStyle w:val="Compact"/>
+              <w:jc w:val="left"/>
+            </w:pPr>
+            <w:r>
+              <w:t xml:space="preserve">Huberman Lab, 6 milhões no YouTube, centenas de milhões de downloads, Nobel, lista de assuntos reais dele (dopamina, sono, testosterona, GH, frio, sol, fertilidade),</w:t>
             </w:r>
             <w:r>
               <w:t xml:space="preserve"> </w:t>
             </w:r>
             <w:r>
+              <w:t xml:space="preserve">“</w:t>
+            </w:r>
+            <w:r>
+              <w:t xml:space="preserve">episódio de 3 horas sobre hormônios masculinos</w:t>
+            </w:r>
+            <w:r>
+              <w:t xml:space="preserve">”</w:t>
+            </w:r>
+            <w:r>
+              <w:t xml:space="preserve">,</w:t>
+            </w:r>
+            <w:r>
+              <w:t xml:space="preserve"> </w:t>
+            </w:r>
+            <w:r>
+              <w:t xml:space="preserve">“</w:t>
+            </w:r>
+            <w:r>
+              <w:t xml:space="preserve">capítulo de frio na virilha</w:t>
+            </w:r>
+            <w:r>
+              <w:t xml:space="preserve">”</w:t>
+            </w:r>
+            <w:r>
+              <w:t xml:space="preserve"> </w:t>
+            </w:r>
+            <w:r>
               <w:t xml:space="preserve">→</w:t>
             </w:r>
             <w:r>
@@ -1229,22 +1342,34 @@
               <w:t xml:space="preserve">“</w:t>
             </w:r>
             <w:r>
-              <w:t xml:space="preserve">what is it doing to yours?</w:t>
-            </w:r>
-            <w:r>
-              <w:t xml:space="preserve">”</w:t>
-            </w:r>
-          </w:p>
-        </w:tc>
-        <w:tc>
-          <w:tcPr/>
-          <w:p>
-            <w:pPr>
-              <w:pStyle w:val="Compact"/>
-              <w:jc w:val="left"/>
-            </w:pPr>
-            <w:r>
-              <w:t xml:space="preserve">a confissão do Mike (emotional)</w:t>
+              <w:t xml:space="preserve">nunca tinha dito as palavras</w:t>
+            </w:r>
+            <w:r>
+              <w:t xml:space="preserve"> </w:t>
+            </w:r>
+            <w:r>
+              <w:t xml:space="preserve">‘</w:t>
+            </w:r>
+            <w:r>
+              <w:t xml:space="preserve">placa castradora</w:t>
+            </w:r>
+            <w:r>
+              <w:t xml:space="preserve">’</w:t>
+            </w:r>
+            <w:r>
+              <w:t xml:space="preserve">”</w:t>
+            </w:r>
+          </w:p>
+        </w:tc>
+        <w:tc>
+          <w:tcPr/>
+          <w:p>
+            <w:pPr>
+              <w:pStyle w:val="Compact"/>
+              <w:jc w:val="left"/>
+            </w:pPr>
+            <w:r>
+              <w:t xml:space="preserve">O nome do mecanismo é novo (não existe nas 3 copies)</w:t>
             </w:r>
           </w:p>
         </w:tc>
@@ -1258,31 +1383,64 @@
               <w:jc w:val="left"/>
             </w:pPr>
             <w:r>
-              <w:t xml:space="preserve">PL-B5 as três coisas</w:t>
-            </w:r>
-          </w:p>
-        </w:tc>
-        <w:tc>
-          <w:tcPr/>
-          <w:p>
-            <w:pPr>
-              <w:pStyle w:val="Compact"/>
-              <w:jc w:val="left"/>
-            </w:pPr>
-            <w:r>
-              <w:t xml:space="preserve">“</w:t>
-            </w:r>
-            <w:r>
-              <w:t xml:space="preserve">three things became clear</w:t>
-            </w:r>
-            <w:r>
-              <w:t xml:space="preserve">”</w:t>
+              <w:t xml:space="preserve">5</w:t>
+            </w:r>
+          </w:p>
+        </w:tc>
+        <w:tc>
+          <w:tcPr/>
+          <w:p>
+            <w:pPr>
+              <w:pStyle w:val="Compact"/>
+              <w:jc w:val="left"/>
+            </w:pPr>
+            <w:r>
+              <w:t xml:space="preserve">“</w:t>
+            </w:r>
+            <w:r>
+              <w:t xml:space="preserve">Algo que eu mesmo não sabia que existia até outubro… dentro do corpo de todo homem acima de 40… nenhum médico estava enxergando. Mas preciso voltar um pouco. Essa história começa com um amigo.</w:t>
+            </w:r>
+            <w:r>
+              <w:t xml:space="preserve">”</w:t>
+            </w:r>
+          </w:p>
+        </w:tc>
+        <w:tc>
+          <w:tcPr/>
+          <w:p>
+            <w:pPr>
+              <w:pStyle w:val="Compact"/>
+              <w:jc w:val="left"/>
+            </w:pPr>
+            <w:r>
+              <w:t xml:space="preserve">Promessa de revelação + culpa compartilhada da medicina + ponte para a história</w:t>
+            </w:r>
+          </w:p>
+        </w:tc>
+        <w:tc>
+          <w:tcPr/>
+          <w:p>
+            <w:pPr>
+              <w:pStyle w:val="Compact"/>
+              <w:jc w:val="left"/>
+            </w:pPr>
+            <w:r>
+              <w:t xml:space="preserve">Mesma sequência,</w:t>
             </w:r>
             <w:r>
               <w:t xml:space="preserve"> </w:t>
             </w:r>
             <w:r>
-              <w:t xml:space="preserve">→</w:t>
+              <w:t xml:space="preserve">“</w:t>
+            </w:r>
+            <w:r>
+              <w:t xml:space="preserve">dezembro passado</w:t>
+            </w:r>
+            <w:r>
+              <w:t xml:space="preserve">”</w:t>
+            </w:r>
+            <w:r>
+              <w:t xml:space="preserve">,</w:t>
             </w:r>
             <w:r>
               <w:t xml:space="preserve"> </w:t>
@@ -1291,22 +1449,871 @@
               <w:t xml:space="preserve">“</w:t>
             </w:r>
             <w:r>
-              <w:t xml:space="preserve">I’m going to prove all three</w:t>
-            </w:r>
-            <w:r>
-              <w:t xml:space="preserve">”</w:t>
-            </w:r>
-          </w:p>
-        </w:tc>
-        <w:tc>
-          <w:tcPr/>
-          <w:p>
-            <w:pPr>
-              <w:pStyle w:val="Compact"/>
-              <w:jc w:val="left"/>
-            </w:pPr>
-            <w:r>
-              <w:t xml:space="preserve">PL-D3, PL-T6, PL-D6/D8</w:t>
+              <w:t xml:space="preserve">nem um único urologista</w:t>
+            </w:r>
+            <w:r>
+              <w:t xml:space="preserve">”</w:t>
+            </w:r>
+          </w:p>
+        </w:tc>
+        <w:tc>
+          <w:tcPr/>
+          <w:p>
+            <w:pPr>
+              <w:pStyle w:val="Compact"/>
+              <w:jc w:val="left"/>
+            </w:pPr>
+            <w:r>
+              <w:t xml:space="preserve">—</w:t>
+            </w:r>
+          </w:p>
+        </w:tc>
+      </w:tr>
+      <w:tr>
+        <w:tc>
+          <w:tcPr/>
+          <w:p>
+            <w:pPr>
+              <w:pStyle w:val="Compact"/>
+              <w:jc w:val="left"/>
+            </w:pPr>
+            <w:r>
+              <w:t xml:space="preserve">6</w:t>
+            </w:r>
+          </w:p>
+        </w:tc>
+        <w:tc>
+          <w:tcPr/>
+          <w:p>
+            <w:pPr>
+              <w:pStyle w:val="Compact"/>
+              <w:jc w:val="left"/>
+            </w:pPr>
+            <w:r>
+              <w:t xml:space="preserve">Geografia e intimidade (LA, 15 min, golfe desde 2009, jantares, filhos) →</w:t>
+            </w:r>
+            <w:r>
+              <w:t xml:space="preserve"> </w:t>
+            </w:r>
+            <w:r>
+              <w:t xml:space="preserve">“</w:t>
+            </w:r>
+            <w:r>
+              <w:t xml:space="preserve">O nome dele é Stallone. Sim, aquele Stallone.</w:t>
+            </w:r>
+            <w:r>
+              <w:t xml:space="preserve">”</w:t>
+            </w:r>
+            <w:r>
+              <w:t xml:space="preserve"> </w:t>
+            </w:r>
+            <w:r>
+              <w:t xml:space="preserve">→ o ícone (Rocky, Rambo,</w:t>
+            </w:r>
+            <w:r>
+              <w:t xml:space="preserve"> </w:t>
+            </w:r>
+            <w:r>
+              <w:t xml:space="preserve">“</w:t>
+            </w:r>
+            <w:r>
+              <w:t xml:space="preserve">quando você fechava os olhos aos 12…</w:t>
+            </w:r>
+            <w:r>
+              <w:t xml:space="preserve">”</w:t>
+            </w:r>
+            <w:r>
+              <w:t xml:space="preserve">)</w:t>
+            </w:r>
+          </w:p>
+        </w:tc>
+        <w:tc>
+          <w:tcPr/>
+          <w:p>
+            <w:pPr>
+              <w:pStyle w:val="Compact"/>
+              <w:jc w:val="left"/>
+            </w:pPr>
+            <w:r>
+              <w:t xml:space="preserve">Intimidade verificável → revelação do nome com pausa → o avatar como fantasia do espectador</w:t>
+            </w:r>
+          </w:p>
+        </w:tc>
+        <w:tc>
+          <w:tcPr/>
+          <w:p>
+            <w:pPr>
+              <w:pStyle w:val="Compact"/>
+              <w:jc w:val="left"/>
+            </w:pPr>
+            <w:r>
+              <w:t xml:space="preserve">LA, mesma academia, levantar peso junto, mesa, filhos →</w:t>
+            </w:r>
+            <w:r>
+              <w:t xml:space="preserve"> </w:t>
+            </w:r>
+            <w:r>
+              <w:t xml:space="preserve">“</w:t>
+            </w:r>
+            <w:r>
+              <w:t xml:space="preserve">Mike Tyson. Sim, aquele Mike Tyson.</w:t>
+            </w:r>
+            <w:r>
+              <w:t xml:space="preserve">”</w:t>
+            </w:r>
+            <w:r>
+              <w:t xml:space="preserve"> </w:t>
+            </w:r>
+            <w:r>
+              <w:t xml:space="preserve">→ campeão mais jovem, 20 anos,</w:t>
+            </w:r>
+            <w:r>
+              <w:t xml:space="preserve"> </w:t>
+            </w:r>
+            <w:r>
+              <w:t xml:space="preserve">“</w:t>
+            </w:r>
+            <w:r>
+              <w:t xml:space="preserve">o homem mais temido do planeta</w:t>
+            </w:r>
+            <w:r>
+              <w:t xml:space="preserve">”</w:t>
+            </w:r>
+            <w:r>
+              <w:t xml:space="preserve">,</w:t>
+            </w:r>
+            <w:r>
+              <w:t xml:space="preserve"> </w:t>
+            </w:r>
+            <w:r>
+              <w:t xml:space="preserve">“</w:t>
+            </w:r>
+            <w:r>
+              <w:t xml:space="preserve">quando você era menino e imaginava o que era ser temido</w:t>
+            </w:r>
+            <w:r>
+              <w:t xml:space="preserve">”</w:t>
+            </w:r>
+          </w:p>
+        </w:tc>
+        <w:tc>
+          <w:tcPr/>
+          <w:p>
+            <w:pPr>
+              <w:pStyle w:val="Compact"/>
+              <w:jc w:val="left"/>
+            </w:pPr>
+            <w:r>
+              <w:t xml:space="preserve">“</w:t>
+            </w:r>
+            <w:r>
+              <w:t xml:space="preserve">Ser temido</w:t>
+            </w:r>
+            <w:r>
+              <w:t xml:space="preserve">”</w:t>
+            </w:r>
+            <w:r>
+              <w:t xml:space="preserve"> </w:t>
+            </w:r>
+            <w:r>
+              <w:t xml:space="preserve">no lugar de</w:t>
+            </w:r>
+            <w:r>
+              <w:t xml:space="preserve"> </w:t>
+            </w:r>
+            <w:r>
+              <w:t xml:space="preserve">“</w:t>
+            </w:r>
+            <w:r>
+              <w:t xml:space="preserve">ser homem</w:t>
+            </w:r>
+            <w:r>
+              <w:t xml:space="preserve">”</w:t>
+            </w:r>
+            <w:r>
+              <w:t xml:space="preserve">: é o eixo do Tyson</w:t>
+            </w:r>
+          </w:p>
+        </w:tc>
+      </w:tr>
+      <w:tr>
+        <w:tc>
+          <w:tcPr/>
+          <w:p>
+            <w:pPr>
+              <w:pStyle w:val="Compact"/>
+              <w:jc w:val="left"/>
+            </w:pPr>
+            <w:r>
+              <w:t xml:space="preserve">7</w:t>
+            </w:r>
+          </w:p>
+        </w:tc>
+        <w:tc>
+          <w:tcPr/>
+          <w:p>
+            <w:pPr>
+              <w:pStyle w:val="Compact"/>
+              <w:jc w:val="left"/>
+            </w:pPr>
+            <w:r>
+              <w:t xml:space="preserve">“</w:t>
+            </w:r>
+            <w:r>
+              <w:t xml:space="preserve">Eu conheço esse homem. Vi ele treinar, comer, sem camisa aos 65 na minha piscina… exceção biológica… envelhece pra cima. Pelo menos era o que eu pensava.</w:t>
+            </w:r>
+            <w:r>
+              <w:t xml:space="preserve">”</w:t>
+            </w:r>
+          </w:p>
+        </w:tc>
+        <w:tc>
+          <w:tcPr/>
+          <w:p>
+            <w:pPr>
+              <w:pStyle w:val="Compact"/>
+              <w:jc w:val="left"/>
+            </w:pPr>
+            <w:r>
+              <w:t xml:space="preserve">Testemunho ocular → o avatar como exceção → a quebra em uma frase</w:t>
+            </w:r>
+          </w:p>
+        </w:tc>
+        <w:tc>
+          <w:tcPr/>
+          <w:p>
+            <w:pPr>
+              <w:pStyle w:val="Compact"/>
+              <w:jc w:val="left"/>
+            </w:pPr>
+            <w:r>
+              <w:t xml:space="preserve">Vi treinar, comer, sem camisa aos 58; Arlington, 72 mil, 108 milhões;</w:t>
+            </w:r>
+            <w:r>
+              <w:t xml:space="preserve"> </w:t>
+            </w:r>
+            <w:r>
+              <w:t xml:space="preserve">“</w:t>
+            </w:r>
+            <w:r>
+              <w:t xml:space="preserve">exceção biológica… envelhece errado, pra cima. Pelo menos era o que eu pensava.</w:t>
+            </w:r>
+            <w:r>
+              <w:t xml:space="preserve">”</w:t>
+            </w:r>
+          </w:p>
+        </w:tc>
+        <w:tc>
+          <w:tcPr/>
+          <w:p>
+            <w:pPr>
+              <w:pStyle w:val="Compact"/>
+              <w:jc w:val="left"/>
+            </w:pPr>
+            <w:r>
+              <w:t xml:space="preserve">Arlington entra aqui como prova de força, antes de virar cena de falha no emotional</w:t>
+            </w:r>
+          </w:p>
+        </w:tc>
+      </w:tr>
+      <w:tr>
+        <w:tc>
+          <w:tcPr/>
+          <w:p>
+            <w:pPr>
+              <w:pStyle w:val="Compact"/>
+              <w:jc w:val="left"/>
+            </w:pPr>
+            <w:r>
+              <w:t xml:space="preserve">8</w:t>
+            </w:r>
+          </w:p>
+        </w:tc>
+        <w:tc>
+          <w:tcPr/>
+          <w:p>
+            <w:pPr>
+              <w:pStyle w:val="Compact"/>
+              <w:jc w:val="left"/>
+            </w:pPr>
+            <w:r>
+              <w:t xml:space="preserve">“</w:t>
+            </w:r>
+            <w:r>
+              <w:t xml:space="preserve">Em outubro de 2025 o Sylvester me ligou num sábado. Cancelei 3 podcasts, 6 meses de pesquisa. Vou repetir… $350.000… jantares… nenhum paciente… minha esposa achou que eu tinha enlouquecido… por um único motivo.</w:t>
+            </w:r>
+            <w:r>
+              <w:t xml:space="preserve">”</w:t>
+            </w:r>
+          </w:p>
+        </w:tc>
+        <w:tc>
+          <w:tcPr/>
+          <w:p>
+            <w:pPr>
+              <w:pStyle w:val="Compact"/>
+              <w:jc w:val="left"/>
+            </w:pPr>
+            <w:r>
+              <w:t xml:space="preserve">O custo da descoberta como prova de que ela vale; repetição para ênfase</w:t>
+            </w:r>
+          </w:p>
+        </w:tc>
+        <w:tc>
+          <w:tcPr/>
+          <w:p>
+            <w:pPr>
+              <w:pStyle w:val="Compact"/>
+              <w:jc w:val="left"/>
+            </w:pPr>
+            <w:r>
+              <w:t xml:space="preserve">“</w:t>
+            </w:r>
+            <w:r>
+              <w:t xml:space="preserve">Dezembro de 2024, três semanas depois de Arlington, às seis da manhã. Cancelei três episódios, seis meses. Deixa eu repetir… patrocínio… não gravei… não pisei no laboratório… as pessoas que tocam a minha empresa acharam que eu tinha enlouquecido… por um único motivo.</w:t>
+            </w:r>
+            <w:r>
+              <w:t xml:space="preserve">”</w:t>
+            </w:r>
+          </w:p>
+        </w:tc>
+        <w:tc>
+          <w:tcPr/>
+          <w:p>
+            <w:pPr>
+              <w:pStyle w:val="Compact"/>
+              <w:jc w:val="left"/>
+            </w:pPr>
+            <w:r>
+              <w:t xml:space="preserve">Sem</w:t>
+            </w:r>
+            <w:r>
+              <w:t xml:space="preserve"> </w:t>
+            </w:r>
+            <w:r>
+              <w:t xml:space="preserve">“</w:t>
+            </w:r>
+            <w:r>
+              <w:t xml:space="preserve">esposa</w:t>
+            </w:r>
+            <w:r>
+              <w:t xml:space="preserve">”</w:t>
+            </w:r>
+            <w:r>
+              <w:t xml:space="preserve"> </w:t>
+            </w:r>
+            <w:r>
+              <w:t xml:space="preserve">(Huberman não é casado publicamente);</w:t>
+            </w:r>
+            <w:r>
+              <w:t xml:space="preserve"> </w:t>
+            </w:r>
+            <w:r>
+              <w:t xml:space="preserve">“</w:t>
+            </w:r>
+            <w:r>
+              <w:t xml:space="preserve">seis da manhã</w:t>
+            </w:r>
+            <w:r>
+              <w:t xml:space="preserve">”</w:t>
+            </w:r>
+            <w:r>
+              <w:t xml:space="preserve"> </w:t>
+            </w:r>
+            <w:r>
+              <w:t xml:space="preserve">liga à Emotional v3</w:t>
+            </w:r>
+          </w:p>
+        </w:tc>
+      </w:tr>
+      <w:tr>
+        <w:tc>
+          <w:tcPr/>
+          <w:p>
+            <w:pPr>
+              <w:pStyle w:val="Compact"/>
+              <w:jc w:val="left"/>
+            </w:pPr>
+            <w:r>
+              <w:t xml:space="preserve">9</w:t>
+            </w:r>
+          </w:p>
+        </w:tc>
+        <w:tc>
+          <w:tcPr/>
+          <w:p>
+            <w:pPr>
+              <w:pStyle w:val="Compact"/>
+              <w:jc w:val="left"/>
+            </w:pPr>
+            <w:r>
+              <w:t xml:space="preserve">“</w:t>
+            </w:r>
+            <w:r>
+              <w:t xml:space="preserve">O que ele me contou não era queixa de paciente. Era a confissão de um homem no fundo do poço.</w:t>
+            </w:r>
+            <w:r>
+              <w:t xml:space="preserve">”</w:t>
+            </w:r>
+          </w:p>
+        </w:tc>
+        <w:tc>
+          <w:tcPr/>
+          <w:p>
+            <w:pPr>
+              <w:pStyle w:val="Compact"/>
+              <w:jc w:val="left"/>
+            </w:pPr>
+            <w:r>
+              <w:t xml:space="preserve">Reclassificar a conversa: de consulta para confissão</w:t>
+            </w:r>
+          </w:p>
+        </w:tc>
+        <w:tc>
+          <w:tcPr/>
+          <w:p>
+            <w:pPr>
+              <w:pStyle w:val="Compact"/>
+              <w:jc w:val="left"/>
+            </w:pPr>
+            <w:r>
+              <w:t xml:space="preserve">Igual,</w:t>
+            </w:r>
+            <w:r>
+              <w:t xml:space="preserve"> </w:t>
+            </w:r>
+            <w:r>
+              <w:t xml:space="preserve">“</w:t>
+            </w:r>
+            <w:r>
+              <w:t xml:space="preserve">depois de anos carregando aquilo</w:t>
+            </w:r>
+            <w:r>
+              <w:t xml:space="preserve">”</w:t>
+            </w:r>
+          </w:p>
+        </w:tc>
+        <w:tc>
+          <w:tcPr/>
+          <w:p>
+            <w:pPr>
+              <w:pStyle w:val="Compact"/>
+              <w:jc w:val="left"/>
+            </w:pPr>
+            <w:r>
+              <w:t xml:space="preserve">—</w:t>
+            </w:r>
+          </w:p>
+        </w:tc>
+      </w:tr>
+      <w:tr>
+        <w:tc>
+          <w:tcPr/>
+          <w:p>
+            <w:pPr>
+              <w:pStyle w:val="Compact"/>
+              <w:jc w:val="left"/>
+            </w:pPr>
+            <w:r>
+              <w:t xml:space="preserve">10</w:t>
+            </w:r>
+          </w:p>
+        </w:tc>
+        <w:tc>
+          <w:tcPr/>
+          <w:p>
+            <w:pPr>
+              <w:pStyle w:val="Compact"/>
+              <w:jc w:val="left"/>
+            </w:pPr>
+            <w:r>
+              <w:t xml:space="preserve">“</w:t>
+            </w:r>
+            <w:r>
+              <w:t xml:space="preserve">Quando desliguei, já tinha entendido 3 coisas. A primeira: não era o que urologista nenhum ia diagnosticar. Não era idade, estresse, testosterona.</w:t>
+            </w:r>
+            <w:r>
+              <w:t xml:space="preserve">”</w:t>
+            </w:r>
+          </w:p>
+        </w:tc>
+        <w:tc>
+          <w:tcPr/>
+          <w:p>
+            <w:pPr>
+              <w:pStyle w:val="Compact"/>
+              <w:jc w:val="left"/>
+            </w:pPr>
+            <w:r>
+              <w:t xml:space="preserve">Tese plantada 1: causa oculta</w:t>
+            </w:r>
+          </w:p>
+        </w:tc>
+        <w:tc>
+          <w:tcPr/>
+          <w:p>
+            <w:pPr>
+              <w:pStyle w:val="Compact"/>
+              <w:jc w:val="left"/>
+            </w:pPr>
+            <w:r>
+              <w:t xml:space="preserve">Igual +</w:t>
+            </w:r>
+            <w:r>
+              <w:t xml:space="preserve"> </w:t>
+            </w:r>
+            <w:r>
+              <w:t xml:space="preserve">“</w:t>
+            </w:r>
+            <w:r>
+              <w:t xml:space="preserve">Eu chequei. Os números dele eram melhores que os meus.</w:t>
+            </w:r>
+            <w:r>
+              <w:t xml:space="preserve">”</w:t>
+            </w:r>
+          </w:p>
+        </w:tc>
+        <w:tc>
+          <w:tcPr/>
+          <w:p>
+            <w:pPr>
+              <w:pStyle w:val="Compact"/>
+              <w:jc w:val="left"/>
+            </w:pPr>
+            <w:r>
+              <w:t xml:space="preserve">A linha dos números é o Huberman (ele mede)</w:t>
+            </w:r>
+          </w:p>
+        </w:tc>
+      </w:tr>
+      <w:tr>
+        <w:tc>
+          <w:tcPr/>
+          <w:p>
+            <w:pPr>
+              <w:pStyle w:val="Compact"/>
+              <w:jc w:val="left"/>
+            </w:pPr>
+            <w:r>
+              <w:t xml:space="preserve">11</w:t>
+            </w:r>
+          </w:p>
+        </w:tc>
+        <w:tc>
+          <w:tcPr/>
+          <w:p>
+            <w:pPr>
+              <w:pStyle w:val="Compact"/>
+              <w:jc w:val="left"/>
+            </w:pPr>
+            <w:r>
+              <w:t xml:space="preserve">“</w:t>
+            </w:r>
+            <w:r>
+              <w:t xml:space="preserve">A segunda: se acontecia com ele, com o melhor médico, nutricionista, preparador, então acontecia com todo homem acima de 50, em silêncio, sem nome.</w:t>
+            </w:r>
+            <w:r>
+              <w:t xml:space="preserve">”</w:t>
+            </w:r>
+          </w:p>
+        </w:tc>
+        <w:tc>
+          <w:tcPr/>
+          <w:p>
+            <w:pPr>
+              <w:pStyle w:val="Compact"/>
+              <w:jc w:val="left"/>
+            </w:pPr>
+            <w:r>
+              <w:t xml:space="preserve">Tese plantada 2: transferência para o espectador</w:t>
+            </w:r>
+          </w:p>
+        </w:tc>
+        <w:tc>
+          <w:tcPr/>
+          <w:p>
+            <w:pPr>
+              <w:pStyle w:val="Compact"/>
+              <w:jc w:val="left"/>
+            </w:pPr>
+            <w:r>
+              <w:t xml:space="preserve">Igual,</w:t>
+            </w:r>
+            <w:r>
+              <w:t xml:space="preserve"> </w:t>
+            </w:r>
+            <w:r>
+              <w:t xml:space="preserve">“</w:t>
+            </w:r>
+            <w:r>
+              <w:t xml:space="preserve">acima dos 45</w:t>
+            </w:r>
+            <w:r>
+              <w:t xml:space="preserve">”</w:t>
+            </w:r>
+          </w:p>
+        </w:tc>
+        <w:tc>
+          <w:tcPr/>
+          <w:p>
+            <w:pPr>
+              <w:pStyle w:val="Compact"/>
+              <w:jc w:val="left"/>
+            </w:pPr>
+            <w:r>
+              <w:t xml:space="preserve">—</w:t>
+            </w:r>
+          </w:p>
+        </w:tc>
+      </w:tr>
+      <w:tr>
+        <w:tc>
+          <w:tcPr/>
+          <w:p>
+            <w:pPr>
+              <w:pStyle w:val="Compact"/>
+              <w:jc w:val="left"/>
+            </w:pPr>
+            <w:r>
+              <w:t xml:space="preserve">12</w:t>
+            </w:r>
+          </w:p>
+        </w:tc>
+        <w:tc>
+          <w:tcPr/>
+          <w:p>
+            <w:pPr>
+              <w:pStyle w:val="Compact"/>
+              <w:jc w:val="left"/>
+            </w:pPr>
+            <w:r>
+              <w:t xml:space="preserve">“</w:t>
+            </w:r>
+            <w:r>
+              <w:t xml:space="preserve">A terceira: ninguém fala por um motivo específico: 3 das maiores corporações. Ia me custar a credibilidade de 13 anos. Mas eu falei mesmo assim.</w:t>
+            </w:r>
+            <w:r>
+              <w:t xml:space="preserve">”</w:t>
+            </w:r>
+          </w:p>
+        </w:tc>
+        <w:tc>
+          <w:tcPr/>
+          <w:p>
+            <w:pPr>
+              <w:pStyle w:val="Compact"/>
+              <w:jc w:val="left"/>
+            </w:pPr>
+            <w:r>
+              <w:t xml:space="preserve">Tese plantada 3: vilão + coragem do narrador</w:t>
+            </w:r>
+          </w:p>
+        </w:tc>
+        <w:tc>
+          <w:tcPr/>
+          <w:p>
+            <w:pPr>
+              <w:pStyle w:val="Compact"/>
+              <w:jc w:val="left"/>
+            </w:pPr>
+            <w:r>
+              <w:t xml:space="preserve">Igual,</w:t>
+            </w:r>
+            <w:r>
+              <w:t xml:space="preserve"> </w:t>
+            </w:r>
+            <w:r>
+              <w:t xml:space="preserve">“</w:t>
+            </w:r>
+            <w:r>
+              <w:t xml:space="preserve">vinte anos em Stanford. Eu disse mesmo assim.</w:t>
+            </w:r>
+            <w:r>
+              <w:t xml:space="preserve">”</w:t>
+            </w:r>
+          </w:p>
+        </w:tc>
+        <w:tc>
+          <w:tcPr/>
+          <w:p>
+            <w:pPr>
+              <w:pStyle w:val="Compact"/>
+              <w:jc w:val="left"/>
+            </w:pPr>
+            <w:r>
+              <w:t xml:space="preserve">“</w:t>
+            </w:r>
+            <w:r>
+              <w:t xml:space="preserve">Eu disse mesmo assim</w:t>
+            </w:r>
+            <w:r>
+              <w:t xml:space="preserve">”</w:t>
+            </w:r>
+            <w:r>
+              <w:t xml:space="preserve"> </w:t>
+            </w:r>
+            <w:r>
+              <w:t xml:space="preserve">isolado, como frase de ritmo</w:t>
+            </w:r>
+          </w:p>
+        </w:tc>
+      </w:tr>
+      <w:tr>
+        <w:tc>
+          <w:tcPr/>
+          <w:p>
+            <w:pPr>
+              <w:pStyle w:val="Compact"/>
+              <w:jc w:val="left"/>
+            </w:pPr>
+            <w:r>
+              <w:t xml:space="preserve">13</w:t>
+            </w:r>
+          </w:p>
+        </w:tc>
+        <w:tc>
+          <w:tcPr/>
+          <w:p>
+            <w:pPr>
+              <w:pStyle w:val="Compact"/>
+              <w:jc w:val="left"/>
+            </w:pPr>
+            <w:r>
+              <w:t xml:space="preserve">“</w:t>
+            </w:r>
+            <w:r>
+              <w:t xml:space="preserve">Depois do que vi, não conseguia voltar à rotina. Tranquei o consultório, cancelei tudo, mergulhei nos dados, e o que encontrei em 6 meses é o que vou te dar de presente.</w:t>
+            </w:r>
+            <w:r>
+              <w:t xml:space="preserve">”</w:t>
+            </w:r>
+          </w:p>
+        </w:tc>
+        <w:tc>
+          <w:tcPr/>
+          <w:p>
+            <w:pPr>
+              <w:pStyle w:val="Compact"/>
+              <w:jc w:val="left"/>
+            </w:pPr>
+            <w:r>
+              <w:t xml:space="preserve">Compromisso do narrador + promessa de entrega</w:t>
+            </w:r>
+          </w:p>
+        </w:tc>
+        <w:tc>
+          <w:tcPr/>
+          <w:p>
+            <w:pPr>
+              <w:pStyle w:val="Compact"/>
+              <w:jc w:val="left"/>
+            </w:pPr>
+            <w:r>
+              <w:t xml:space="preserve">Igual,</w:t>
+            </w:r>
+            <w:r>
+              <w:t xml:space="preserve"> </w:t>
+            </w:r>
+            <w:r>
+              <w:t xml:space="preserve">“</w:t>
+            </w:r>
+            <w:r>
+              <w:t xml:space="preserve">fechei a porta do laboratório</w:t>
+            </w:r>
+            <w:r>
+              <w:t xml:space="preserve">”</w:t>
+            </w:r>
+          </w:p>
+        </w:tc>
+        <w:tc>
+          <w:tcPr/>
+          <w:p>
+            <w:pPr>
+              <w:pStyle w:val="Compact"/>
+              <w:jc w:val="left"/>
+            </w:pPr>
+            <w:r>
+              <w:t xml:space="preserve">—</w:t>
+            </w:r>
+          </w:p>
+        </w:tc>
+      </w:tr>
+      <w:tr>
+        <w:tc>
+          <w:tcPr/>
+          <w:p>
+            <w:pPr>
+              <w:pStyle w:val="Compact"/>
+              <w:jc w:val="left"/>
+            </w:pPr>
+            <w:r>
+              <w:t xml:space="preserve">14</w:t>
+            </w:r>
+          </w:p>
+        </w:tc>
+        <w:tc>
+          <w:tcPr/>
+          <w:p>
+            <w:pPr>
+              <w:pStyle w:val="Compact"/>
+              <w:jc w:val="left"/>
+            </w:pPr>
+            <w:r>
+              <w:t xml:space="preserve">“</w:t>
+            </w:r>
+            <w:r>
+              <w:t xml:space="preserve">Mas antes da ciência e da solução, você precisa ouvir da boca do próprio Sylvester… a parte mais difícil… por que ele aceitou aparecer. Foi quando ele me contou o que aconteceu naquele café em Beverly Hills.</w:t>
+            </w:r>
+            <w:r>
+              <w:t xml:space="preserve">”</w:t>
+            </w:r>
+          </w:p>
+        </w:tc>
+        <w:tc>
+          <w:tcPr/>
+          <w:p>
+            <w:pPr>
+              <w:pStyle w:val="Compact"/>
+              <w:jc w:val="left"/>
+            </w:pPr>
+            <w:r>
+              <w:t xml:space="preserve">Ponte para o emotional com gancho de cena específica</w:t>
+            </w:r>
+          </w:p>
+        </w:tc>
+        <w:tc>
+          <w:tcPr/>
+          <w:p>
+            <w:pPr>
+              <w:pStyle w:val="Compact"/>
+              <w:jc w:val="left"/>
+            </w:pPr>
+            <w:r>
+              <w:t xml:space="preserve">Igual,</w:t>
+            </w:r>
+            <w:r>
+              <w:t xml:space="preserve"> </w:t>
+            </w:r>
+            <w:r>
+              <w:t xml:space="preserve">“</w:t>
+            </w:r>
+            <w:r>
+              <w:t xml:space="preserve">…o que ele viu na câmera da própria cozinha.</w:t>
+            </w:r>
+            <w:r>
+              <w:t xml:space="preserve">”</w:t>
+            </w:r>
+          </w:p>
+        </w:tc>
+        <w:tc>
+          <w:tcPr/>
+          <w:p>
+            <w:pPr>
+              <w:pStyle w:val="Compact"/>
+              <w:jc w:val="left"/>
+            </w:pPr>
+            <w:r>
+              <w:t xml:space="preserve">A cena-gancho é a nossa cena 100%</w:t>
             </w:r>
           </w:p>
         </w:tc>
@@ -1314,189 +2321,127 @@
     </w:tbl>
     <w:p>
       <w:pPr>
-        <w:numPr>
-          <w:ilvl w:val="0"/>
-          <w:numId w:val="1001"/>
-        </w:numPr>
-        <w:pStyle w:val="Compact"/>
+        <w:pStyle w:val="BodyText"/>
       </w:pPr>
       <w:r>
         <w:rPr>
           <w:bCs/>
           <w:b/>
         </w:rPr>
-        <w:t xml:space="preserve">Attia:</w:t>
-      </w:r>
-      <w:r>
-        <w:t xml:space="preserve"> </w:t>
-      </w:r>
-      <w:r>
-        <w:t xml:space="preserve">removido deste bloco. Entra só onde a história precisa dele (ressonância e piloto, no build-up), sem apresentação formal aqui.</w:t>
-      </w:r>
-    </w:p>
-    <w:p>
-      <w:pPr>
-        <w:numPr>
-          <w:ilvl w:val="0"/>
-          <w:numId w:val="1001"/>
-        </w:numPr>
-        <w:pStyle w:val="Compact"/>
+        <w:t xml:space="preserve">Fatos a conferir antes da gravação:</w:t>
+      </w:r>
+      <w:r>
+        <w:t xml:space="preserve"> </w:t>
+      </w:r>
+      <w:r>
+        <w:t xml:space="preserve">“</w:t>
+      </w:r>
+      <w:r>
+        <w:t xml:space="preserve">mais de seis milhões de inscritos no YouTube</w:t>
+      </w:r>
+      <w:r>
+        <w:t xml:space="preserve">”</w:t>
+      </w:r>
+      <w:r>
+        <w:t xml:space="preserve"> </w:t>
+      </w:r>
+      <w:r>
+        <w:t xml:space="preserve">e</w:t>
+      </w:r>
+      <w:r>
+        <w:t xml:space="preserve"> </w:t>
+      </w:r>
+      <w:r>
+        <w:t xml:space="preserve">“</w:t>
+      </w:r>
+      <w:r>
+        <w:t xml:space="preserve">centenas de milhões de downloads</w:t>
+      </w:r>
+      <w:r>
+        <w:t xml:space="preserve">”</w:t>
+      </w:r>
+      <w:r>
+        <w:t xml:space="preserve"> </w:t>
+      </w:r>
+      <w:r>
+        <w:t xml:space="preserve">(seguros para o Huberman Lab em 2026, conferir número atual);</w:t>
+      </w:r>
+      <w:r>
+        <w:t xml:space="preserve"> </w:t>
+      </w:r>
+      <w:r>
+        <w:t xml:space="preserve">“</w:t>
+      </w:r>
+      <w:r>
+        <w:t xml:space="preserve">episódio de três horas sobre hormônios masculinos</w:t>
+      </w:r>
+      <w:r>
+        <w:t xml:space="preserve">”</w:t>
+      </w:r>
+      <w:r>
+        <w:t xml:space="preserve"> </w:t>
+      </w:r>
+      <w:r>
+        <w:t xml:space="preserve">(existe episódio longo de otimização hormonal masculina);</w:t>
+      </w:r>
+      <w:r>
+        <w:t xml:space="preserve"> </w:t>
+      </w:r>
+      <w:r>
+        <w:t xml:space="preserve">“</w:t>
+      </w:r>
+      <w:r>
+        <w:t xml:space="preserve">professor de neurobiologia</w:t>
+      </w:r>
+      <w:r>
+        <w:t xml:space="preserve">”</w:t>
+      </w:r>
+      <w:r>
+        <w:t xml:space="preserve"> </w:t>
+      </w:r>
+      <w:r>
+        <w:t xml:space="preserve">(real; ele também é de oftalmologia);</w:t>
+      </w:r>
+      <w:r>
+        <w:t xml:space="preserve"> </w:t>
+      </w:r>
+      <w:r>
+        <w:t xml:space="preserve">“</w:t>
+      </w:r>
+      <w:r>
+        <w:t xml:space="preserve">20 anos de laboratório</w:t>
+      </w:r>
+      <w:r>
+        <w:t xml:space="preserve">”</w:t>
+      </w:r>
+      <w:r>
+        <w:t xml:space="preserve"> </w:t>
+      </w:r>
+      <w:r>
+        <w:t xml:space="preserve">(contar do pós-doc). Tyson: campeão mais jovem aos 20 anos (real), Arlington 72.300 e 108 milhões (real).</w:t>
+      </w:r>
+    </w:p>
+    <w:p>
+      <w:pPr>
+        <w:pStyle w:val="BodyText"/>
       </w:pPr>
       <w:r>
         <w:rPr>
           <w:bCs/>
           <w:b/>
         </w:rPr>
-        <w:t xml:space="preserve">Números do podcast:</w:t>
-      </w:r>
-      <w:r>
-        <w:t xml:space="preserve"> </w:t>
-      </w:r>
-      <w:r>
-        <w:t xml:space="preserve">“</w:t>
-      </w:r>
-      <w:r>
-        <w:t xml:space="preserve">Top 5 in the health category, four years running</w:t>
-      </w:r>
-      <w:r>
-        <w:t xml:space="preserve">”</w:t>
-      </w:r>
-      <w:r>
-        <w:t xml:space="preserve"> </w:t>
-      </w:r>
-      <w:r>
-        <w:t xml:space="preserve">e</w:t>
-      </w:r>
-      <w:r>
-        <w:t xml:space="preserve"> </w:t>
-      </w:r>
-      <w:r>
-        <w:t xml:space="preserve">“</w:t>
-      </w:r>
-      <w:r>
-        <w:t xml:space="preserve">hundreds of millions of downloads</w:t>
-      </w:r>
-      <w:r>
-        <w:t xml:space="preserve">”</w:t>
-      </w:r>
-      <w:r>
-        <w:t xml:space="preserve"> </w:t>
-      </w:r>
-      <w:r>
-        <w:t xml:space="preserve">são seguros para o Huberman Lab. Se o time quiser um número redondo (</w:t>
-      </w:r>
-      <w:r>
-        <w:t xml:space="preserve">“</w:t>
-      </w:r>
-      <w:r>
-        <w:t xml:space="preserve">over 500 million downloads</w:t>
-      </w:r>
-      <w:r>
-        <w:t xml:space="preserve">”</w:t>
-      </w:r>
-      <w:r>
-        <w:t xml:space="preserve">), conferir antes da gravação.</w:t>
-      </w:r>
-    </w:p>
-    <w:p>
-      <w:pPr>
-        <w:numPr>
-          <w:ilvl w:val="0"/>
-          <w:numId w:val="1001"/>
-        </w:numPr>
-        <w:pStyle w:val="Compact"/>
-      </w:pPr>
-      <w:r>
-        <w:rPr>
-          <w:bCs/>
-          <w:b/>
-        </w:rPr>
-        <w:t xml:space="preserve">Nome do mecanismo:</w:t>
-      </w:r>
-      <w:r>
-        <w:t xml:space="preserve"> </w:t>
-      </w:r>
-      <w:r>
-        <w:t xml:space="preserve">“</w:t>
-      </w:r>
-      <w:r>
-        <w:t xml:space="preserve">castrating plaque</w:t>
-      </w:r>
-      <w:r>
-        <w:t xml:space="preserve">”</w:t>
-      </w:r>
-      <w:r>
-        <w:t xml:space="preserve"> </w:t>
-      </w:r>
-      <w:r>
-        <w:t xml:space="preserve">aparece uma vez, como tease, e volta na tese. A frase</w:t>
-      </w:r>
-      <w:r>
-        <w:t xml:space="preserve"> </w:t>
-      </w:r>
-      <w:r>
-        <w:t xml:space="preserve">“</w:t>
-      </w:r>
-      <w:r>
-        <w:t xml:space="preserve">exactly what a knife does to a bull</w:t>
-      </w:r>
-      <w:r>
-        <w:t xml:space="preserve">”</w:t>
-      </w:r>
-      <w:r>
-        <w:t xml:space="preserve"> </w:t>
-      </w:r>
-      <w:r>
-        <w:t xml:space="preserve">prepara o</w:t>
-      </w:r>
-      <w:r>
-        <w:t xml:space="preserve"> </w:t>
-      </w:r>
-      <w:r>
-        <w:t xml:space="preserve">“</w:t>
-      </w:r>
-      <w:r>
-        <w:t xml:space="preserve">boi vs touro</w:t>
-      </w:r>
-      <w:r>
-        <w:t xml:space="preserve">”</w:t>
-      </w:r>
-      <w:r>
-        <w:t xml:space="preserve"> </w:t>
-      </w:r>
-      <w:r>
-        <w:t xml:space="preserve">(regra 12): touro com placa castradora é boi.</w:t>
-      </w:r>
-    </w:p>
-    <w:p>
-      <w:pPr>
-        <w:numPr>
-          <w:ilvl w:val="0"/>
-          <w:numId w:val="1001"/>
-        </w:numPr>
-        <w:pStyle w:val="Compact"/>
-      </w:pPr>
-      <w:r>
-        <w:rPr>
-          <w:bCs/>
-          <w:b/>
-        </w:rPr>
-        <w:t xml:space="preserve">Picos de legenda grande (7):</w:t>
-      </w:r>
-      <w:r>
-        <w:t xml:space="preserve"> </w:t>
-      </w:r>
-      <w:r>
-        <w:t xml:space="preserve">TOP 5 — 4 YEARS / HUNDREDS OF MILLIONS · CASTRATING PLAQUE · STRONGER MAN / DEAD DICK · NO PAIN / NO WARNING · NOBODY NAMED IT · WHAT IS IT DOING TO YOURS? · 3 CORPORATIONS.</w:t>
-      </w:r>
-    </w:p>
-    <w:p>
-      <w:pPr>
-        <w:numPr>
-          <w:ilvl w:val="0"/>
-          <w:numId w:val="1001"/>
-        </w:numPr>
-        <w:pStyle w:val="Compact"/>
+        <w:t xml:space="preserve">Picos de legenda grande (4):</w:t>
+      </w:r>
+      <w:r>
+        <w:t xml:space="preserve"> </w:t>
+      </w:r>
+      <w:r>
+        <w:t xml:space="preserve">STRONGER MAN / DEAD DICK · 6,000,000+ SUBSCRIBERS · CASTRATING PLAQUE · 3 CORPORATIONS. (Menos picos que a v2: o bloco validado é de voz, não de lettering.)</w:t>
+      </w:r>
+    </w:p>
+    <w:p>
+      <w:pPr>
+        <w:pStyle w:val="BodyText"/>
       </w:pPr>
       <w:r>
         <w:rPr>
@@ -1518,13 +2463,13 @@
         <w:t xml:space="preserve">“</w:t>
       </w:r>
       <w:r>
-        <w:t xml:space="preserve">what I told them</w:t>
+        <w:t xml:space="preserve">parecer um touro</w:t>
       </w:r>
       <w:r>
         <w:t xml:space="preserve">”</w:t>
       </w:r>
       <w:r>
-        <w:t xml:space="preserve">; pausa seca em</w:t>
+        <w:t xml:space="preserve">; grave em</w:t>
       </w:r>
       <w:r>
         <w:t xml:space="preserve"> </w:t>
@@ -1533,13 +2478,13 @@
         <w:t xml:space="preserve">“</w:t>
       </w:r>
       <w:r>
-        <w:t xml:space="preserve">castrating plaque</w:t>
+        <w:t xml:space="preserve">É exatamente aí que mora a minha vergonha</w:t>
       </w:r>
       <w:r>
         <w:t xml:space="preserve">”</w:t>
       </w:r>
       <w:r>
-        <w:t xml:space="preserve">; grave em</w:t>
+        <w:t xml:space="preserve">; volta a neutra no podcast; pausa seca em</w:t>
       </w:r>
       <w:r>
         <w:t xml:space="preserve"> </w:t>
@@ -1548,7 +2493,7 @@
         <w:t xml:space="preserve">“</w:t>
       </w:r>
       <w:r>
-        <w:t xml:space="preserve">here’s the part that embarrasses me</w:t>
+        <w:t xml:space="preserve">placa castradora</w:t>
       </w:r>
       <w:r>
         <w:t xml:space="preserve">”</w:t>
@@ -1563,7 +2508,7 @@
         <w:t xml:space="preserve">“</w:t>
       </w:r>
       <w:r>
-        <w:t xml:space="preserve">It starts with a friend</w:t>
+        <w:t xml:space="preserve">Sim, aquele Mike Tyson</w:t>
       </w:r>
       <w:r>
         <w:t xml:space="preserve">”</w:t>
@@ -1578,13 +2523,28 @@
         <w:t xml:space="preserve">“</w:t>
       </w:r>
       <w:r>
-        <w:t xml:space="preserve">And he was the first one to break</w:t>
+        <w:t xml:space="preserve">Pelo menos era o que eu pensava</w:t>
       </w:r>
       <w:r>
         <w:t xml:space="preserve">”</w:t>
       </w:r>
       <w:r>
-        <w:t xml:space="preserve">.</w:t>
+        <w:t xml:space="preserve">; tensão em</w:t>
+      </w:r>
+      <w:r>
+        <w:t xml:space="preserve"> </w:t>
+      </w:r>
+      <w:r>
+        <w:t xml:space="preserve">“</w:t>
+      </w:r>
+      <w:r>
+        <w:t xml:space="preserve">três coisas</w:t>
+      </w:r>
+      <w:r>
+        <w:t xml:space="preserve">”</w:t>
+      </w:r>
+      <w:r>
+        <w:t xml:space="preserve">; corta no frame da câmera.</w:t>
       </w:r>
     </w:p>
     <w:bookmarkEnd w:id="22"/>
@@ -1695,87 +2655,8 @@
       </w:pPr>
     </w:lvl>
   </w:abstractNum>
-  <w:abstractNum w:abstractNumId="991">
-    <w:nsid w:val="A991"/>
-    <w:multiLevelType w:val="multilevel"/>
-    <w:lvl w:ilvl="0">
-      <w:numFmt w:val="bullet"/>
-      <w:lvlText w:val="•"/>
-      <w:lvlJc w:val="left"/>
-      <w:pPr>
-        <w:ind w:left="720" w:hanging="480"/>
-      </w:pPr>
-    </w:lvl>
-    <w:lvl w:ilvl="1">
-      <w:numFmt w:val="bullet"/>
-      <w:lvlText w:val="–"/>
-      <w:lvlJc w:val="left"/>
-      <w:pPr>
-        <w:ind w:left="1440" w:hanging="480"/>
-      </w:pPr>
-    </w:lvl>
-    <w:lvl w:ilvl="2">
-      <w:numFmt w:val="bullet"/>
-      <w:lvlText w:val="•"/>
-      <w:lvlJc w:val="left"/>
-      <w:pPr>
-        <w:ind w:left="2160" w:hanging="480"/>
-      </w:pPr>
-    </w:lvl>
-    <w:lvl w:ilvl="3">
-      <w:numFmt w:val="bullet"/>
-      <w:lvlText w:val="–"/>
-      <w:lvlJc w:val="left"/>
-      <w:pPr>
-        <w:ind w:left="2880" w:hanging="480"/>
-      </w:pPr>
-    </w:lvl>
-    <w:lvl w:ilvl="4">
-      <w:numFmt w:val="bullet"/>
-      <w:lvlText w:val="•"/>
-      <w:lvlJc w:val="left"/>
-      <w:pPr>
-        <w:ind w:left="3600" w:hanging="480"/>
-      </w:pPr>
-    </w:lvl>
-    <w:lvl w:ilvl="5">
-      <w:numFmt w:val="bullet"/>
-      <w:lvlText w:val="–"/>
-      <w:lvlJc w:val="left"/>
-      <w:pPr>
-        <w:ind w:left="4320" w:hanging="480"/>
-      </w:pPr>
-    </w:lvl>
-    <w:lvl w:ilvl="6">
-      <w:numFmt w:val="bullet"/>
-      <w:lvlText w:val="•"/>
-      <w:lvlJc w:val="left"/>
-      <w:pPr>
-        <w:ind w:left="5040" w:hanging="480"/>
-      </w:pPr>
-    </w:lvl>
-    <w:lvl w:ilvl="7">
-      <w:numFmt w:val="bullet"/>
-      <w:lvlText w:val="–"/>
-      <w:lvlJc w:val="left"/>
-      <w:pPr>
-        <w:ind w:left="5760" w:hanging="480"/>
-      </w:pPr>
-    </w:lvl>
-    <w:lvl w:ilvl="8">
-      <w:numFmt w:val="bullet"/>
-      <w:lvlText w:val="•"/>
-      <w:lvlJc w:val="left"/>
-      <w:pPr>
-        <w:ind w:left="6480" w:hanging="480"/>
-      </w:pPr>
-    </w:lvl>
-  </w:abstractNum>
   <w:num w:numId="1000">
     <w:abstractNumId w:val="990"/>
-  </w:num>
-  <w:num w:numId="1001">
-    <w:abstractNumId w:val="991"/>
   </w:num>
 </w:numbering>
 </file>

--- a/analise-ed/copy/VSL_SodaFil_01_Background.docx
+++ b/analise-ed/copy/VSL_SodaFil_01_Background.docx
@@ -2,13 +2,13 @@
 <file path=word/document.xml><?xml version="1.0" encoding="utf-8"?>
 <w:document xmlns:w="http://schemas.openxmlformats.org/wordprocessingml/2006/main" xmlns:m="http://schemas.openxmlformats.org/officeDocument/2006/math" xmlns:r="http://schemas.openxmlformats.org/officeDocument/2006/relationships" xmlns:o="urn:schemas-microsoft-com:office:office" xmlns:v="urn:schemas-microsoft-com:vml" xmlns:w10="urn:schemas-microsoft-com:office:word" xmlns:a="http://schemas.openxmlformats.org/drawingml/2006/main" xmlns:pic="http://schemas.openxmlformats.org/drawingml/2006/picture" xmlns:wp="http://schemas.openxmlformats.org/drawingml/2006/wordprocessingDrawing">
   <w:body>
-    <w:bookmarkStart w:id="23" w:name="Xa44e4d9c8361b5435ac59dbd21a224e66988c48"/>
+    <w:bookmarkStart w:id="23" w:name="X12c1a3e4c18608128f14492f579edd076d1c588"/>
     <w:p>
       <w:pPr>
         <w:pStyle w:val="Heading1"/>
       </w:pPr>
       <w:r>
-        <w:t xml:space="preserve">VSL SodaFil — BLOCO 1: BACKGROUND STORY (v3, 12/10/2026)</w:t>
+        <w:t xml:space="preserve">VSL SodaFil — BLOCO 1: BACKGROUND STORY (v4, 12/10/2026)</w:t>
       </w:r>
     </w:p>
     <w:p>
@@ -20,13 +20,64 @@
           <w:bCs/>
           <w:b/>
         </w:rPr>
-        <w:t xml:space="preserve">Método desta versão (ordem do Marcos):</w:t>
-      </w:r>
-      <w:r>
-        <w:t xml:space="preserve"> </w:t>
-      </w:r>
-      <w:r>
-        <w:t xml:space="preserve">modelagem pela</w:t>
+        <w:t xml:space="preserve">Bloco modelado:</w:t>
+      </w:r>
+      <w:r>
+        <w:t xml:space="preserve"> </w:t>
+      </w:r>
+      <w:r>
+        <w:t xml:space="preserve">SODA HORSE, blocos 3 e 4 (4:48 → 9:35):</w:t>
+      </w:r>
+      <w:r>
+        <w:t xml:space="preserve"> </w:t>
+      </w:r>
+      <w:r>
+        <w:t xml:space="preserve">“</w:t>
+      </w:r>
+      <w:r>
+        <w:t xml:space="preserve">quem diabos sou eu</w:t>
+      </w:r>
+      <w:r>
+        <w:t xml:space="preserve">”</w:t>
+      </w:r>
+      <w:r>
+        <w:t xml:space="preserve"> </w:t>
+      </w:r>
+      <w:r>
+        <w:t xml:space="preserve">+ a vergonha + o amigo + a frase da esposa + a loucura dos 6 meses + a confissão + as 3 coisas +</w:t>
+      </w:r>
+      <w:r>
+        <w:t xml:space="preserve"> </w:t>
+      </w:r>
+      <w:r>
+        <w:t xml:space="preserve">“</w:t>
+      </w:r>
+      <w:r>
+        <w:t xml:space="preserve">para e pensa comigo</w:t>
+      </w:r>
+      <w:r>
+        <w:t xml:space="preserve">”</w:t>
+      </w:r>
+      <w:r>
+        <w:t xml:space="preserve"> </w:t>
+      </w:r>
+      <w:r>
+        <w:t xml:space="preserve">+</w:t>
+      </w:r>
+      <w:r>
+        <w:t xml:space="preserve"> </w:t>
+      </w:r>
+      <w:r>
+        <w:t xml:space="preserve">“</w:t>
+      </w:r>
+      <w:r>
+        <w:t xml:space="preserve">você tem que ouvir isso da boca dele</w:t>
+      </w:r>
+      <w:r>
+        <w:t xml:space="preserve">”</w:t>
+      </w:r>
+      <w:r>
+        <w:t xml:space="preserve">. Parágrafo a parágrafo, mesma ordem, mesma função.</w:t>
       </w:r>
       <w:r>
         <w:t xml:space="preserve"> </w:t>
@@ -36,31 +87,119 @@
           <w:bCs/>
           <w:b/>
         </w:rPr>
-        <w:t xml:space="preserve">estrutura invisível</w:t>
-      </w:r>
-      <w:r>
-        <w:t xml:space="preserve"> </w:t>
-      </w:r>
-      <w:r>
-        <w:t xml:space="preserve">do bloco validado (Alpha Erec 4.1 → 5.3, com a confissão da Soda Horse 3.1–3.2 encaixada na mesma função). A ordem psicológica e a função de cada parágrafo são respeitadas; o conteúdo é do Huberman (fatos, assuntos, números dele), não do Attia. Toques originais marcados na tabela de modelagem no fim. Escrita segue o guia interno de comunicação (A-B-C, momentum, frases curtas, grupos de três, mostrar em vez de dizer, bucket brigades, ler em voz alta).</w:t>
-      </w:r>
-    </w:p>
-    <w:p>
-      <w:pPr>
-        <w:pStyle w:val="BodyText"/>
-      </w:pPr>
+        <w:t xml:space="preserve">Estilo (regra para a VSL inteira):</w:t>
+      </w:r>
+      <w:r>
+        <w:t xml:space="preserve"> </w:t>
+      </w:r>
+      <w:r>
+        <w:t xml:space="preserve">o da Soda Horse. Conversa de homem com homem. Palavra forte, concreta, que bate:</w:t>
+      </w:r>
+      <w:r>
+        <w:t xml:space="preserve"> </w:t>
+      </w:r>
+      <w:r>
+        <w:t xml:space="preserve">“</w:t>
+      </w:r>
+      <w:r>
+        <w:t xml:space="preserve">quem diabos</w:t>
+      </w:r>
+      <w:r>
+        <w:t xml:space="preserve">”</w:t>
+      </w:r>
+      <w:r>
+        <w:t xml:space="preserve">,</w:t>
+      </w:r>
+      <w:r>
+        <w:t xml:space="preserve"> </w:t>
+      </w:r>
+      <w:r>
+        <w:t xml:space="preserve">“</w:t>
+      </w:r>
+      <w:r>
+        <w:t xml:space="preserve">foder</w:t>
+      </w:r>
+      <w:r>
+        <w:t xml:space="preserve">”</w:t>
+      </w:r>
+      <w:r>
+        <w:t xml:space="preserve">,</w:t>
+      </w:r>
+      <w:r>
+        <w:t xml:space="preserve"> </w:t>
+      </w:r>
+      <w:r>
+        <w:t xml:space="preserve">“</w:t>
+      </w:r>
+      <w:r>
+        <w:t xml:space="preserve">apodrecendo por dentro</w:t>
+      </w:r>
+      <w:r>
+        <w:t xml:space="preserve">”</w:t>
+      </w:r>
+      <w:r>
+        <w:t xml:space="preserve">,</w:t>
+      </w:r>
+      <w:r>
+        <w:t xml:space="preserve"> </w:t>
+      </w:r>
+      <w:r>
+        <w:t xml:space="preserve">“</w:t>
+      </w:r>
+      <w:r>
+        <w:t xml:space="preserve">castrando</w:t>
+      </w:r>
+      <w:r>
+        <w:t xml:space="preserve">”</w:t>
+      </w:r>
+      <w:r>
+        <w:t xml:space="preserve">,</w:t>
+      </w:r>
+      <w:r>
+        <w:t xml:space="preserve"> </w:t>
+      </w:r>
+      <w:r>
+        <w:t xml:space="preserve">“</w:t>
+      </w:r>
+      <w:r>
+        <w:t xml:space="preserve">carne viva</w:t>
+      </w:r>
+      <w:r>
+        <w:t xml:space="preserve">”</w:t>
+      </w:r>
+      <w:r>
+        <w:t xml:space="preserve">,</w:t>
+      </w:r>
+      <w:r>
+        <w:t xml:space="preserve"> </w:t>
+      </w:r>
+      <w:r>
+        <w:t xml:space="preserve">“</w:t>
+      </w:r>
+      <w:r>
+        <w:t xml:space="preserve">maquiagem num cadáver</w:t>
+      </w:r>
+      <w:r>
+        <w:t xml:space="preserve">”</w:t>
+      </w:r>
+      <w:r>
+        <w:t xml:space="preserve">. Frases curtas quando dói. Nada de tom de palestra.</w:t>
+      </w:r>
+      <w:r>
+        <w:t xml:space="preserve"> </w:t>
+      </w:r>
       <w:r>
         <w:rPr>
           <w:bCs/>
           <w:b/>
         </w:rPr>
-        <w:t xml:space="preserve">Entra depois de:</w:t>
-      </w:r>
-      <w:r>
-        <w:t xml:space="preserve"> </w:t>
-      </w:r>
-      <w:r>
-        <w:t xml:space="preserve">a lead.</w:t>
+        <w:t xml:space="preserve">Conteúdo:</w:t>
+      </w:r>
+      <w:r>
+        <w:t xml:space="preserve"> </w:t>
+      </w:r>
+      <w:r>
+        <w:t xml:space="preserve">do Huberman (podcast, protocolos, banho gelado, sol, sono, testosterona), não do Attia. Sem Attia neste bloco.</w:t>
       </w:r>
       <w:r>
         <w:t xml:space="preserve"> </w:t>
@@ -70,13 +209,29 @@
           <w:bCs/>
           <w:b/>
         </w:rPr>
+        <w:t xml:space="preserve">Entra depois de:</w:t>
+      </w:r>
+      <w:r>
+        <w:t xml:space="preserve"> </w:t>
+      </w:r>
+      <w:r>
+        <w:t xml:space="preserve">a lead.</w:t>
+      </w:r>
+      <w:r>
+        <w:t xml:space="preserve"> </w:t>
+      </w:r>
+      <w:r>
+        <w:rPr>
+          <w:bCs/>
+          <w:b/>
+        </w:rPr>
         <w:t xml:space="preserve">Duração-alvo:</w:t>
       </w:r>
       <w:r>
         <w:t xml:space="preserve"> </w:t>
       </w:r>
       <w:r>
-        <w:t xml:space="preserve">2 min 50 s a 3 min 10 s (o bloco validado tem 2 min 18 s + 1 min 47 s).</w:t>
+        <w:t xml:space="preserve">4 min 30 s a 4 min 50 s (o trecho modelado tem 4 min 47 s).</w:t>
       </w:r>
       <w:r>
         <w:t xml:space="preserve"> </w:t>
@@ -152,15 +307,23 @@
         <w:pStyle w:val="BodyText"/>
       </w:pPr>
       <w:r>
-        <w:t xml:space="preserve">But before we go on, you’re probably asking yourself: who am I to be telling you any of this?</w:t>
-      </w:r>
-    </w:p>
-    <w:p>
-      <w:pPr>
-        <w:pStyle w:val="BodyText"/>
-      </w:pPr>
-      <w:r>
-        <w:t xml:space="preserve">My name is Andrew Huberman. I’m a professor of neurobiology at Stanford School of Medicine.</w:t>
+        <w:t xml:space="preserve">But before I show you how, you’re asking yourself: who the hell am I to be telling you any of this?</w:t>
+      </w:r>
+    </w:p>
+    <w:p>
+      <w:pPr>
+        <w:pStyle w:val="BodyText"/>
+      </w:pPr>
+      <w:r>
+        <w:t xml:space="preserve">Before I show you this, you need to know who I am. And you need to know one thing about me that I’m ashamed of to this day.</w:t>
+      </w:r>
+    </w:p>
+    <w:p>
+      <w:pPr>
+        <w:pStyle w:val="BodyText"/>
+      </w:pPr>
+      <w:r>
+        <w:t xml:space="preserve">I’m Andrew Huberman. Professor of neurobiology at Stanford.</w:t>
       </w:r>
       <w:r>
         <w:t xml:space="preserve"> </w:t>
@@ -169,13 +332,13 @@
         <w:rPr>
           <w:rStyle w:val="VerbatimChar"/>
         </w:rPr>
-        <w:t xml:space="preserve">[B-ROLL: Stanford, Huberman de jaleco no laboratório]</w:t>
-      </w:r>
-      <w:r>
-        <w:t xml:space="preserve"> </w:t>
-      </w:r>
-      <w:r>
-        <w:t xml:space="preserve">For twenty years I ran a lab that studied one thing: how the nervous system controls the body, and how to take that control back.</w:t>
+        <w:t xml:space="preserve">[B-ROLL: Stanford, Huberman de jaleco]</w:t>
+      </w:r>
+      <w:r>
+        <w:t xml:space="preserve"> </w:t>
+      </w:r>
+      <w:r>
+        <w:t xml:space="preserve">And for the last five years I’ve run the most listened-to podcast in America when the subject is getting a man to work like a man again.</w:t>
       </w:r>
       <w:r>
         <w:t xml:space="preserve"> </w:t>
@@ -184,13 +347,13 @@
         <w:rPr>
           <w:rStyle w:val="VerbatimChar"/>
         </w:rPr>
-        <w:t xml:space="preserve">[B-ROLL: microscópio, neurônios]</w:t>
-      </w:r>
-      <w:r>
-        <w:t xml:space="preserve"> </w:t>
-      </w:r>
-      <w:r>
-        <w:t xml:space="preserve">Stress. Sleep. Hormones. Recovery. Then, five years ago, I left the bench to do something that, at the time, nobody had a name for. Teaching men the actual science of their own bodies. Not opinions. Protocols.</w:t>
+        <w:t xml:space="preserve">[B-ROLL: estúdio, microfone, tela do YouTube]</w:t>
+      </w:r>
+      <w:r>
+        <w:t xml:space="preserve"> </w:t>
+      </w:r>
+      <w:r>
+        <w:t xml:space="preserve">Through my studio come Silicon Valley billionaires, NFL players, special forces operators, Hollywood actors who have to take their shirt off at 60 and still look like a bull.</w:t>
       </w:r>
       <w:r>
         <w:t xml:space="preserve"> </w:t>
@@ -199,15 +362,21 @@
         <w:rPr>
           <w:rStyle w:val="VerbatimChar"/>
         </w:rPr>
-        <w:t xml:space="preserve">[B-ROLL: estúdio do podcast]</w:t>
-      </w:r>
-    </w:p>
-    <w:p>
-      <w:pPr>
-        <w:pStyle w:val="BodyText"/>
-      </w:pPr>
-      <w:r>
-        <w:t xml:space="preserve">Today those protocols run through NFL locker rooms, Navy SEAL teams, Silicon Valley founders, and actors who have to take their shirt off on camera at 60 and look like a bull.</w:t>
+        <w:t xml:space="preserve">[B-ROLL: um plano para cada]</w:t>
+      </w:r>
+      <w:r>
+        <w:t xml:space="preserve"> </w:t>
+      </w:r>
+      <w:r>
+        <w:t xml:space="preserve">Men who do exactly what I tell them so they can keep fucking the way they fucked at 25.</w:t>
+      </w:r>
+    </w:p>
+    <w:p>
+      <w:pPr>
+        <w:pStyle w:val="BodyText"/>
+      </w:pPr>
+      <w:r>
+        <w:t xml:space="preserve">And I was the best in the world at it. Cold plunge. Sun on the groin. Sleep. Training. Testosterone up, cortisol down.</w:t>
       </w:r>
       <w:r>
         <w:t xml:space="preserve"> </w:t>
@@ -216,13 +385,21 @@
         <w:rPr>
           <w:rStyle w:val="VerbatimChar"/>
         </w:rPr>
-        <w:t xml:space="preserve">[B-ROLL: atleta, operador, CEO, ator sem camisa, um plano cada]</w:t>
-      </w:r>
-      <w:r>
-        <w:t xml:space="preserve"> </w:t>
-      </w:r>
-      <w:r>
-        <w:t xml:space="preserve">Men who will do anything to keep working the way they worked at 30. And I was the best in the world at making them stronger.</w:t>
+        <w:t xml:space="preserve">[B-ROLL: Huberman na banheira de gelo; sol da manhã; homem forte na academia]</w:t>
+      </w:r>
+      <w:r>
+        <w:t xml:space="preserve"> </w:t>
+      </w:r>
+      <w:r>
+        <w:t xml:space="preserve">There wasn’t a man I couldn’t make stronger.</w:t>
+      </w:r>
+    </w:p>
+    <w:p>
+      <w:pPr>
+        <w:pStyle w:val="BodyText"/>
+      </w:pPr>
+      <w:r>
+        <w:t xml:space="preserve">But that’s exactly where my shame lives.</w:t>
       </w:r>
       <w:r>
         <w:t xml:space="preserve"> </w:t>
@@ -231,23 +408,15 @@
         <w:rPr>
           <w:rStyle w:val="VerbatimChar"/>
         </w:rPr>
-        <w:t xml:space="preserve">[B-ROLL: homem de 55 forte na academia]</w:t>
-      </w:r>
-    </w:p>
-    <w:p>
-      <w:pPr>
-        <w:pStyle w:val="BodyText"/>
-      </w:pPr>
-      <w:r>
-        <w:t xml:space="preserve">That’s exactly where my shame lives.</w:t>
-      </w:r>
-    </w:p>
-    <w:p>
-      <w:pPr>
-        <w:pStyle w:val="BodyText"/>
-      </w:pPr>
-      <w:r>
-        <w:t xml:space="preserve">Because for five years, I made men stronger. Cold. Sun. Sleep. Training. Testosterone up, cortisol down. And I sent those stronger men home to their wives with a dead dick.</w:t>
+        <w:t xml:space="preserve">[LETTERING: "MY SHAME"]</w:t>
+      </w:r>
+    </w:p>
+    <w:p>
+      <w:pPr>
+        <w:pStyle w:val="BodyText"/>
+      </w:pPr>
+      <w:r>
+        <w:t xml:space="preserve">Because for five years, I made men stronger around dicks that were already rotting from the inside. And I didn’t even know it.</w:t>
       </w:r>
       <w:r>
         <w:t xml:space="preserve"> </w:t>
@@ -256,13 +425,15 @@
         <w:rPr>
           <w:rStyle w:val="VerbatimChar"/>
         </w:rPr>
-        <w:t xml:space="preserve">[LETTERING: "STRONGER MAN" branco / "DEAD DICK" vermelho]</w:t>
-      </w:r>
-      <w:r>
-        <w:t xml:space="preserve"> </w:t>
-      </w:r>
-      <w:r>
-        <w:t xml:space="preserve">I built the engine and never looked at the tissue.</w:t>
+        <w:t xml:space="preserve">[LETTERING: "ROTTING" vermelho / "FROM THE INSIDE" branco]</w:t>
+      </w:r>
+    </w:p>
+    <w:p>
+      <w:pPr>
+        <w:pStyle w:val="BodyText"/>
+      </w:pPr>
+      <w:r>
+        <w:t xml:space="preserve">I fixed the body. I made the guy strong as a bull, gave him a pat on the back, and sent him home to his wife.</w:t>
       </w:r>
       <w:r>
         <w:t xml:space="preserve"> </w:t>
@@ -271,21 +442,13 @@
         <w:rPr>
           <w:rStyle w:val="VerbatimChar"/>
         </w:rPr>
-        <w:t xml:space="preserve">[B-ROLL: o mesmo homem forte sentado na beira da cama, luz azul, ela de costas]</w:t>
-      </w:r>
-      <w:r>
-        <w:t xml:space="preserve"> </w:t>
-      </w:r>
-      <w:r>
-        <w:t xml:space="preserve">And the tissue is where this happens.</w:t>
-      </w:r>
-    </w:p>
-    <w:p>
-      <w:pPr>
-        <w:pStyle w:val="BodyText"/>
-      </w:pPr>
-      <w:r>
-        <w:t xml:space="preserve">You’ve probably seen me on my podcast, Huberman Lab.</w:t>
+        <w:t xml:space="preserve">[B-ROLL: homem de 55 saindo da academia; corte para ele na beira da cama, luz azul, ela de costas]</w:t>
+      </w:r>
+      <w:r>
+        <w:t xml:space="preserve"> </w:t>
+      </w:r>
+      <w:r>
+        <w:t xml:space="preserve">And underneath, the damage was growing in silence. Castrating that man from the inside out.</w:t>
       </w:r>
       <w:r>
         <w:t xml:space="preserve"> </w:t>
@@ -294,13 +457,21 @@
         <w:rPr>
           <w:rStyle w:val="VerbatimChar"/>
         </w:rPr>
-        <w:t xml:space="preserve">[B-ROLL: capa do podcast, tela do YouTube]</w:t>
-      </w:r>
-      <w:r>
-        <w:t xml:space="preserve"> </w:t>
-      </w:r>
-      <w:r>
-        <w:t xml:space="preserve">The most listened-to health podcast in the world. Over six million subscribers on YouTube alone. Hundreds of millions of downloads.</w:t>
+        <w:t xml:space="preserve">[LETTERING: "CASTRATING" vermelho]</w:t>
+      </w:r>
+      <w:r>
+        <w:t xml:space="preserve"> </w:t>
+      </w:r>
+      <w:r>
+        <w:t xml:space="preserve">While I, the man who taught more American men about testosterone than anyone alive, told him to take another cold shower. Smiling.</w:t>
+      </w:r>
+    </w:p>
+    <w:p>
+      <w:pPr>
+        <w:pStyle w:val="BodyText"/>
+      </w:pPr>
+      <w:r>
+        <w:t xml:space="preserve">In other words: I wasn’t fixing those men. I was polishing the horns on a steer and calling it science.</w:t>
       </w:r>
       <w:r>
         <w:t xml:space="preserve"> </w:t>
@@ -309,13 +480,23 @@
         <w:rPr>
           <w:rStyle w:val="VerbatimChar"/>
         </w:rPr>
-        <w:t xml:space="preserve">[LETTERING: "6,000,000+ SUBSCRIBERS"]</w:t>
-      </w:r>
-      <w:r>
-        <w:t xml:space="preserve"> </w:t>
-      </w:r>
-      <w:r>
-        <w:t xml:space="preserve">I interview scientists, physicians, Nobel laureates. And I talk about everything. Dopamine. Sleep. Testosterone. Growth hormone. Cold exposure. Morning sunlight. Fertility.</w:t>
+        <w:t xml:space="preserve">[B-ROLL: boi castrado no curral, cabeça baixa; chifres sendo polidos]</w:t>
+      </w:r>
+    </w:p>
+    <w:p>
+      <w:pPr>
+        <w:pStyle w:val="BodyText"/>
+      </w:pPr>
+      <w:r>
+        <w:t xml:space="preserve">And there’s a reason for that.</w:t>
+      </w:r>
+    </w:p>
+    <w:p>
+      <w:pPr>
+        <w:pStyle w:val="BodyText"/>
+      </w:pPr>
+      <w:r>
+        <w:t xml:space="preserve">Because there is something going on inside the dick of almost every American man past his early 40s that kills the tissue from the inside.</w:t>
       </w:r>
       <w:r>
         <w:t xml:space="preserve"> </w:t>
@@ -324,33 +505,13 @@
         <w:rPr>
           <w:rStyle w:val="VerbatimChar"/>
         </w:rPr>
-        <w:t xml:space="preserve">[B-ROLL: capas reais dos episódios, uma por palavra]</w:t>
-      </w:r>
-      <w:r>
-        <w:t xml:space="preserve"> </w:t>
-      </w:r>
-      <w:r>
-        <w:t xml:space="preserve">I have a three-hour episode on male hormones. I have a chapter on cold exposure to the groin.</w:t>
-      </w:r>
-    </w:p>
-    <w:p>
-      <w:pPr>
-        <w:pStyle w:val="BodyText"/>
-      </w:pPr>
-      <w:r>
-        <w:t xml:space="preserve">But until six months ago, I had never once said the words</w:t>
-      </w:r>
-      <w:r>
-        <w:t xml:space="preserve"> </w:t>
-      </w:r>
-      <w:r>
-        <w:t xml:space="preserve">“</w:t>
-      </w:r>
-      <w:r>
-        <w:t xml:space="preserve">castrating plaque.</w:t>
-      </w:r>
-      <w:r>
-        <w:t xml:space="preserve">”</w:t>
+        <w:t xml:space="preserve">[B-ROLL: animação 3D, corte do pênis, área escurecendo]</w:t>
+      </w:r>
+      <w:r>
+        <w:t xml:space="preserve"> </w:t>
+      </w:r>
+      <w:r>
+        <w:t xml:space="preserve">It turns living flesh into something soft and dead that doesn’t answer to anything anymore. Not to desire. Not to a blue pill. Not to a cold shower. And it does it in the most cowardly way possible. Slowly. No pain. No warning.</w:t>
       </w:r>
       <w:r>
         <w:t xml:space="preserve"> </w:t>
@@ -359,23 +520,45 @@
         <w:rPr>
           <w:rStyle w:val="VerbatimChar"/>
         </w:rPr>
-        <w:t xml:space="preserve">[LETTERING: "CASTRATING PLAQUE"]</w:t>
-      </w:r>
-    </w:p>
-    <w:p>
-      <w:pPr>
-        <w:pStyle w:val="BodyText"/>
-      </w:pPr>
-      <w:r>
-        <w:t xml:space="preserve">And that’s exactly why I’m here.</w:t>
-      </w:r>
-    </w:p>
-    <w:p>
-      <w:pPr>
-        <w:pStyle w:val="BodyText"/>
-      </w:pPr>
-      <w:r>
-        <w:t xml:space="preserve">Because what I’m going to show you in the next few minutes is something I didn’t know existed until last December. Something happening inside the body of almost every American man over 40.</w:t>
+        <w:t xml:space="preserve">[LETTERING: "NO PAIN" branco / "NO WARNING" vermelho]</w:t>
+      </w:r>
+      <w:r>
+        <w:t xml:space="preserve"> </w:t>
+      </w:r>
+      <w:r>
+        <w:t xml:space="preserve">So that by the time the man notices, the damage is already done.</w:t>
+      </w:r>
+    </w:p>
+    <w:p>
+      <w:pPr>
+        <w:pStyle w:val="BodyText"/>
+      </w:pPr>
+      <w:r>
+        <w:t xml:space="preserve">And here’s the scariest part. Not one doctor in this country, not me, not my colleagues at Stanford, not a single urologist, had the courage or the eye to give it a name.</w:t>
+      </w:r>
+    </w:p>
+    <w:p>
+      <w:pPr>
+        <w:pStyle w:val="BodyText"/>
+      </w:pPr>
+      <w:r>
+        <w:t xml:space="preserve">Until six months ago.</w:t>
+      </w:r>
+    </w:p>
+    <w:p>
+      <w:pPr>
+        <w:pStyle w:val="BodyText"/>
+      </w:pPr>
+      <w:r>
+        <w:t xml:space="preserve">And this story starts with a man. But not just any man.</w:t>
+      </w:r>
+    </w:p>
+    <w:p>
+      <w:pPr>
+        <w:pStyle w:val="BodyText"/>
+      </w:pPr>
+      <w:r>
+        <w:t xml:space="preserve">I’ve lived in Los Angeles for a few years now, and in that time I built a real friendship with a guy who trains in the same gym I do.</w:t>
       </w:r>
       <w:r>
         <w:t xml:space="preserve"> </w:t>
@@ -384,29 +567,13 @@
         <w:rPr>
           <w:rStyle w:val="VerbatimChar"/>
         </w:rPr>
-        <w:t xml:space="preserve">[B-ROLL: animação 3D, corte do pênis, área escurecendo]</w:t>
-      </w:r>
-      <w:r>
-        <w:t xml:space="preserve"> </w:t>
-      </w:r>
-      <w:r>
-        <w:t xml:space="preserve">And not one doctor, not me, not my colleagues at Stanford, not a single urologist in this country, was looking at it.</w:t>
-      </w:r>
-    </w:p>
-    <w:p>
-      <w:pPr>
-        <w:pStyle w:val="BodyText"/>
-      </w:pPr>
-      <w:r>
-        <w:t xml:space="preserve">But I need to go back a little. Because this story starts with a friend of mine.</w:t>
-      </w:r>
-    </w:p>
-    <w:p>
-      <w:pPr>
-        <w:pStyle w:val="BodyText"/>
-      </w:pPr>
-      <w:r>
-        <w:t xml:space="preserve">I’ve lived in Los Angeles for the last few years.</w:t>
+        <w:t xml:space="preserve">[B-ROLL: academia, LA]</w:t>
+      </w:r>
+      <w:r>
+        <w:t xml:space="preserve"> </w:t>
+      </w:r>
+      <w:r>
+        <w:t xml:space="preserve">We lift together. We eat at each other’s tables. I’ve watched his kids grow up.</w:t>
       </w:r>
       <w:r>
         <w:t xml:space="preserve"> </w:t>
@@ -415,13 +582,21 @@
         <w:rPr>
           <w:rStyle w:val="VerbatimChar"/>
         </w:rPr>
-        <w:t xml:space="preserve">[B-ROLL: LA, casa, academia de garagem]</w:t>
-      </w:r>
-      <w:r>
-        <w:t xml:space="preserve"> </w:t>
-      </w:r>
-      <w:r>
-        <w:t xml:space="preserve">And in that time I built a very specific kind of friendship with a man who trains in the same gym I do. We’ve lifted together. We’ve eaten at each other’s tables. I’ve watched him with his kids.</w:t>
+        <w:t xml:space="preserve">[B-ROLL: fotos de Huberman e Tyson juntos]</w:t>
+      </w:r>
+      <w:r>
+        <w:t xml:space="preserve"> </w:t>
+      </w:r>
+      <w:r>
+        <w:t xml:space="preserve">His name is Mike Tyson.</w:t>
+      </w:r>
+    </w:p>
+    <w:p>
+      <w:pPr>
+        <w:pStyle w:val="BodyText"/>
+      </w:pPr>
+      <w:r>
+        <w:t xml:space="preserve">Yeah. That Mike Tyson.</w:t>
       </w:r>
       <w:r>
         <w:t xml:space="preserve"> </w:t>
@@ -430,13 +605,21 @@
         <w:rPr>
           <w:rStyle w:val="VerbatimChar"/>
         </w:rPr>
-        <w:t xml:space="preserve">[B-ROLL: fotos de Huberman e Tyson juntos]</w:t>
-      </w:r>
-      <w:r>
-        <w:t xml:space="preserve"> </w:t>
-      </w:r>
-      <w:r>
-        <w:t xml:space="preserve">His name is Mike Tyson. Yes, that Mike Tyson.</w:t>
+        <w:t xml:space="preserve">[B-ROLL: Tyson 1986, cinturão, entrada no ringue]</w:t>
+      </w:r>
+      <w:r>
+        <w:t xml:space="preserve"> </w:t>
+      </w:r>
+      <w:r>
+        <w:t xml:space="preserve">Iron Mike. The youngest heavyweight champion in history. The man who put 44 men on the canvas. The man who made an entire generation of boys lock the bathroom door and shadowbox in front of the mirror, and an entire generation of their mothers wonder what he’d do to them in bed.</w:t>
+      </w:r>
+    </w:p>
+    <w:p>
+      <w:pPr>
+        <w:pStyle w:val="BodyText"/>
+      </w:pPr>
+      <w:r>
+        <w:t xml:space="preserve">I know this man up close. I’ve seen him with his shirt off at 58 with more muscle than my listeners have at 30.</w:t>
       </w:r>
       <w:r>
         <w:t xml:space="preserve"> </w:t>
@@ -445,13 +628,21 @@
         <w:rPr>
           <w:rStyle w:val="VerbatimChar"/>
         </w:rPr>
-        <w:t xml:space="preserve">[B-ROLL: Tyson 1986, cinturão]</w:t>
-      </w:r>
-      <w:r>
-        <w:t xml:space="preserve"> </w:t>
-      </w:r>
-      <w:r>
-        <w:t xml:space="preserve">The youngest heavyweight champion in history. Twenty years old. The most feared man on the planet for a decade. When you were a boy and you closed your eyes and imagined what it meant to be feared, this is the man you saw.</w:t>
+        <w:t xml:space="preserve">[B-ROLL: Tyson sem camisa, treino 2024]</w:t>
+      </w:r>
+      <w:r>
+        <w:t xml:space="preserve"> </w:t>
+      </w:r>
+      <w:r>
+        <w:t xml:space="preserve">To me, Mike was living proof that a man could get old and stay a bull. Nature’s exception.</w:t>
+      </w:r>
+    </w:p>
+    <w:p>
+      <w:pPr>
+        <w:pStyle w:val="BodyText"/>
+      </w:pPr>
+      <w:r>
+        <w:t xml:space="preserve">That’s what I thought. Until the phone rang at six in the morning, three weeks after Arlington.</w:t>
       </w:r>
       <w:r>
         <w:t xml:space="preserve"> </w:t>
@@ -460,15 +651,15 @@
         <w:rPr>
           <w:rStyle w:val="VerbatimChar"/>
         </w:rPr>
-        <w:t xml:space="preserve">[B-ROLL: Tyson entrando no ringue, anos 80]</w:t>
-      </w:r>
-    </w:p>
-    <w:p>
-      <w:pPr>
-        <w:pStyle w:val="BodyText"/>
-      </w:pPr>
-      <w:r>
-        <w:t xml:space="preserve">I know this man. I’ve seen him train. I’ve seen him eat. I’ve seen him at 58 with his shirt off, with more muscle than most of my listeners have at 30.</w:t>
+        <w:t xml:space="preserve">[B-ROLL: tela de chamada recebida, 6:02 AM]</w:t>
+      </w:r>
+    </w:p>
+    <w:p>
+      <w:pPr>
+        <w:pStyle w:val="BodyText"/>
+      </w:pPr>
+      <w:r>
+        <w:t xml:space="preserve">Everybody saw him stand up for eight rounds in front of 72,000 people.</w:t>
       </w:r>
       <w:r>
         <w:t xml:space="preserve"> </w:t>
@@ -477,13 +668,13 @@
         <w:rPr>
           <w:rStyle w:val="VerbatimChar"/>
         </w:rPr>
-        <w:t xml:space="preserve">[B-ROLL: Tyson sem camisa, treino 2024]</w:t>
-      </w:r>
-      <w:r>
-        <w:t xml:space="preserve"> </w:t>
-      </w:r>
-      <w:r>
-        <w:t xml:space="preserve">The man who, at 58, stood up for eight rounds in front of 72,000 people in Arlington, Texas, and 108 million more at home.</w:t>
+        <w:t xml:space="preserve">[B-ROLL: AT&amp;T Stadium, 15 de novembro de 2024]</w:t>
+      </w:r>
+      <w:r>
+        <w:t xml:space="preserve"> </w:t>
+      </w:r>
+      <w:r>
+        <w:t xml:space="preserve">It was in every paper in the country. But what nobody knows is what happened when he got back to the hotel room that night. I know. Because I sat down with both of them, face to face. And what his wife told me, with her back to the camera, without a drop of guilt in her voice, was this.</w:t>
       </w:r>
       <w:r>
         <w:t xml:space="preserve"> </w:t>
@@ -492,29 +683,25 @@
         <w:rPr>
           <w:rStyle w:val="VerbatimChar"/>
         </w:rPr>
-        <w:t xml:space="preserve">[B-ROLL: AT&amp;T Stadium, 15 de novembro de 2024]</w:t>
-      </w:r>
-      <w:r>
-        <w:t xml:space="preserve"> </w:t>
-      </w:r>
-      <w:r>
-        <w:t xml:space="preserve">Mike is what I’d call a biological exception. The man who ages wrong. Upward.</w:t>
-      </w:r>
-    </w:p>
-    <w:p>
-      <w:pPr>
-        <w:pStyle w:val="BodyText"/>
-      </w:pPr>
-      <w:r>
-        <w:t xml:space="preserve">At least that’s what I thought.</w:t>
-      </w:r>
-    </w:p>
-    <w:p>
-      <w:pPr>
-        <w:pStyle w:val="BodyText"/>
-      </w:pPr>
-      <w:r>
-        <w:t xml:space="preserve">In December of 2024, three weeks after Arlington, Mike called me at six in the morning.</w:t>
+        <w:t xml:space="preserve">[B-ROLL: varanda do rancho, ela de costas, lower-third "a esposa pediu para ser protegida"]</w:t>
+      </w:r>
+    </w:p>
+    <w:p>
+      <w:pPr>
+        <w:pStyle w:val="BodyText"/>
+      </w:pPr>
+      <w:r>
+        <w:rPr>
+          <w:bCs/>
+          <w:b/>
+        </w:rPr>
+        <w:t xml:space="preserve">MIKE’S WIFE (voice, back to camera):</w:t>
+      </w:r>
+      <w:r>
+        <w:t xml:space="preserve"> </w:t>
+      </w:r>
+      <w:r>
+        <w:t xml:space="preserve">I went up those stairs with a thirty-year-old ranch hand because I got tired of sleeping next to the most feared man in America with a dead dick.</w:t>
       </w:r>
       <w:r>
         <w:t xml:space="preserve"> </w:t>
@@ -523,13 +710,35 @@
         <w:rPr>
           <w:rStyle w:val="VerbatimChar"/>
         </w:rPr>
-        <w:t xml:space="preserve">[B-ROLL: tela de chamada recebida, 6:02 AM]</w:t>
-      </w:r>
-      <w:r>
-        <w:t xml:space="preserve"> </w:t>
-      </w:r>
-      <w:r>
-        <w:t xml:space="preserve">I cancelled my next three episodes and disappeared into research for six months. Let me say that again so you understand. I cancelled three episodes. In one week, I walked away from a confirmed sponsorship deal. I didn’t record. I didn’t set foot in my lab. The people who run my company thought I’d lost my mind.</w:t>
+        <w:t xml:space="preserve">[LETTERING amarelo itálico: "a dead dick"]</w:t>
+      </w:r>
+    </w:p>
+    <w:p>
+      <w:pPr>
+        <w:pStyle w:val="BodyText"/>
+      </w:pPr>
+      <w:r>
+        <w:rPr>
+          <w:bCs/>
+          <w:b/>
+        </w:rPr>
+        <w:t xml:space="preserve">ANDREW HUBERMAN:</w:t>
+      </w:r>
+    </w:p>
+    <w:p>
+      <w:pPr>
+        <w:pStyle w:val="BodyText"/>
+      </w:pPr>
+      <w:r>
+        <w:t xml:space="preserve">Hold on to that sentence. Because in a few minutes it’s going to make complete sense, and it’s going to scare you. Since the same thing that killed Mike Tyson’s dick is happening inside you right now, while you’re listening to me.</w:t>
+      </w:r>
+    </w:p>
+    <w:p>
+      <w:pPr>
+        <w:pStyle w:val="BodyText"/>
+      </w:pPr>
+      <w:r>
+        <w:t xml:space="preserve">When Mike called me, I did something crazy. I cancelled episodes. I threw sponsorships in the trash. I went six months without recording a single show.</w:t>
       </w:r>
       <w:r>
         <w:t xml:space="preserve"> </w:t>
@@ -540,19 +749,13 @@
         </w:rPr>
         <w:t xml:space="preserve">[B-ROLL: agenda riscada, estúdio vazio, luz apagada]</w:t>
       </w:r>
-      <w:r>
-        <w:t xml:space="preserve"> </w:t>
-      </w:r>
-      <w:r>
-        <w:t xml:space="preserve">And I did all of it for one reason.</w:t>
-      </w:r>
-    </w:p>
-    <w:p>
-      <w:pPr>
-        <w:pStyle w:val="BodyText"/>
-      </w:pPr>
-      <w:r>
-        <w:t xml:space="preserve">Because what Mike told me that morning, when he finally opened up, after years of carrying it, wasn’t a patient’s complaint. It was the confession of a man who had hit the bottom.</w:t>
+    </w:p>
+    <w:p>
+      <w:pPr>
+        <w:pStyle w:val="BodyText"/>
+      </w:pPr>
+      <w:r>
+        <w:t xml:space="preserve">My team thought I’d lost my mind. Why? Because what he told me at that ranch wasn’t a patient’s complaint. It was the confession of a man at the bottom of the hole.</w:t>
       </w:r>
       <w:r>
         <w:t xml:space="preserve"> </w:t>
@@ -563,13 +766,19 @@
         </w:rPr>
         <w:t xml:space="preserve">[B-ROLL: Tyson no rancho, camisa aberta, cabeça baixa]</w:t>
       </w:r>
-    </w:p>
-    <w:p>
-      <w:pPr>
-        <w:pStyle w:val="BodyText"/>
-      </w:pPr>
-      <w:r>
-        <w:t xml:space="preserve">And when I hung up the phone, I already understood three things.</w:t>
+      <w:r>
+        <w:t xml:space="preserve"> </w:t>
+      </w:r>
+      <w:r>
+        <w:t xml:space="preserve">The most feared man this country ever produced, sitting in front of me with his head down, telling me his dick hadn’t gotten hard in two years, and that he’d watched, on a camera in his own kitchen, what that costs a man.</w:t>
+      </w:r>
+    </w:p>
+    <w:p>
+      <w:pPr>
+        <w:pStyle w:val="BodyText"/>
+      </w:pPr>
+      <w:r>
+        <w:t xml:space="preserve">Iron Mike. The man who made grown men shake just hearing his name. Destroyed in front of me because he couldn’t even fuck his own wife anymore, and had to watch a thirty-year-old ranch hand do it for him.</w:t>
       </w:r>
       <w:r>
         <w:t xml:space="preserve"> </w:t>
@@ -578,31 +787,15 @@
         <w:rPr>
           <w:rStyle w:val="VerbatimChar"/>
         </w:rPr>
-        <w:t xml:space="preserve">[B-ROLL: três cartelas, uma por frase]</w:t>
-      </w:r>
-    </w:p>
-    <w:p>
-      <w:pPr>
-        <w:pStyle w:val="BodyText"/>
-      </w:pPr>
-      <w:r>
-        <w:t xml:space="preserve">The first: what was happening to Mike Tyson was not something any urologist on earth was going to diagnose. It wasn’t age. It wasn’t stress. It wasn’t low testosterone. I checked. His numbers were better than mine.</w:t>
-      </w:r>
-    </w:p>
-    <w:p>
-      <w:pPr>
-        <w:pStyle w:val="BodyText"/>
-      </w:pPr>
-      <w:r>
-        <w:t xml:space="preserve">The second: if it was happening to him, to the man with the best doctors, the best nutritionists, the best trainers on the planet one phone call away, then it was happening to almost every other American man over 45. Quietly. No diagnosis. No name.</w:t>
-      </w:r>
-    </w:p>
-    <w:p>
-      <w:pPr>
-        <w:pStyle w:val="BodyText"/>
-      </w:pPr>
-      <w:r>
-        <w:t xml:space="preserve">And the third: nobody was talking about it for a very specific reason. A reason that involves three of the largest corporations in the world.</w:t>
+        <w:t xml:space="preserve">[B-ROLL: frame P&amp;B congelado da CAM 03, o peão na bancada]</w:t>
+      </w:r>
+    </w:p>
+    <w:p>
+      <w:pPr>
+        <w:pStyle w:val="BodyText"/>
+      </w:pPr>
+      <w:r>
+        <w:t xml:space="preserve">And that’s when it hit me. If this dropped him, the man with the best doctors, the best of everything one phone call away, then I had to find out what the hell this was. Whatever it cost. And in six months, buried in my files, I understood three things.</w:t>
       </w:r>
       <w:r>
         <w:t xml:space="preserve"> </w:t>
@@ -611,29 +804,48 @@
         <w:rPr>
           <w:rStyle w:val="VerbatimChar"/>
         </w:rPr>
+        <w:t xml:space="preserve">[B-ROLL: Huberman lendo papéis à noite; três cartelas]</w:t>
+      </w:r>
+    </w:p>
+    <w:p>
+      <w:pPr>
+        <w:pStyle w:val="BodyText"/>
+      </w:pPr>
+      <w:r>
+        <w:t xml:space="preserve">The first: it was nothing any urologist was going to diagnose. It wasn’t age. It wasn’t stress. It wasn’t testosterone. I checked. His numbers were better than mine. It was something else. Something nobody looks for, because nobody knows it’s there.</w:t>
+      </w:r>
+    </w:p>
+    <w:p>
+      <w:pPr>
+        <w:pStyle w:val="BodyText"/>
+      </w:pPr>
+      <w:r>
+        <w:t xml:space="preserve">The second: if this dropped Mike Tyson’s dick, it was dropping every American man’s dick, in silence, with no name, no diagnosis, one by one. Including yours. Today.</w:t>
+      </w:r>
+    </w:p>
+    <w:p>
+      <w:pPr>
+        <w:pStyle w:val="BodyText"/>
+      </w:pPr>
+      <w:r>
+        <w:t xml:space="preserve">And the third, the dirtiest one of all: nobody was talking about it for a very specific reason. A reason that involves three of the largest corporations on the planet, and trillions of dollars on the line, to make sure you never open your eyes.</w:t>
+      </w:r>
+      <w:r>
+        <w:t xml:space="preserve"> </w:t>
+      </w:r>
+      <w:r>
+        <w:rPr>
+          <w:rStyle w:val="VerbatimChar"/>
+        </w:rPr>
         <w:t xml:space="preserve">[LETTERING: "3 CORPORATIONS"]</w:t>
       </w:r>
-      <w:r>
-        <w:t xml:space="preserve"> </w:t>
-      </w:r>
-      <w:r>
-        <w:t xml:space="preserve">A reason that, if I said it out loud, was going to cost me the credibility I spent twenty years building at Stanford.</w:t>
-      </w:r>
-    </w:p>
-    <w:p>
-      <w:pPr>
-        <w:pStyle w:val="BodyText"/>
-      </w:pPr>
-      <w:r>
-        <w:t xml:space="preserve">I said it anyway.</w:t>
-      </w:r>
-    </w:p>
-    <w:p>
-      <w:pPr>
-        <w:pStyle w:val="BodyText"/>
-      </w:pPr>
-      <w:r>
-        <w:t xml:space="preserve">Because after I saw what I saw, I couldn’t go back to my old routine. I shut the door on the lab, I cancelled everything, and I went head first into the data. And what I found in those six months is what I’m going to hand you in the next few minutes.</w:t>
+    </w:p>
+    <w:p>
+      <w:pPr>
+        <w:pStyle w:val="BodyText"/>
+      </w:pPr>
+      <w:r>
+        <w:t xml:space="preserve">So stop and think about this with me. If this dropped Mike Tyson, with all the money and all the doctors in the world at his disposal, what do you think it’s already doing to yours, with nobody there to warn you?</w:t>
       </w:r>
       <w:r>
         <w:t xml:space="preserve"> </w:t>
@@ -642,23 +854,15 @@
         <w:rPr>
           <w:rStyle w:val="VerbatimChar"/>
         </w:rPr>
-        <w:t xml:space="preserve">[B-ROLL: Huberman lendo papéis à noite, laptop]</w:t>
-      </w:r>
-    </w:p>
-    <w:p>
-      <w:pPr>
-        <w:pStyle w:val="BodyText"/>
-      </w:pPr>
-      <w:r>
-        <w:t xml:space="preserve">But before we get to the science and the solution, I need you to hear from Mike himself what he told me that morning. Because it’s the hardest part of this story. And it’s the part that will make you understand why a man like that agreed to sit in front of this camera.</w:t>
-      </w:r>
-    </w:p>
-    <w:p>
-      <w:pPr>
-        <w:pStyle w:val="BodyText"/>
-      </w:pPr>
-      <w:r>
-        <w:t xml:space="preserve">It was when Mike told me what he saw on the camera in his own kitchen.</w:t>
+        <w:t xml:space="preserve">[LETTERING: "WHAT IS IT DOING TO YOURS?"]</w:t>
+      </w:r>
+    </w:p>
+    <w:p>
+      <w:pPr>
+        <w:pStyle w:val="BodyText"/>
+      </w:pPr>
+      <w:r>
+        <w:t xml:space="preserve">But before I show you the science, you have to hear this from his own mouth. And since I’m a scientist before anything else, I didn’t settle for one side of the story. I went after both.</w:t>
       </w:r>
       <w:r>
         <w:t xml:space="preserve"> </w:t>
@@ -667,7 +871,22 @@
         <w:rPr>
           <w:rStyle w:val="VerbatimChar"/>
         </w:rPr>
-        <w:t xml:space="preserve">[B-ROLL: frame P&amp;B da câmera CAM 03, congelado; corte para Tyson levantando a cabeça]</w:t>
+        <w:t xml:space="preserve">[B-ROLL: Huberman de camisa xadrez na sala do rancho, janelas para o pasto]</w:t>
+      </w:r>
+      <w:r>
+        <w:t xml:space="preserve"> </w:t>
+      </w:r>
+      <w:r>
+        <w:t xml:space="preserve">What Mike told me at that ranch, I haven’t forgotten to this day. And what she confessed to me afterward, about what was missing in her husband, about what the other guy had and he didn’t, that’s what changed everything.</w:t>
+      </w:r>
+      <w:r>
+        <w:t xml:space="preserve"> </w:t>
+      </w:r>
+      <w:r>
+        <w:rPr>
+          <w:rStyle w:val="VerbatimChar"/>
+        </w:rPr>
+        <w:t xml:space="preserve">[B-ROLL: Tyson levanta a cabeça, olha para o Huberman]</w:t>
       </w:r>
     </w:p>
     <w:p>
@@ -704,198 +923,253 @@
         <w:pStyle w:val="BodyText"/>
       </w:pPr>
       <w:r>
-        <w:t xml:space="preserve">Mas antes de continuarmos, você provavelmente está se perguntando: quem sou eu pra te dizer tudo isso?</w:t>
-      </w:r>
-    </w:p>
-    <w:p>
-      <w:pPr>
-        <w:pStyle w:val="BodyText"/>
-      </w:pPr>
-      <w:r>
-        <w:t xml:space="preserve">Meu nome é Andrew Huberman. Sou professor de neurobiologia na Faculdade de Medicina de Stanford. Por vinte anos eu comandei um laboratório que estudava uma coisa só: como o sistema nervoso controla o corpo, e como tomar esse controle de volta. Estresse. Sono. Hormônios. Recuperação. Aí, cinco anos atrás, eu saí da bancada pra fazer uma coisa que, na época, ninguém tinha nome pra dar. Ensinar homens a ciência de verdade do próprio corpo. Não opinião. Protocolo.</w:t>
-      </w:r>
-    </w:p>
-    <w:p>
-      <w:pPr>
-        <w:pStyle w:val="BodyText"/>
-      </w:pPr>
-      <w:r>
-        <w:t xml:space="preserve">Hoje esses protocolos rodam em vestiário da NFL, em equipe de Navy SEAL, em fundador do Vale do Silício, e em ator que precisa tirar a camisa na frente da câmera aos 60 e parecer um touro. Homens que fazem qualquer coisa pra continuar funcionando como funcionavam aos 30. E eu era o melhor do mundo em deixar esses homens mais fortes.</w:t>
-      </w:r>
-    </w:p>
-    <w:p>
-      <w:pPr>
-        <w:pStyle w:val="BodyText"/>
-      </w:pPr>
-      <w:r>
-        <w:t xml:space="preserve">É exatamente aí que mora a minha vergonha.</w:t>
-      </w:r>
-    </w:p>
-    <w:p>
-      <w:pPr>
-        <w:pStyle w:val="BodyText"/>
-      </w:pPr>
-      <w:r>
-        <w:t xml:space="preserve">Porque por cinco anos, eu deixei homens mais fortes. Frio. Sol. Sono. Treino. Testosterona pra cima, cortisol pra baixo. E mandei esses homens mais fortes pra casa, pra mulher deles, com um pau morto. Eu construí o motor e nunca olhei pro tecido. E é no tecido que isso acontece.</w:t>
-      </w:r>
-    </w:p>
-    <w:p>
-      <w:pPr>
-        <w:pStyle w:val="BodyText"/>
-      </w:pPr>
-      <w:r>
-        <w:t xml:space="preserve">Você provavelmente já me viu no meu podcast, Huberman Lab. O podcast de saúde mais ouvido do mundo. Mais de seis milhões de inscritos só no YouTube. Centenas de milhões de downloads. Eu entrevisto cientistas, médicos, ganhadores do Nobel. E eu falo sobre tudo. Dopamina. Sono. Testosterona. Hormônio do crescimento. Exposição ao frio. Sol da manhã. Fertilidade. Eu tenho um episódio de três horas sobre hormônios masculinos. Tenho um capítulo sobre exposição ao frio na virilha.</w:t>
-      </w:r>
-    </w:p>
-    <w:p>
-      <w:pPr>
-        <w:pStyle w:val="BodyText"/>
-      </w:pPr>
-      <w:r>
-        <w:t xml:space="preserve">Mas até seis meses atrás, eu nunca tinha dito as palavras</w:t>
-      </w:r>
-      <w:r>
-        <w:t xml:space="preserve"> </w:t>
-      </w:r>
-      <w:r>
-        <w:t xml:space="preserve">“</w:t>
-      </w:r>
-      <w:r>
-        <w:t xml:space="preserve">placa castradora</w:t>
-      </w:r>
-      <w:r>
-        <w:t xml:space="preserve">”</w:t>
-      </w:r>
-      <w:r>
-        <w:t xml:space="preserve">.</w:t>
-      </w:r>
-    </w:p>
-    <w:p>
-      <w:pPr>
-        <w:pStyle w:val="BodyText"/>
-      </w:pPr>
-      <w:r>
-        <w:t xml:space="preserve">E é exatamente por isso que eu estou aqui.</w:t>
-      </w:r>
-    </w:p>
-    <w:p>
-      <w:pPr>
-        <w:pStyle w:val="BodyText"/>
-      </w:pPr>
-      <w:r>
-        <w:t xml:space="preserve">Porque o que eu vou te mostrar nos próximos minutos é uma coisa que eu nem sabia que existia até dezembro passado. Uma coisa que está acontecendo dentro do corpo de quase todo homem americano acima dos 40. E nenhum médico, nem eu, nem meus colegas de Stanford, nem um único urologista deste país, estava olhando pra isso.</w:t>
-      </w:r>
-    </w:p>
-    <w:p>
-      <w:pPr>
-        <w:pStyle w:val="BodyText"/>
-      </w:pPr>
-      <w:r>
-        <w:t xml:space="preserve">Mas eu preciso voltar um pouco. Porque essa história começa com um amigo meu.</w:t>
-      </w:r>
-    </w:p>
-    <w:p>
-      <w:pPr>
-        <w:pStyle w:val="BodyText"/>
-      </w:pPr>
-      <w:r>
-        <w:t xml:space="preserve">Eu moro em Los Angeles há alguns anos. E nesse tempo eu construí um tipo muito específico de amizade com um homem que treina na mesma academia que eu. A gente já levantou peso junto. Já comeu na mesa um do outro. Eu já vi ele com os filhos. O nome dele é Mike Tyson. Sim, aquele Mike Tyson. O campeão dos pesos-pesados mais jovem da história. Vinte anos de idade. O homem mais temido do planeta por uma década. Quando você era menino e fechava os olhos e imaginava o que era ser temido, era esse homem que você via.</w:t>
-      </w:r>
-    </w:p>
-    <w:p>
-      <w:pPr>
-        <w:pStyle w:val="BodyText"/>
-      </w:pPr>
-      <w:r>
-        <w:t xml:space="preserve">Eu conheço esse homem. Eu vi ele treinar. Vi ele comer. Vi ele aos 58 sem camisa, com mais músculo do que a maioria dos meus ouvintes tem aos 30. O homem que, aos 58, ficou de pé por oito rounds na frente de 72 mil pessoas em Arlington, no Texas, e de mais 108 milhões em casa. O Mike é o que eu chamaria de exceção biológica. O homem que envelhece errado. Pra cima.</w:t>
-      </w:r>
-    </w:p>
-    <w:p>
-      <w:pPr>
-        <w:pStyle w:val="BodyText"/>
-      </w:pPr>
-      <w:r>
-        <w:t xml:space="preserve">Pelo menos era o que eu pensava.</w:t>
-      </w:r>
-    </w:p>
-    <w:p>
-      <w:pPr>
-        <w:pStyle w:val="BodyText"/>
-      </w:pPr>
-      <w:r>
-        <w:t xml:space="preserve">Em dezembro de 2024, três semanas depois de Arlington, o Mike me ligou às seis da manhã. Eu cancelei os meus três episódios seguintes e sumi dentro da pesquisa por seis meses. Deixa eu repetir pra você entender. Eu cancelei três episódios. Em uma semana, abri mão de um contrato de patrocínio confirmado. Não gravei. Não pisei no meu laboratório. As pessoas que tocam a minha empresa acharam que eu tinha enlouquecido. E eu fiz tudo isso por um único motivo.</w:t>
-      </w:r>
-    </w:p>
-    <w:p>
-      <w:pPr>
-        <w:pStyle w:val="BodyText"/>
-      </w:pPr>
-      <w:r>
-        <w:t xml:space="preserve">Porque o que o Mike me contou naquela manhã, quando finalmente se abriu, depois de anos carregando aquilo, não era queixa de paciente. Era a confissão de um homem que tinha chegado ao fundo.</w:t>
-      </w:r>
-    </w:p>
-    <w:p>
-      <w:pPr>
-        <w:pStyle w:val="BodyText"/>
-      </w:pPr>
-      <w:r>
-        <w:t xml:space="preserve">E quando eu desliguei o telefone, eu já tinha entendido três coisas.</w:t>
-      </w:r>
-    </w:p>
-    <w:p>
-      <w:pPr>
-        <w:pStyle w:val="BodyText"/>
-      </w:pPr>
-      <w:r>
-        <w:t xml:space="preserve">A primeira: o que estava acontecendo com o Mike Tyson não era uma coisa que urologista nenhum do mundo ia diagnosticar. Não era idade. Não era estresse. Não era testosterona baixa. Eu chequei. Os números dele eram melhores que os meus.</w:t>
-      </w:r>
-    </w:p>
-    <w:p>
-      <w:pPr>
-        <w:pStyle w:val="BodyText"/>
-      </w:pPr>
-      <w:r>
-        <w:t xml:space="preserve">A segunda: se estava acontecendo com ele, com o homem que tem os melhores médicos, os melhores nutricionistas, os melhores preparadores do planeta a um telefonema de distância, então estava acontecendo com quase todo outro homem americano acima dos 45. Em silêncio. Sem diagnóstico. Sem nome.</w:t>
-      </w:r>
-    </w:p>
-    <w:p>
-      <w:pPr>
-        <w:pStyle w:val="BodyText"/>
-      </w:pPr>
-      <w:r>
-        <w:t xml:space="preserve">E a terceira: ninguém estava falando disso por um motivo muito específico. Um motivo que envolve três das maiores corporações do mundo. Um motivo que, se eu dissesse em voz alta, ia me custar a credibilidade que eu levei vinte anos pra construir em Stanford.</w:t>
-      </w:r>
-    </w:p>
-    <w:p>
-      <w:pPr>
-        <w:pStyle w:val="BodyText"/>
-      </w:pPr>
-      <w:r>
-        <w:t xml:space="preserve">Eu disse mesmo assim.</w:t>
-      </w:r>
-    </w:p>
-    <w:p>
-      <w:pPr>
-        <w:pStyle w:val="BodyText"/>
-      </w:pPr>
-      <w:r>
-        <w:t xml:space="preserve">Porque depois que eu vi o que vi, eu não conseguia mais voltar pra minha rotina. Fechei a porta do laboratório, cancelei tudo e mergulhei de cabeça nos dados. E o que eu encontrei nesses seis meses é o que eu vou te entregar nos próximos minutos.</w:t>
-      </w:r>
-    </w:p>
-    <w:p>
-      <w:pPr>
-        <w:pStyle w:val="BodyText"/>
-      </w:pPr>
-      <w:r>
-        <w:t xml:space="preserve">Mas antes de chegar na ciência e na solução, eu preciso que você ouça da boca do próprio Mike o que ele me contou naquela manhã. Porque é a parte mais difícil desta história. E é a parte que vai te fazer entender por que um homem como ele aceitou sentar na frente desta câmera.</w:t>
-      </w:r>
-    </w:p>
-    <w:p>
-      <w:pPr>
-        <w:pStyle w:val="BodyText"/>
-      </w:pPr>
-      <w:r>
-        <w:t xml:space="preserve">Foi quando o Mike me contou o que ele viu na câmera da própria cozinha.</w:t>
+        <w:t xml:space="preserve">Mas antes de eu te mostrar como, você está se perguntando: quem diabos sou eu pra te contar tudo isso?</w:t>
+      </w:r>
+    </w:p>
+    <w:p>
+      <w:pPr>
+        <w:pStyle w:val="BodyText"/>
+      </w:pPr>
+      <w:r>
+        <w:t xml:space="preserve">Antes de te mostrar isso, você precisa saber quem eu sou. E precisa saber de uma coisa que me envergonha até hoje.</w:t>
+      </w:r>
+    </w:p>
+    <w:p>
+      <w:pPr>
+        <w:pStyle w:val="BodyText"/>
+      </w:pPr>
+      <w:r>
+        <w:t xml:space="preserve">Eu sou o Andrew Huberman. Professor de neurobiologia em Stanford. E há cinco anos eu comando o podcast mais ouvido dos Estados Unidos quando o assunto é fazer homem voltar a funcionar como homem. Pelo meu estúdio passam bilionários do Vale do Silício, jogadores da NFL, operadores de forças especiais, atores de Hollywood que precisam tirar a camisa aos 60 e ainda parecer um touro. Homens que fazem exatamente o que eu mando pra continuar fodendo como fodiam aos 25.</w:t>
+      </w:r>
+    </w:p>
+    <w:p>
+      <w:pPr>
+        <w:pStyle w:val="BodyText"/>
+      </w:pPr>
+      <w:r>
+        <w:t xml:space="preserve">E eu era o melhor do mundo nisso. Banho gelado. Sol na virilha. Sono. Treino. Testosterona pra cima, cortisol pra baixo. Não tinha homem que eu não conseguisse deixar mais forte.</w:t>
+      </w:r>
+    </w:p>
+    <w:p>
+      <w:pPr>
+        <w:pStyle w:val="BodyText"/>
+      </w:pPr>
+      <w:r>
+        <w:t xml:space="preserve">Mas é exatamente aí que mora a minha vergonha.</w:t>
+      </w:r>
+    </w:p>
+    <w:p>
+      <w:pPr>
+        <w:pStyle w:val="BodyText"/>
+      </w:pPr>
+      <w:r>
+        <w:t xml:space="preserve">Porque por cinco anos, eu deixei mais fortes homens cujo pau já estava apodrecendo por dentro. E eu nem sabia.</w:t>
+      </w:r>
+    </w:p>
+    <w:p>
+      <w:pPr>
+        <w:pStyle w:val="BodyText"/>
+      </w:pPr>
+      <w:r>
+        <w:t xml:space="preserve">Eu consertava o corpo. Deixava o cara forte feito um touro, dava um tapinha nas costas dele e mandava pra casa, pra mulher dele. E por baixo, o estrago crescia em silêncio. Castrando aquele homem de dentro pra fora. Enquanto eu, o cara que mais ensinou testosterona a homem americano nesse país, mandava ele tomar mais um banho gelado. Sorrindo.</w:t>
+      </w:r>
+    </w:p>
+    <w:p>
+      <w:pPr>
+        <w:pStyle w:val="BodyText"/>
+      </w:pPr>
+      <w:r>
+        <w:t xml:space="preserve">Em outras palavras: eu não estava consertando esses homens. Eu estava polindo os chifres de um boi castrado e chamando isso de ciência.</w:t>
+      </w:r>
+    </w:p>
+    <w:p>
+      <w:pPr>
+        <w:pStyle w:val="BodyText"/>
+      </w:pPr>
+      <w:r>
+        <w:t xml:space="preserve">E existe um motivo pra isso.</w:t>
+      </w:r>
+    </w:p>
+    <w:p>
+      <w:pPr>
+        <w:pStyle w:val="BodyText"/>
+      </w:pPr>
+      <w:r>
+        <w:t xml:space="preserve">Porque tem uma coisa acontecendo dentro do pau de quase todo homem americano depois dos 40 e poucos que mata o tecido por dentro. Ela transforma carne viva numa coisa mole e morta que não responde mais a nada. Nem a desejo. Nem a pílula azul. Nem a banho gelado. E faz isso do jeito mais covarde possível. Devagar. Sem dor. Sem aviso. Pra que, quando o homem perceber, o estrago já esteja feito.</w:t>
+      </w:r>
+    </w:p>
+    <w:p>
+      <w:pPr>
+        <w:pStyle w:val="BodyText"/>
+      </w:pPr>
+      <w:r>
+        <w:t xml:space="preserve">E olha a parte mais assustadora. Nenhum médico deste país, nem eu, nem meus colegas de Stanford, nem um único urologista, teve a coragem ou o olho pra dar um nome a isso.</w:t>
+      </w:r>
+    </w:p>
+    <w:p>
+      <w:pPr>
+        <w:pStyle w:val="BodyText"/>
+      </w:pPr>
+      <w:r>
+        <w:t xml:space="preserve">Até seis meses atrás.</w:t>
+      </w:r>
+    </w:p>
+    <w:p>
+      <w:pPr>
+        <w:pStyle w:val="BodyText"/>
+      </w:pPr>
+      <w:r>
+        <w:t xml:space="preserve">E essa história começa com um homem. Mas não um homem qualquer.</w:t>
+      </w:r>
+    </w:p>
+    <w:p>
+      <w:pPr>
+        <w:pStyle w:val="BodyText"/>
+      </w:pPr>
+      <w:r>
+        <w:t xml:space="preserve">Eu moro em Los Angeles há alguns anos, e nesse tempo construí uma amizade de verdade com um cara que treina na mesma academia que eu. A gente levanta peso junto. Come na mesa um do outro. Eu vi os filhos dele crescerem. O nome dele é Mike Tyson.</w:t>
+      </w:r>
+    </w:p>
+    <w:p>
+      <w:pPr>
+        <w:pStyle w:val="BodyText"/>
+      </w:pPr>
+      <w:r>
+        <w:t xml:space="preserve">É. Aquele Mike Tyson. O Iron Mike. O campeão dos pesos-pesados mais jovem da história. O homem que botou 44 homens na lona. O homem que fez uma geração inteira de meninos trancar a porta do banheiro e boxear na frente do espelho, e uma geração inteira das mães deles se perguntar o que ele faria com elas na cama.</w:t>
+      </w:r>
+    </w:p>
+    <w:p>
+      <w:pPr>
+        <w:pStyle w:val="BodyText"/>
+      </w:pPr>
+      <w:r>
+        <w:t xml:space="preserve">Eu conheço esse homem de perto. Já vi ele sem camisa aos 58 com mais músculo do que meus ouvintes têm aos 30. Pra mim, o Mike era a prova viva de que dava pra envelhecer e continuar touro. A exceção da natureza.</w:t>
+      </w:r>
+    </w:p>
+    <w:p>
+      <w:pPr>
+        <w:pStyle w:val="BodyText"/>
+      </w:pPr>
+      <w:r>
+        <w:t xml:space="preserve">Era isso que eu pensava. Até o telefone tocar às seis da manhã, três semanas depois de Arlington.</w:t>
+      </w:r>
+    </w:p>
+    <w:p>
+      <w:pPr>
+        <w:pStyle w:val="BodyText"/>
+      </w:pPr>
+      <w:r>
+        <w:t xml:space="preserve">Todo mundo viu ele ficar de pé por oito rounds na frente de 72 mil pessoas. Saiu em todo jornal do país. Mas o que ninguém sabe é o que aconteceu quando ele voltou pro quarto do hotel naquela noite. Eu sei. Porque eu sentei com os dois, cara a cara. E o que a esposa dele me disse, de costas pra câmera, sem uma gota de culpa na voz, foi isto.</w:t>
+      </w:r>
+    </w:p>
+    <w:p>
+      <w:pPr>
+        <w:pStyle w:val="BodyText"/>
+      </w:pPr>
+      <w:r>
+        <w:rPr>
+          <w:bCs/>
+          <w:b/>
+        </w:rPr>
+        <w:t xml:space="preserve">ESPOSA DO MIKE (voz, de costas):</w:t>
+      </w:r>
+      <w:r>
+        <w:t xml:space="preserve"> </w:t>
+      </w:r>
+      <w:r>
+        <w:t xml:space="preserve">Eu subi aquela escada com um peão de trinta anos porque cansei de dormir ao lado do homem mais temido da América com um pau morto.</w:t>
+      </w:r>
+    </w:p>
+    <w:p>
+      <w:pPr>
+        <w:pStyle w:val="BodyText"/>
+      </w:pPr>
+      <w:r>
+        <w:rPr>
+          <w:bCs/>
+          <w:b/>
+        </w:rPr>
+        <w:t xml:space="preserve">ANDREW HUBERMAN:</w:t>
+      </w:r>
+    </w:p>
+    <w:p>
+      <w:pPr>
+        <w:pStyle w:val="BodyText"/>
+      </w:pPr>
+      <w:r>
+        <w:t xml:space="preserve">Guarda essa frase. Porque daqui a alguns minutos ela vai fazer todo o sentido, e vai te assustar. Já que a mesma coisa que matou o pau do Mike Tyson está acontecendo dentro de você agora mesmo, enquanto você me escuta.</w:t>
+      </w:r>
+    </w:p>
+    <w:p>
+      <w:pPr>
+        <w:pStyle w:val="BodyText"/>
+      </w:pPr>
+      <w:r>
+        <w:t xml:space="preserve">Quando o Mike me ligou, eu fiz uma loucura. Cancelei episódios. Joguei patrocínio no lixo. Passei seis meses sem gravar um único programa.</w:t>
+      </w:r>
+    </w:p>
+    <w:p>
+      <w:pPr>
+        <w:pStyle w:val="BodyText"/>
+      </w:pPr>
+      <w:r>
+        <w:t xml:space="preserve">Minha equipe achou que eu tinha enlouquecido. Por quê? Porque o que ele me contou naquele rancho não era queixa de paciente. Era a confissão de um homem no fundo do poço. O homem mais temido que este país já produziu, sentado na minha frente de cabeça baixa, me contando que o pau dele não levantava há dois anos, e que ele tinha assistido, numa câmera da própria cozinha, quanto isso custa a um homem.</w:t>
+      </w:r>
+    </w:p>
+    <w:p>
+      <w:pPr>
+        <w:pStyle w:val="BodyText"/>
+      </w:pPr>
+      <w:r>
+        <w:t xml:space="preserve">O Iron Mike. O homem que fazia marmanjo tremer só de ouvir o nome. Destruído na minha frente porque não conseguia mais nem comer a própria esposa, e teve que assistir um peão de trinta anos fazer isso por ele.</w:t>
+      </w:r>
+    </w:p>
+    <w:p>
+      <w:pPr>
+        <w:pStyle w:val="BodyText"/>
+      </w:pPr>
+      <w:r>
+        <w:t xml:space="preserve">E foi aí que caiu a ficha. Se isso derrubou ele, o homem com os melhores médicos, com o melhor de tudo a um telefonema de distância, então eu tinha que descobrir que diabos era isso. Custasse o que custasse. E em seis meses, enterrado nos meus arquivos, eu entendi três coisas.</w:t>
+      </w:r>
+    </w:p>
+    <w:p>
+      <w:pPr>
+        <w:pStyle w:val="BodyText"/>
+      </w:pPr>
+      <w:r>
+        <w:t xml:space="preserve">A primeira: não era nada que algum urologista fosse diagnosticar. Não era idade. Não era estresse. Não era testosterona. Eu chequei. Os números dele eram melhores que os meus. Era outra coisa. Que ninguém procura, justamente porque ninguém sabe que existe.</w:t>
+      </w:r>
+    </w:p>
+    <w:p>
+      <w:pPr>
+        <w:pStyle w:val="BodyText"/>
+      </w:pPr>
+      <w:r>
+        <w:t xml:space="preserve">A segunda: se isso derrubou o pau do Mike Tyson, estava derrubando o de todo homem americano, em silêncio, sem nome, sem diagnóstico, um por um. Incluindo o seu. Hoje.</w:t>
+      </w:r>
+    </w:p>
+    <w:p>
+      <w:pPr>
+        <w:pStyle w:val="BodyText"/>
+      </w:pPr>
+      <w:r>
+        <w:t xml:space="preserve">E a terceira, a mais suja de todas: ninguém falava sobre isso por um motivo muito específico. Um motivo que envolve três das maiores corporações do planeta, e trilhões de dólares em jogo, pra garantir que você nunca abrisse os olhos.</w:t>
+      </w:r>
+    </w:p>
+    <w:p>
+      <w:pPr>
+        <w:pStyle w:val="BodyText"/>
+      </w:pPr>
+      <w:r>
+        <w:t xml:space="preserve">Então para e pensa comigo. Se isso derrubou o Mike Tyson, com todo o dinheiro e todos os médicos do mundo à disposição, o que você acha que isso já está fazendo com o seu, sem ninguém pra te avisar?</w:t>
+      </w:r>
+    </w:p>
+    <w:p>
+      <w:pPr>
+        <w:pStyle w:val="BodyText"/>
+      </w:pPr>
+      <w:r>
+        <w:t xml:space="preserve">Mas antes de eu te mostrar a ciência, você tem que ouvir isso da boca dele. E como eu sou cientista antes de tudo, não me contentei com um lado só da história. Fui atrás dos dois. O que o Mike me contou naquele rancho, eu não esqueci até hoje. E o que ela me confessou depois, sobre o que faltava no marido dela, sobre o que o outro cara tinha e ele não, foi isso que mudou tudo.</w:t>
       </w:r>
     </w:p>
     <w:p>
@@ -906,13 +1180,13 @@
       </w:r>
     </w:p>
     <w:bookmarkEnd w:id="21"/>
-    <w:bookmarkStart w:id="22" w:name="X6e2e80400ca1fe8b75581712470a6162838acc1"/>
+    <w:bookmarkStart w:id="22" w:name="Xd20ec0e5fc9b29e6de4c0db63fb34620b8c00e0"/>
     <w:p>
       <w:pPr>
         <w:pStyle w:val="Heading2"/>
       </w:pPr>
       <w:r>
-        <w:t xml:space="preserve">Modelagem: estrutura invisível do bloco validado → nossa versão</w:t>
+        <w:t xml:space="preserve">Modelagem: Soda Horse 3.1 → 4.5 → nossa versão</w:t>
       </w:r>
     </w:p>
     <w:tbl>
@@ -953,31 +1227,31 @@
               <w:jc w:val="left"/>
             </w:pPr>
             <w:r>
-              <w:t xml:space="preserve">Parágrafo do bloco validado (Alpha Erec 4.1–5.3 / Soda Horse 3.1–3.2)</w:t>
-            </w:r>
-          </w:p>
-        </w:tc>
-        <w:tc>
-          <w:tcPr/>
-          <w:p>
-            <w:pPr>
-              <w:pStyle w:val="Compact"/>
-              <w:jc w:val="left"/>
-            </w:pPr>
-            <w:r>
-              <w:t xml:space="preserve">Função psicológica</w:t>
-            </w:r>
-          </w:p>
-        </w:tc>
-        <w:tc>
-          <w:tcPr/>
-          <w:p>
-            <w:pPr>
-              <w:pStyle w:val="Compact"/>
-              <w:jc w:val="left"/>
-            </w:pPr>
-            <w:r>
-              <w:t xml:space="preserve">Nossa versão (Huberman)</w:t>
+              <w:t xml:space="preserve">Soda Horse (parágrafo e frases-chave)</w:t>
+            </w:r>
+          </w:p>
+        </w:tc>
+        <w:tc>
+          <w:tcPr/>
+          <w:p>
+            <w:pPr>
+              <w:pStyle w:val="Compact"/>
+              <w:jc w:val="left"/>
+            </w:pPr>
+            <w:r>
+              <w:t xml:space="preserve">Função</w:t>
+            </w:r>
+          </w:p>
+        </w:tc>
+        <w:tc>
+          <w:tcPr/>
+          <w:p>
+            <w:pPr>
+              <w:pStyle w:val="Compact"/>
+              <w:jc w:val="left"/>
+            </w:pPr>
+            <w:r>
+              <w:t xml:space="preserve">Nossa versão</w:t>
             </w:r>
           </w:p>
         </w:tc>
@@ -1003,49 +1277,49 @@
               <w:jc w:val="left"/>
             </w:pPr>
             <w:r>
-              <w:t xml:space="preserve">1</w:t>
-            </w:r>
-          </w:p>
-        </w:tc>
-        <w:tc>
-          <w:tcPr/>
-          <w:p>
-            <w:pPr>
-              <w:pStyle w:val="Compact"/>
-              <w:jc w:val="left"/>
-            </w:pPr>
-            <w:r>
-              <w:t xml:space="preserve">“</w:t>
-            </w:r>
-            <w:r>
-              <w:t xml:space="preserve">Antes de continuarmos, quem sou eu pra te dizer tudo isso?</w:t>
-            </w:r>
-            <w:r>
-              <w:t xml:space="preserve">”</w:t>
-            </w:r>
-          </w:p>
-        </w:tc>
-        <w:tc>
-          <w:tcPr/>
-          <w:p>
-            <w:pPr>
-              <w:pStyle w:val="Compact"/>
-              <w:jc w:val="left"/>
-            </w:pPr>
-            <w:r>
-              <w:t xml:space="preserve">Antecipar a objeção de autoridade antes que ela nasça</w:t>
-            </w:r>
-          </w:p>
-        </w:tc>
-        <w:tc>
-          <w:tcPr/>
-          <w:p>
-            <w:pPr>
-              <w:pStyle w:val="Compact"/>
-              <w:jc w:val="left"/>
-            </w:pPr>
-            <w:r>
-              <w:t xml:space="preserve">Mesma frase, mesma posição</w:t>
+              <w:t xml:space="preserve">3.1a</w:t>
+            </w:r>
+          </w:p>
+        </w:tc>
+        <w:tc>
+          <w:tcPr/>
+          <w:p>
+            <w:pPr>
+              <w:pStyle w:val="Compact"/>
+              <w:jc w:val="left"/>
+            </w:pPr>
+            <w:r>
+              <w:t xml:space="preserve">“</w:t>
+            </w:r>
+            <w:r>
+              <w:t xml:space="preserve">Mas antes de eu te mostrar como, quem diabos sou eu pra te contar tudo isso? …precisa saber quem eu sou, e de uma coisa que me envergonha até hoje.</w:t>
+            </w:r>
+            <w:r>
+              <w:t xml:space="preserve">”</w:t>
+            </w:r>
+          </w:p>
+        </w:tc>
+        <w:tc>
+          <w:tcPr/>
+          <w:p>
+            <w:pPr>
+              <w:pStyle w:val="Compact"/>
+              <w:jc w:val="left"/>
+            </w:pPr>
+            <w:r>
+              <w:t xml:space="preserve">Antecipar a objeção e prometer a vergonha</w:t>
+            </w:r>
+          </w:p>
+        </w:tc>
+        <w:tc>
+          <w:tcPr/>
+          <w:p>
+            <w:pPr>
+              <w:pStyle w:val="Compact"/>
+              <w:jc w:val="left"/>
+            </w:pPr>
+            <w:r>
+              <w:t xml:space="preserve">Igual, mesma posição e mesma promessa</w:t>
             </w:r>
           </w:p>
         </w:tc>
@@ -1071,100 +1345,94 @@
               <w:jc w:val="left"/>
             </w:pPr>
             <w:r>
-              <w:t xml:space="preserve">2</w:t>
-            </w:r>
-          </w:p>
-        </w:tc>
-        <w:tc>
-          <w:tcPr/>
-          <w:p>
-            <w:pPr>
-              <w:pStyle w:val="Compact"/>
-              <w:jc w:val="left"/>
-            </w:pPr>
-            <w:r>
-              <w:t xml:space="preserve">Formação + o que fez + a virada há 13 anos para algo</w:t>
+              <w:t xml:space="preserve">3.1b</w:t>
+            </w:r>
+          </w:p>
+        </w:tc>
+        <w:tc>
+          <w:tcPr/>
+          <w:p>
+            <w:pPr>
+              <w:pStyle w:val="Compact"/>
+              <w:jc w:val="left"/>
+            </w:pPr>
+            <w:r>
+              <w:t xml:space="preserve">“</w:t>
+            </w:r>
+            <w:r>
+              <w:t xml:space="preserve">Eu sou o Dr. Peter Attia. Stanford, Hopkins, 13 anos comando a clínica mais procurada quando o assunto é fazer homem voltar a foder. Bilionários, NFL, atores que tiram a camisa aos 60 e parecem um touro, gente que paga pra continuar fodendo como fodia aos 25.</w:t>
+            </w:r>
+            <w:r>
+              <w:t xml:space="preserve">”</w:t>
+            </w:r>
+          </w:p>
+        </w:tc>
+        <w:tc>
+          <w:tcPr/>
+          <w:p>
+            <w:pPr>
+              <w:pStyle w:val="Compact"/>
+              <w:jc w:val="left"/>
+            </w:pPr>
+            <w:r>
+              <w:t xml:space="preserve">Credencial + clientela de elite + linguagem de homem</w:t>
+            </w:r>
+          </w:p>
+        </w:tc>
+        <w:tc>
+          <w:tcPr/>
+          <w:p>
+            <w:pPr>
+              <w:pStyle w:val="Compact"/>
+              <w:jc w:val="left"/>
+            </w:pPr>
+            <w:r>
+              <w:t xml:space="preserve">“</w:t>
+            </w:r>
+            <w:r>
+              <w:t xml:space="preserve">Andrew Huberman. Professor em Stanford. Há 5 anos comando o podcast mais ouvido quando o assunto é fazer homem voltar a funcionar como homem. Bilionários, NFL, forças especiais, atores que tiram a camisa aos 60 e parecem um touro. Homens que fazem o que eu mando pra continuar fodendo como fodiam aos 25.</w:t>
+            </w:r>
+            <w:r>
+              <w:t xml:space="preserve">”</w:t>
+            </w:r>
+          </w:p>
+        </w:tc>
+        <w:tc>
+          <w:tcPr/>
+          <w:p>
+            <w:pPr>
+              <w:pStyle w:val="Compact"/>
+              <w:jc w:val="left"/>
+            </w:pPr>
+            <w:r>
+              <w:t xml:space="preserve">“</w:t>
+            </w:r>
+            <w:r>
+              <w:t xml:space="preserve">Fazem o que eu mando</w:t>
+            </w:r>
+            <w:r>
+              <w:t xml:space="preserve">”</w:t>
             </w:r>
             <w:r>
               <w:t xml:space="preserve"> </w:t>
             </w:r>
             <w:r>
-              <w:t xml:space="preserve">“</w:t>
-            </w:r>
-            <w:r>
-              <w:t xml:space="preserve">que ninguém chamava de longevidade masculina</w:t>
-            </w:r>
-            <w:r>
-              <w:t xml:space="preserve">”</w:t>
+              <w:t xml:space="preserve">no lugar de</w:t>
             </w:r>
             <w:r>
               <w:t xml:space="preserve"> </w:t>
             </w:r>
             <w:r>
-              <w:t xml:space="preserve">+ a clínica + quem ele atende (bilionários, NFL, atores que tiram a camisa aos 60)</w:t>
-            </w:r>
-          </w:p>
-        </w:tc>
-        <w:tc>
-          <w:tcPr/>
-          <w:p>
-            <w:pPr>
-              <w:pStyle w:val="Compact"/>
-              <w:jc w:val="left"/>
-            </w:pPr>
-            <w:r>
-              <w:t xml:space="preserve">Credencial concreta → pivô para o nicho → prova social por clientela de elite</w:t>
-            </w:r>
-          </w:p>
-        </w:tc>
-        <w:tc>
-          <w:tcPr/>
-          <w:p>
-            <w:pPr>
-              <w:pStyle w:val="Compact"/>
-              <w:jc w:val="left"/>
-            </w:pPr>
-            <w:r>
-              <w:t xml:space="preserve">Stanford, 20 anos de laboratório (sistema nervoso, estresse, sono, hormônios), a virada há 5 anos para</w:t>
-            </w:r>
-            <w:r>
-              <w:t xml:space="preserve"> </w:t>
-            </w:r>
-            <w:r>
-              <w:t xml:space="preserve">“</w:t>
-            </w:r>
-            <w:r>
-              <w:t xml:space="preserve">ensinar homens a ciência do próprio corpo, protocolos</w:t>
-            </w:r>
-            <w:r>
-              <w:t xml:space="preserve">”</w:t>
-            </w:r>
-            <w:r>
-              <w:t xml:space="preserve">, e quem usa os protocolos (NFL, SEALs, fundadores, atores aos 60)</w:t>
-            </w:r>
-          </w:p>
-        </w:tc>
-        <w:tc>
-          <w:tcPr/>
-          <w:p>
-            <w:pPr>
-              <w:pStyle w:val="Compact"/>
-              <w:jc w:val="left"/>
-            </w:pPr>
-            <w:r>
-              <w:t xml:space="preserve">“</w:t>
-            </w:r>
-            <w:r>
-              <w:t xml:space="preserve">Não opinião. Protocolo.</w:t>
-            </w:r>
-            <w:r>
-              <w:t xml:space="preserve">”</w:t>
-            </w:r>
-            <w:r>
-              <w:t xml:space="preserve"> </w:t>
-            </w:r>
-            <w:r>
-              <w:t xml:space="preserve">como assinatura do Huberman</w:t>
+              <w:t xml:space="preserve">“</w:t>
+            </w:r>
+            <w:r>
+              <w:t xml:space="preserve">pagam o que eu pedir</w:t>
+            </w:r>
+            <w:r>
+              <w:t xml:space="preserve">”</w:t>
+            </w:r>
+            <w:r>
+              <w:t xml:space="preserve">: o Huberman manda protocolo, não cobra consulta</w:t>
             </w:r>
           </w:p>
         </w:tc>
@@ -1178,19 +1446,79 @@
               <w:jc w:val="left"/>
             </w:pPr>
             <w:r>
-              <w:t xml:space="preserve">3</w:t>
-            </w:r>
-          </w:p>
-        </w:tc>
-        <w:tc>
-          <w:tcPr/>
-          <w:p>
-            <w:pPr>
-              <w:pStyle w:val="Compact"/>
-              <w:jc w:val="left"/>
-            </w:pPr>
-            <w:r>
-              <w:t xml:space="preserve">SH:</w:t>
+              <w:t xml:space="preserve">3.1c</w:t>
+            </w:r>
+          </w:p>
+        </w:tc>
+        <w:tc>
+          <w:tcPr/>
+          <w:p>
+            <w:pPr>
+              <w:pStyle w:val="Compact"/>
+              <w:jc w:val="left"/>
+            </w:pPr>
+            <w:r>
+              <w:t xml:space="preserve">“</w:t>
+            </w:r>
+            <w:r>
+              <w:t xml:space="preserve">E eu era o melhor do mundo nisso. Pílula azul, injeção, implante, bomba. Não tinha pau que eu não conseguisse fazer levantar. Mas é aí que mora a minha vergonha. Por 13 anos forcei ereções em paus que já estavam apodrecendo por dentro, e eu nem sabia.</w:t>
+            </w:r>
+            <w:r>
+              <w:t xml:space="preserve">”</w:t>
+            </w:r>
+          </w:p>
+        </w:tc>
+        <w:tc>
+          <w:tcPr/>
+          <w:p>
+            <w:pPr>
+              <w:pStyle w:val="Compact"/>
+              <w:jc w:val="left"/>
+            </w:pPr>
+            <w:r>
+              <w:t xml:space="preserve">O melhor do mundo → a vergonha → o tease (</w:t>
+            </w:r>
+            <w:r>
+              <w:t xml:space="preserve">“</w:t>
+            </w:r>
+            <w:r>
+              <w:t xml:space="preserve">apodrecendo por dentro</w:t>
+            </w:r>
+            <w:r>
+              <w:t xml:space="preserve">”</w:t>
+            </w:r>
+            <w:r>
+              <w:t xml:space="preserve">)</w:t>
+            </w:r>
+          </w:p>
+        </w:tc>
+        <w:tc>
+          <w:tcPr/>
+          <w:p>
+            <w:pPr>
+              <w:pStyle w:val="Compact"/>
+              <w:jc w:val="left"/>
+            </w:pPr>
+            <w:r>
+              <w:t xml:space="preserve">“</w:t>
+            </w:r>
+            <w:r>
+              <w:t xml:space="preserve">Eu era o melhor do mundo nisso. Banho gelado. Sol na virilha. Sono. Treino. Testosterona pra cima. Não tinha homem que eu não conseguisse deixar mais forte. Mas é aí que mora a minha vergonha. Por 5 anos deixei mais fortes homens cujo pau já estava apodrecendo por dentro. E eu nem sabia.</w:t>
+            </w:r>
+            <w:r>
+              <w:t xml:space="preserve">”</w:t>
+            </w:r>
+          </w:p>
+        </w:tc>
+        <w:tc>
+          <w:tcPr/>
+          <w:p>
+            <w:pPr>
+              <w:pStyle w:val="Compact"/>
+              <w:jc w:val="left"/>
+            </w:pPr>
+            <w:r>
+              <w:t xml:space="preserve">As</w:t>
             </w:r>
             <w:r>
               <w:t xml:space="preserve"> </w:t>
@@ -1199,52 +1527,34 @@
               <w:t xml:space="preserve">“</w:t>
             </w:r>
             <w:r>
-              <w:t xml:space="preserve">E eu era o melhor do mundo nisso… mas é aí que mora a minha vergonha… forcei ereções em paus que apodreciam por dentro… maquiagem num cadáver</w:t>
-            </w:r>
-            <w:r>
-              <w:t xml:space="preserve">”</w:t>
-            </w:r>
-          </w:p>
-        </w:tc>
-        <w:tc>
-          <w:tcPr/>
-          <w:p>
-            <w:pPr>
-              <w:pStyle w:val="Compact"/>
-              <w:jc w:val="left"/>
-            </w:pPr>
-            <w:r>
-              <w:t xml:space="preserve">Humildade que aumenta a autoridade; o expert como parte do problema; tease do mecanismo</w:t>
-            </w:r>
-          </w:p>
-        </w:tc>
-        <w:tc>
-          <w:tcPr/>
-          <w:p>
-            <w:pPr>
-              <w:pStyle w:val="Compact"/>
-              <w:jc w:val="left"/>
-            </w:pPr>
-            <w:r>
-              <w:t xml:space="preserve">“</w:t>
-            </w:r>
-            <w:r>
-              <w:t xml:space="preserve">Eu era o melhor do mundo em deixá-los mais fortes. É exatamente aí que mora a minha vergonha… mandei esses homens mais fortes pra casa com um pau morto. Construí o motor e nunca olhei pro tecido.</w:t>
-            </w:r>
-            <w:r>
-              <w:t xml:space="preserve">”</w:t>
-            </w:r>
-          </w:p>
-        </w:tc>
-        <w:tc>
-          <w:tcPr/>
-          <w:p>
-            <w:pPr>
-              <w:pStyle w:val="Compact"/>
-              <w:jc w:val="left"/>
-            </w:pPr>
-            <w:r>
-              <w:t xml:space="preserve">A confissão é do conteúdo real dele (frio, sol, sono, testosterona), regra 16 do brief</w:t>
+              <w:t xml:space="preserve">soluções</w:t>
+            </w:r>
+            <w:r>
+              <w:t xml:space="preserve">”</w:t>
+            </w:r>
+            <w:r>
+              <w:t xml:space="preserve"> </w:t>
+            </w:r>
+            <w:r>
+              <w:t xml:space="preserve">do Huberman são as dele de verdade (regra 16);</w:t>
+            </w:r>
+            <w:r>
+              <w:t xml:space="preserve"> </w:t>
+            </w:r>
+            <w:r>
+              <w:t xml:space="preserve">“</w:t>
+            </w:r>
+            <w:r>
+              <w:t xml:space="preserve">apodrecendo por dentro</w:t>
+            </w:r>
+            <w:r>
+              <w:t xml:space="preserve">”</w:t>
+            </w:r>
+            <w:r>
+              <w:t xml:space="preserve"> </w:t>
+            </w:r>
+            <w:r>
+              <w:t xml:space="preserve">mantido</w:t>
             </w:r>
           </w:p>
         </w:tc>
@@ -1258,64 +1568,79 @@
               <w:jc w:val="left"/>
             </w:pPr>
             <w:r>
-              <w:t xml:space="preserve">4</w:t>
-            </w:r>
-          </w:p>
-        </w:tc>
-        <w:tc>
-          <w:tcPr/>
-          <w:p>
-            <w:pPr>
-              <w:pStyle w:val="Compact"/>
-              <w:jc w:val="left"/>
-            </w:pPr>
-            <w:r>
-              <w:t xml:space="preserve">“</w:t>
-            </w:r>
-            <w:r>
-              <w:t xml:space="preserve">Você provavelmente já me viu no meu podcast… Top 5… 200 milhões… entrevisto… falo sobre tudo: lista… Mas até 6 meses atrás eu nunca tinha falado sobre placas tóxicas. E é exatamente por isso que estou aqui.</w:t>
-            </w:r>
-            <w:r>
-              <w:t xml:space="preserve">”</w:t>
-            </w:r>
-          </w:p>
-        </w:tc>
-        <w:tc>
-          <w:tcPr/>
-          <w:p>
-            <w:pPr>
-              <w:pStyle w:val="Compact"/>
-              <w:jc w:val="left"/>
-            </w:pPr>
-            <w:r>
-              <w:t xml:space="preserve">Autoridade de massa com números → amplitude de assuntos → o ÚNICO assunto que faltava = o mecanismo</w:t>
-            </w:r>
-          </w:p>
-        </w:tc>
-        <w:tc>
-          <w:tcPr/>
-          <w:p>
-            <w:pPr>
-              <w:pStyle w:val="Compact"/>
-              <w:jc w:val="left"/>
-            </w:pPr>
-            <w:r>
-              <w:t xml:space="preserve">Huberman Lab, 6 milhões no YouTube, centenas de milhões de downloads, Nobel, lista de assuntos reais dele (dopamina, sono, testosterona, GH, frio, sol, fertilidade),</w:t>
+              <w:t xml:space="preserve">3.2a</w:t>
+            </w:r>
+          </w:p>
+        </w:tc>
+        <w:tc>
+          <w:tcPr/>
+          <w:p>
+            <w:pPr>
+              <w:pStyle w:val="Compact"/>
+              <w:jc w:val="left"/>
+            </w:pPr>
+            <w:r>
+              <w:t xml:space="preserve">“</w:t>
+            </w:r>
+            <w:r>
+              <w:t xml:space="preserve">Eu tratava o sintoma, fazia o cara foder uma noite, tapinha nas costas, mandava pra casa. Por baixo o dano crescia, comendo aquele homem de dentro pra fora, enquanto eu, um dos médicos mais bem pagos, assinava a receita sorrindo.</w:t>
+            </w:r>
+            <w:r>
+              <w:t xml:space="preserve">”</w:t>
+            </w:r>
+          </w:p>
+        </w:tc>
+        <w:tc>
+          <w:tcPr/>
+          <w:p>
+            <w:pPr>
+              <w:pStyle w:val="Compact"/>
+              <w:jc w:val="left"/>
+            </w:pPr>
+            <w:r>
+              <w:t xml:space="preserve">A rotina cúmplice, imagem física do dano</w:t>
+            </w:r>
+          </w:p>
+        </w:tc>
+        <w:tc>
+          <w:tcPr/>
+          <w:p>
+            <w:pPr>
+              <w:pStyle w:val="Compact"/>
+              <w:jc w:val="left"/>
+            </w:pPr>
+            <w:r>
+              <w:t xml:space="preserve">“</w:t>
+            </w:r>
+            <w:r>
+              <w:t xml:space="preserve">Eu consertava o corpo. Deixava o cara forte feito touro, tapinha nas costas, mandava pra casa, pra mulher dele. Por baixo o estrago crescia em silêncio. Castrando aquele homem de dentro pra fora. Enquanto eu, o cara que mais ensinou testosterona nesse país, mandava ele tomar mais um banho gelado. Sorrindo.</w:t>
+            </w:r>
+            <w:r>
+              <w:t xml:space="preserve">”</w:t>
+            </w:r>
+          </w:p>
+        </w:tc>
+        <w:tc>
+          <w:tcPr/>
+          <w:p>
+            <w:pPr>
+              <w:pStyle w:val="Compact"/>
+              <w:jc w:val="left"/>
+            </w:pPr>
+            <w:r>
+              <w:t xml:space="preserve">“</w:t>
+            </w:r>
+            <w:r>
+              <w:t xml:space="preserve">Castrando</w:t>
+            </w:r>
+            <w:r>
+              <w:t xml:space="preserve">”</w:t>
             </w:r>
             <w:r>
               <w:t xml:space="preserve"> </w:t>
             </w:r>
             <w:r>
-              <w:t xml:space="preserve">“</w:t>
-            </w:r>
-            <w:r>
-              <w:t xml:space="preserve">episódio de 3 horas sobre hormônios masculinos</w:t>
-            </w:r>
-            <w:r>
-              <w:t xml:space="preserve">”</w:t>
-            </w:r>
-            <w:r>
-              <w:t xml:space="preserve">,</w:t>
+              <w:t xml:space="preserve">entra aqui como verbo (a Soda Horse usa</w:t>
             </w:r>
             <w:r>
               <w:t xml:space="preserve"> </w:t>
@@ -1324,7 +1649,7 @@
               <w:t xml:space="preserve">“</w:t>
             </w:r>
             <w:r>
-              <w:t xml:space="preserve">capítulo de frio na virilha</w:t>
+              <w:t xml:space="preserve">castrando</w:t>
             </w:r>
             <w:r>
               <w:t xml:space="preserve">”</w:t>
@@ -1333,7 +1658,7 @@
               <w:t xml:space="preserve"> </w:t>
             </w:r>
             <w:r>
-              <w:t xml:space="preserve">→</w:t>
+              <w:t xml:space="preserve">mais à frente); prepara</w:t>
             </w:r>
             <w:r>
               <w:t xml:space="preserve"> </w:t>
@@ -1342,34 +1667,16 @@
               <w:t xml:space="preserve">“</w:t>
             </w:r>
             <w:r>
-              <w:t xml:space="preserve">nunca tinha dito as palavras</w:t>
+              <w:t xml:space="preserve">placa castradora</w:t>
+            </w:r>
+            <w:r>
+              <w:t xml:space="preserve">”</w:t>
             </w:r>
             <w:r>
               <w:t xml:space="preserve"> </w:t>
             </w:r>
             <w:r>
-              <w:t xml:space="preserve">‘</w:t>
-            </w:r>
-            <w:r>
-              <w:t xml:space="preserve">placa castradora</w:t>
-            </w:r>
-            <w:r>
-              <w:t xml:space="preserve">’</w:t>
-            </w:r>
-            <w:r>
-              <w:t xml:space="preserve">”</w:t>
-            </w:r>
-          </w:p>
-        </w:tc>
-        <w:tc>
-          <w:tcPr/>
-          <w:p>
-            <w:pPr>
-              <w:pStyle w:val="Compact"/>
-              <w:jc w:val="left"/>
-            </w:pPr>
-            <w:r>
-              <w:t xml:space="preserve">O nome do mecanismo é novo (não existe nas 3 copies)</w:t>
+              <w:t xml:space="preserve">na tese</w:t>
             </w:r>
           </w:p>
         </w:tc>
@@ -1383,49 +1690,67 @@
               <w:jc w:val="left"/>
             </w:pPr>
             <w:r>
-              <w:t xml:space="preserve">5</w:t>
-            </w:r>
-          </w:p>
-        </w:tc>
-        <w:tc>
-          <w:tcPr/>
-          <w:p>
-            <w:pPr>
-              <w:pStyle w:val="Compact"/>
-              <w:jc w:val="left"/>
-            </w:pPr>
-            <w:r>
-              <w:t xml:space="preserve">“</w:t>
-            </w:r>
-            <w:r>
-              <w:t xml:space="preserve">Algo que eu mesmo não sabia que existia até outubro… dentro do corpo de todo homem acima de 40… nenhum médico estava enxergando. Mas preciso voltar um pouco. Essa história começa com um amigo.</w:t>
-            </w:r>
-            <w:r>
-              <w:t xml:space="preserve">”</w:t>
-            </w:r>
-          </w:p>
-        </w:tc>
-        <w:tc>
-          <w:tcPr/>
-          <w:p>
-            <w:pPr>
-              <w:pStyle w:val="Compact"/>
-              <w:jc w:val="left"/>
-            </w:pPr>
-            <w:r>
-              <w:t xml:space="preserve">Promessa de revelação + culpa compartilhada da medicina + ponte para a história</w:t>
-            </w:r>
-          </w:p>
-        </w:tc>
-        <w:tc>
-          <w:tcPr/>
-          <w:p>
-            <w:pPr>
-              <w:pStyle w:val="Compact"/>
-              <w:jc w:val="left"/>
-            </w:pPr>
-            <w:r>
-              <w:t xml:space="preserve">Mesma sequência,</w:t>
+              <w:t xml:space="preserve">3.2b</w:t>
+            </w:r>
+          </w:p>
+        </w:tc>
+        <w:tc>
+          <w:tcPr/>
+          <w:p>
+            <w:pPr>
+              <w:pStyle w:val="Compact"/>
+              <w:jc w:val="left"/>
+            </w:pPr>
+            <w:r>
+              <w:t xml:space="preserve">“</w:t>
+            </w:r>
+            <w:r>
+              <w:t xml:space="preserve">Eu não estava curando esses homens. Estava passando maquiagem num cadáver e cobrando uma fortuna.</w:t>
+            </w:r>
+            <w:r>
+              <w:t xml:space="preserve">”</w:t>
+            </w:r>
+          </w:p>
+        </w:tc>
+        <w:tc>
+          <w:tcPr/>
+          <w:p>
+            <w:pPr>
+              <w:pStyle w:val="Compact"/>
+              <w:jc w:val="left"/>
+            </w:pPr>
+            <w:r>
+              <w:t xml:space="preserve">A frase-síntese da vergonha</w:t>
+            </w:r>
+          </w:p>
+        </w:tc>
+        <w:tc>
+          <w:tcPr/>
+          <w:p>
+            <w:pPr>
+              <w:pStyle w:val="Compact"/>
+              <w:jc w:val="left"/>
+            </w:pPr>
+            <w:r>
+              <w:t xml:space="preserve">“</w:t>
+            </w:r>
+            <w:r>
+              <w:t xml:space="preserve">Eu não estava consertando esses homens. Estava polindo os chifres de um boi castrado e chamando isso de ciência.</w:t>
+            </w:r>
+            <w:r>
+              <w:t xml:space="preserve">”</w:t>
+            </w:r>
+          </w:p>
+        </w:tc>
+        <w:tc>
+          <w:tcPr/>
+          <w:p>
+            <w:pPr>
+              <w:pStyle w:val="Compact"/>
+              <w:jc w:val="left"/>
+            </w:pPr>
+            <w:r>
+              <w:t xml:space="preserve">Imagem do boi (touro castrado) = superestrutura +</w:t>
             </w:r>
             <w:r>
               <w:t xml:space="preserve"> </w:t>
@@ -1434,37 +1759,16 @@
               <w:t xml:space="preserve">“</w:t>
             </w:r>
             <w:r>
-              <w:t xml:space="preserve">dezembro passado</w:t>
-            </w:r>
-            <w:r>
-              <w:t xml:space="preserve">”</w:t>
-            </w:r>
-            <w:r>
-              <w:t xml:space="preserve">,</w:t>
+              <w:t xml:space="preserve">boi vs touro</w:t>
+            </w:r>
+            <w:r>
+              <w:t xml:space="preserve">”</w:t>
             </w:r>
             <w:r>
               <w:t xml:space="preserve"> </w:t>
             </w:r>
             <w:r>
-              <w:t xml:space="preserve">“</w:t>
-            </w:r>
-            <w:r>
-              <w:t xml:space="preserve">nem um único urologista</w:t>
-            </w:r>
-            <w:r>
-              <w:t xml:space="preserve">”</w:t>
-            </w:r>
-          </w:p>
-        </w:tc>
-        <w:tc>
-          <w:tcPr/>
-          <w:p>
-            <w:pPr>
-              <w:pStyle w:val="Compact"/>
-              <w:jc w:val="left"/>
-            </w:pPr>
-            <w:r>
-              <w:t xml:space="preserve">—</w:t>
+              <w:t xml:space="preserve">(regra 12)</w:t>
             </w:r>
           </w:p>
         </w:tc>
@@ -1478,19 +1782,49 @@
               <w:jc w:val="left"/>
             </w:pPr>
             <w:r>
-              <w:t xml:space="preserve">6</w:t>
-            </w:r>
-          </w:p>
-        </w:tc>
-        <w:tc>
-          <w:tcPr/>
-          <w:p>
-            <w:pPr>
-              <w:pStyle w:val="Compact"/>
-              <w:jc w:val="left"/>
-            </w:pPr>
-            <w:r>
-              <w:t xml:space="preserve">Geografia e intimidade (LA, 15 min, golfe desde 2009, jantares, filhos) →</w:t>
+              <w:t xml:space="preserve">3.2c</w:t>
+            </w:r>
+          </w:p>
+        </w:tc>
+        <w:tc>
+          <w:tcPr/>
+          <w:p>
+            <w:pPr>
+              <w:pStyle w:val="Compact"/>
+              <w:jc w:val="left"/>
+            </w:pPr>
+            <w:r>
+              <w:t xml:space="preserve">“</w:t>
+            </w:r>
+            <w:r>
+              <w:t xml:space="preserve">E existe um motivo. Tem uma coisa acontecendo dentro do pau de quase todo homem americano depois dos 40 e poucos que mata o tecido por dentro, transformando carne viva numa coisa mole e morta que não responde a nada. Do jeito mais covarde: devagar, sem dor, sem aviso.</w:t>
+            </w:r>
+            <w:r>
+              <w:t xml:space="preserve">”</w:t>
+            </w:r>
+          </w:p>
+        </w:tc>
+        <w:tc>
+          <w:tcPr/>
+          <w:p>
+            <w:pPr>
+              <w:pStyle w:val="Compact"/>
+              <w:jc w:val="left"/>
+            </w:pPr>
+            <w:r>
+              <w:t xml:space="preserve">O mecanismo teasado sem nome</w:t>
+            </w:r>
+          </w:p>
+        </w:tc>
+        <w:tc>
+          <w:tcPr/>
+          <w:p>
+            <w:pPr>
+              <w:pStyle w:val="Compact"/>
+              <w:jc w:val="left"/>
+            </w:pPr>
+            <w:r>
+              <w:t xml:space="preserve">Igual +</w:t>
             </w:r>
             <w:r>
               <w:t xml:space="preserve"> </w:t>
@@ -1499,139 +1833,22 @@
               <w:t xml:space="preserve">“</w:t>
             </w:r>
             <w:r>
-              <w:t xml:space="preserve">O nome dele é Stallone. Sim, aquele Stallone.</w:t>
-            </w:r>
-            <w:r>
-              <w:t xml:space="preserve">”</w:t>
-            </w:r>
-            <w:r>
-              <w:t xml:space="preserve"> </w:t>
-            </w:r>
-            <w:r>
-              <w:t xml:space="preserve">→ o ícone (Rocky, Rambo,</w:t>
-            </w:r>
-            <w:r>
-              <w:t xml:space="preserve"> </w:t>
-            </w:r>
-            <w:r>
-              <w:t xml:space="preserve">“</w:t>
-            </w:r>
-            <w:r>
-              <w:t xml:space="preserve">quando você fechava os olhos aos 12…</w:t>
-            </w:r>
-            <w:r>
-              <w:t xml:space="preserve">”</w:t>
-            </w:r>
-            <w:r>
-              <w:t xml:space="preserve">)</w:t>
-            </w:r>
-          </w:p>
-        </w:tc>
-        <w:tc>
-          <w:tcPr/>
-          <w:p>
-            <w:pPr>
-              <w:pStyle w:val="Compact"/>
-              <w:jc w:val="left"/>
-            </w:pPr>
-            <w:r>
-              <w:t xml:space="preserve">Intimidade verificável → revelação do nome com pausa → o avatar como fantasia do espectador</w:t>
-            </w:r>
-          </w:p>
-        </w:tc>
-        <w:tc>
-          <w:tcPr/>
-          <w:p>
-            <w:pPr>
-              <w:pStyle w:val="Compact"/>
-              <w:jc w:val="left"/>
-            </w:pPr>
-            <w:r>
-              <w:t xml:space="preserve">LA, mesma academia, levantar peso junto, mesa, filhos →</w:t>
-            </w:r>
-            <w:r>
-              <w:t xml:space="preserve"> </w:t>
-            </w:r>
-            <w:r>
-              <w:t xml:space="preserve">“</w:t>
-            </w:r>
-            <w:r>
-              <w:t xml:space="preserve">Mike Tyson. Sim, aquele Mike Tyson.</w:t>
-            </w:r>
-            <w:r>
-              <w:t xml:space="preserve">”</w:t>
-            </w:r>
-            <w:r>
-              <w:t xml:space="preserve"> </w:t>
-            </w:r>
-            <w:r>
-              <w:t xml:space="preserve">→ campeão mais jovem, 20 anos,</w:t>
-            </w:r>
-            <w:r>
-              <w:t xml:space="preserve"> </w:t>
-            </w:r>
-            <w:r>
-              <w:t xml:space="preserve">“</w:t>
-            </w:r>
-            <w:r>
-              <w:t xml:space="preserve">o homem mais temido do planeta</w:t>
-            </w:r>
-            <w:r>
-              <w:t xml:space="preserve">”</w:t>
-            </w:r>
-            <w:r>
-              <w:t xml:space="preserve">,</w:t>
-            </w:r>
-            <w:r>
-              <w:t xml:space="preserve"> </w:t>
-            </w:r>
-            <w:r>
-              <w:t xml:space="preserve">“</w:t>
-            </w:r>
-            <w:r>
-              <w:t xml:space="preserve">quando você era menino e imaginava o que era ser temido</w:t>
-            </w:r>
-            <w:r>
-              <w:t xml:space="preserve">”</w:t>
-            </w:r>
-          </w:p>
-        </w:tc>
-        <w:tc>
-          <w:tcPr/>
-          <w:p>
-            <w:pPr>
-              <w:pStyle w:val="Compact"/>
-              <w:jc w:val="left"/>
-            </w:pPr>
-            <w:r>
-              <w:t xml:space="preserve">“</w:t>
-            </w:r>
-            <w:r>
-              <w:t xml:space="preserve">Ser temido</w:t>
-            </w:r>
-            <w:r>
-              <w:t xml:space="preserve">”</w:t>
-            </w:r>
-            <w:r>
-              <w:t xml:space="preserve"> </w:t>
-            </w:r>
-            <w:r>
-              <w:t xml:space="preserve">no lugar de</w:t>
-            </w:r>
-            <w:r>
-              <w:t xml:space="preserve"> </w:t>
-            </w:r>
-            <w:r>
-              <w:t xml:space="preserve">“</w:t>
-            </w:r>
-            <w:r>
-              <w:t xml:space="preserve">ser homem</w:t>
-            </w:r>
-            <w:r>
-              <w:t xml:space="preserve">”</w:t>
-            </w:r>
-            <w:r>
-              <w:t xml:space="preserve">: é o eixo do Tyson</w:t>
+              <w:t xml:space="preserve">Nem a desejo. Nem a pílula azul. Nem a banho gelado.</w:t>
+            </w:r>
+            <w:r>
+              <w:t xml:space="preserve">”</w:t>
+            </w:r>
+          </w:p>
+        </w:tc>
+        <w:tc>
+          <w:tcPr/>
+          <w:p>
+            <w:pPr>
+              <w:pStyle w:val="Compact"/>
+              <w:jc w:val="left"/>
+            </w:pPr>
+            <w:r>
+              <w:t xml:space="preserve">O banho gelado fecha o loop da própria vergonha</w:t>
             </w:r>
           </w:p>
         </w:tc>
@@ -1645,49 +1862,49 @@
               <w:jc w:val="left"/>
             </w:pPr>
             <w:r>
-              <w:t xml:space="preserve">7</w:t>
-            </w:r>
-          </w:p>
-        </w:tc>
-        <w:tc>
-          <w:tcPr/>
-          <w:p>
-            <w:pPr>
-              <w:pStyle w:val="Compact"/>
-              <w:jc w:val="left"/>
-            </w:pPr>
-            <w:r>
-              <w:t xml:space="preserve">“</w:t>
-            </w:r>
-            <w:r>
-              <w:t xml:space="preserve">Eu conheço esse homem. Vi ele treinar, comer, sem camisa aos 65 na minha piscina… exceção biológica… envelhece pra cima. Pelo menos era o que eu pensava.</w:t>
-            </w:r>
-            <w:r>
-              <w:t xml:space="preserve">”</w:t>
-            </w:r>
-          </w:p>
-        </w:tc>
-        <w:tc>
-          <w:tcPr/>
-          <w:p>
-            <w:pPr>
-              <w:pStyle w:val="Compact"/>
-              <w:jc w:val="left"/>
-            </w:pPr>
-            <w:r>
-              <w:t xml:space="preserve">Testemunho ocular → o avatar como exceção → a quebra em uma frase</w:t>
-            </w:r>
-          </w:p>
-        </w:tc>
-        <w:tc>
-          <w:tcPr/>
-          <w:p>
-            <w:pPr>
-              <w:pStyle w:val="Compact"/>
-              <w:jc w:val="left"/>
-            </w:pPr>
-            <w:r>
-              <w:t xml:space="preserve">Vi treinar, comer, sem camisa aos 58; Arlington, 72 mil, 108 milhões;</w:t>
+              <w:t xml:space="preserve">3.2d</w:t>
+            </w:r>
+          </w:p>
+        </w:tc>
+        <w:tc>
+          <w:tcPr/>
+          <w:p>
+            <w:pPr>
+              <w:pStyle w:val="Compact"/>
+              <w:jc w:val="left"/>
+            </w:pPr>
+            <w:r>
+              <w:t xml:space="preserve">“</w:t>
+            </w:r>
+            <w:r>
+              <w:t xml:space="preserve">A parte mais assustadora: nenhum médico, nem eu, nem Stanford, nem Hopkins, teve a coragem ou o olho pra dar um nome a isso.</w:t>
+            </w:r>
+            <w:r>
+              <w:t xml:space="preserve">”</w:t>
+            </w:r>
+          </w:p>
+        </w:tc>
+        <w:tc>
+          <w:tcPr/>
+          <w:p>
+            <w:pPr>
+              <w:pStyle w:val="Compact"/>
+              <w:jc w:val="left"/>
+            </w:pPr>
+            <w:r>
+              <w:t xml:space="preserve">Culpa compartilhada da medicina</w:t>
+            </w:r>
+          </w:p>
+        </w:tc>
+        <w:tc>
+          <w:tcPr/>
+          <w:p>
+            <w:pPr>
+              <w:pStyle w:val="Compact"/>
+              <w:jc w:val="left"/>
+            </w:pPr>
+            <w:r>
+              <w:t xml:space="preserve">Igual,</w:t>
             </w:r>
             <w:r>
               <w:t xml:space="preserve"> </w:t>
@@ -1696,22 +1913,34 @@
               <w:t xml:space="preserve">“</w:t>
             </w:r>
             <w:r>
-              <w:t xml:space="preserve">exceção biológica… envelhece errado, pra cima. Pelo menos era o que eu pensava.</w:t>
-            </w:r>
-            <w:r>
-              <w:t xml:space="preserve">”</w:t>
-            </w:r>
-          </w:p>
-        </w:tc>
-        <w:tc>
-          <w:tcPr/>
-          <w:p>
-            <w:pPr>
-              <w:pStyle w:val="Compact"/>
-              <w:jc w:val="left"/>
-            </w:pPr>
-            <w:r>
-              <w:t xml:space="preserve">Arlington entra aqui como prova de força, antes de virar cena de falha no emotional</w:t>
+              <w:t xml:space="preserve">nem um único urologista</w:t>
+            </w:r>
+            <w:r>
+              <w:t xml:space="preserve">”</w:t>
+            </w:r>
+          </w:p>
+        </w:tc>
+        <w:tc>
+          <w:tcPr/>
+          <w:p>
+            <w:pPr>
+              <w:pStyle w:val="Compact"/>
+              <w:jc w:val="left"/>
+            </w:pPr>
+            <w:r>
+              <w:t xml:space="preserve">“</w:t>
+            </w:r>
+            <w:r>
+              <w:t xml:space="preserve">Até seis meses atrás.</w:t>
+            </w:r>
+            <w:r>
+              <w:t xml:space="preserve">”</w:t>
+            </w:r>
+            <w:r>
+              <w:t xml:space="preserve"> </w:t>
+            </w:r>
+            <w:r>
+              <w:t xml:space="preserve">isolado, como ponte</w:t>
             </w:r>
           </w:p>
         </w:tc>
@@ -1725,67 +1954,49 @@
               <w:jc w:val="left"/>
             </w:pPr>
             <w:r>
-              <w:t xml:space="preserve">8</w:t>
-            </w:r>
-          </w:p>
-        </w:tc>
-        <w:tc>
-          <w:tcPr/>
-          <w:p>
-            <w:pPr>
-              <w:pStyle w:val="Compact"/>
-              <w:jc w:val="left"/>
-            </w:pPr>
-            <w:r>
-              <w:t xml:space="preserve">“</w:t>
-            </w:r>
-            <w:r>
-              <w:t xml:space="preserve">Em outubro de 2025 o Sylvester me ligou num sábado. Cancelei 3 podcasts, 6 meses de pesquisa. Vou repetir… $350.000… jantares… nenhum paciente… minha esposa achou que eu tinha enlouquecido… por um único motivo.</w:t>
-            </w:r>
-            <w:r>
-              <w:t xml:space="preserve">”</w:t>
-            </w:r>
-          </w:p>
-        </w:tc>
-        <w:tc>
-          <w:tcPr/>
-          <w:p>
-            <w:pPr>
-              <w:pStyle w:val="Compact"/>
-              <w:jc w:val="left"/>
-            </w:pPr>
-            <w:r>
-              <w:t xml:space="preserve">O custo da descoberta como prova de que ela vale; repetição para ênfase</w:t>
-            </w:r>
-          </w:p>
-        </w:tc>
-        <w:tc>
-          <w:tcPr/>
-          <w:p>
-            <w:pPr>
-              <w:pStyle w:val="Compact"/>
-              <w:jc w:val="left"/>
-            </w:pPr>
-            <w:r>
-              <w:t xml:space="preserve">“</w:t>
-            </w:r>
-            <w:r>
-              <w:t xml:space="preserve">Dezembro de 2024, três semanas depois de Arlington, às seis da manhã. Cancelei três episódios, seis meses. Deixa eu repetir… patrocínio… não gravei… não pisei no laboratório… as pessoas que tocam a minha empresa acharam que eu tinha enlouquecido… por um único motivo.</w:t>
-            </w:r>
-            <w:r>
-              <w:t xml:space="preserve">”</w:t>
-            </w:r>
-          </w:p>
-        </w:tc>
-        <w:tc>
-          <w:tcPr/>
-          <w:p>
-            <w:pPr>
-              <w:pStyle w:val="Compact"/>
-              <w:jc w:val="left"/>
-            </w:pPr>
-            <w:r>
-              <w:t xml:space="preserve">Sem</w:t>
+              <w:t xml:space="preserve">4.1</w:t>
+            </w:r>
+          </w:p>
+        </w:tc>
+        <w:tc>
+          <w:tcPr/>
+          <w:p>
+            <w:pPr>
+              <w:pStyle w:val="Compact"/>
+              <w:jc w:val="left"/>
+            </w:pPr>
+            <w:r>
+              <w:t xml:space="preserve">“</w:t>
+            </w:r>
+            <w:r>
+              <w:t xml:space="preserve">Essa história começa com um homem, mas não um homem qualquer. Moro em LA há 20 anos, amizade de verdade, golfe, jantar, filhos. O nome dele é Kevin Costner. É, aquele Kevin Costner, o guarda-costas, o de Yellowstone, o homem que a Playboy cravou… que fez uma geração de mulheres casadas se tocarem no chuveiro… Conheço de perto. Sem camisa aos 65 com mais músculo que meus pacientes de 30. A exceção da natureza.</w:t>
+            </w:r>
+            <w:r>
+              <w:t xml:space="preserve">”</w:t>
+            </w:r>
+          </w:p>
+        </w:tc>
+        <w:tc>
+          <w:tcPr/>
+          <w:p>
+            <w:pPr>
+              <w:pStyle w:val="Compact"/>
+              <w:jc w:val="left"/>
+            </w:pPr>
+            <w:r>
+              <w:t xml:space="preserve">Intimidade → revelação do nome → o ícone pelo desejo das mulheres → testemunho ocular → exceção</w:t>
+            </w:r>
+          </w:p>
+        </w:tc>
+        <w:tc>
+          <w:tcPr/>
+          <w:p>
+            <w:pPr>
+              <w:pStyle w:val="Compact"/>
+              <w:jc w:val="left"/>
+            </w:pPr>
+            <w:r>
+              <w:t xml:space="preserve">LA, mesma academia, peso, mesa, filhos →</w:t>
             </w:r>
             <w:r>
               <w:t xml:space="preserve"> </w:t>
@@ -1794,7 +2005,7 @@
               <w:t xml:space="preserve">“</w:t>
             </w:r>
             <w:r>
-              <w:t xml:space="preserve">esposa</w:t>
+              <w:t xml:space="preserve">Mike Tyson. É. Aquele Mike Tyson.</w:t>
             </w:r>
             <w:r>
               <w:t xml:space="preserve">”</w:t>
@@ -1803,7 +2014,7 @@
               <w:t xml:space="preserve"> </w:t>
             </w:r>
             <w:r>
-              <w:t xml:space="preserve">(Huberman não é casado publicamente);</w:t>
+              <w:t xml:space="preserve">→ Iron Mike, campeão mais jovem, 44 na lona,</w:t>
             </w:r>
             <w:r>
               <w:t xml:space="preserve"> </w:t>
@@ -1812,7 +2023,7 @@
               <w:t xml:space="preserve">“</w:t>
             </w:r>
             <w:r>
-              <w:t xml:space="preserve">seis da manhã</w:t>
+              <w:t xml:space="preserve">meninos boxeando no espelho e as mães se perguntando o que ele faria com elas na cama</w:t>
             </w:r>
             <w:r>
               <w:t xml:space="preserve">”</w:t>
@@ -1821,7 +2032,31 @@
               <w:t xml:space="preserve"> </w:t>
             </w:r>
             <w:r>
-              <w:t xml:space="preserve">liga à Emotional v3</w:t>
+              <w:t xml:space="preserve">→ sem camisa aos 58 →</w:t>
+            </w:r>
+            <w:r>
+              <w:t xml:space="preserve"> </w:t>
+            </w:r>
+            <w:r>
+              <w:t xml:space="preserve">“</w:t>
+            </w:r>
+            <w:r>
+              <w:t xml:space="preserve">exceção da natureza</w:t>
+            </w:r>
+            <w:r>
+              <w:t xml:space="preserve">”</w:t>
+            </w:r>
+          </w:p>
+        </w:tc>
+        <w:tc>
+          <w:tcPr/>
+          <w:p>
+            <w:pPr>
+              <w:pStyle w:val="Compact"/>
+              <w:jc w:val="left"/>
+            </w:pPr>
+            <w:r>
+              <w:t xml:space="preserve">O ícone do Tyson é o medo e o desejo ao mesmo tempo</w:t>
             </w:r>
           </w:p>
         </w:tc>
@@ -1835,49 +2070,37 @@
               <w:jc w:val="left"/>
             </w:pPr>
             <w:r>
-              <w:t xml:space="preserve">9</w:t>
-            </w:r>
-          </w:p>
-        </w:tc>
-        <w:tc>
-          <w:tcPr/>
-          <w:p>
-            <w:pPr>
-              <w:pStyle w:val="Compact"/>
-              <w:jc w:val="left"/>
-            </w:pPr>
-            <w:r>
-              <w:t xml:space="preserve">“</w:t>
-            </w:r>
-            <w:r>
-              <w:t xml:space="preserve">O que ele me contou não era queixa de paciente. Era a confissão de um homem no fundo do poço.</w:t>
-            </w:r>
-            <w:r>
-              <w:t xml:space="preserve">”</w:t>
-            </w:r>
-          </w:p>
-        </w:tc>
-        <w:tc>
-          <w:tcPr/>
-          <w:p>
-            <w:pPr>
-              <w:pStyle w:val="Compact"/>
-              <w:jc w:val="left"/>
-            </w:pPr>
-            <w:r>
-              <w:t xml:space="preserve">Reclassificar a conversa: de consulta para confissão</w:t>
-            </w:r>
-          </w:p>
-        </w:tc>
-        <w:tc>
-          <w:tcPr/>
-          <w:p>
-            <w:pPr>
-              <w:pStyle w:val="Compact"/>
-              <w:jc w:val="left"/>
-            </w:pPr>
-            <w:r>
-              <w:t xml:space="preserve">Igual,</w:t>
+              <w:t xml:space="preserve">4.2a</w:t>
+            </w:r>
+          </w:p>
+        </w:tc>
+        <w:tc>
+          <w:tcPr/>
+          <w:p>
+            <w:pPr>
+              <w:pStyle w:val="Compact"/>
+              <w:jc w:val="left"/>
+            </w:pPr>
+            <w:r>
+              <w:t xml:space="preserve">“</w:t>
+            </w:r>
+            <w:r>
+              <w:t xml:space="preserve">Era isso que eu pensava, até o telefone tocar num sábado. Todo mundo sabe que o casamento acabou, saiu nas revistas. Mas ninguém sabe o porquê. Eu sei. Sentei com os dois, cara a cara. E o que a esposa dele me disse, olhando pra câmera, sem uma gota de culpa, foi isto.</w:t>
+            </w:r>
+            <w:r>
+              <w:t xml:space="preserve">”</w:t>
+            </w:r>
+          </w:p>
+        </w:tc>
+        <w:tc>
+          <w:tcPr/>
+          <w:p>
+            <w:pPr>
+              <w:pStyle w:val="Compact"/>
+              <w:jc w:val="left"/>
+            </w:pPr>
+            <w:r>
+              <w:t xml:space="preserve">A quebra + o fato público +</w:t>
             </w:r>
             <w:r>
               <w:t xml:space="preserve"> </w:t>
@@ -1886,22 +2109,46 @@
               <w:t xml:space="preserve">“</w:t>
             </w:r>
             <w:r>
-              <w:t xml:space="preserve">depois de anos carregando aquilo</w:t>
-            </w:r>
-            <w:r>
-              <w:t xml:space="preserve">”</w:t>
-            </w:r>
-          </w:p>
-        </w:tc>
-        <w:tc>
-          <w:tcPr/>
-          <w:p>
-            <w:pPr>
-              <w:pStyle w:val="Compact"/>
-              <w:jc w:val="left"/>
-            </w:pPr>
-            <w:r>
-              <w:t xml:space="preserve">—</w:t>
+              <w:t xml:space="preserve">eu sei o segredo</w:t>
+            </w:r>
+            <w:r>
+              <w:t xml:space="preserve">”</w:t>
+            </w:r>
+            <w:r>
+              <w:t xml:space="preserve"> </w:t>
+            </w:r>
+            <w:r>
+              <w:t xml:space="preserve">+ preparar a frase dela</w:t>
+            </w:r>
+          </w:p>
+        </w:tc>
+        <w:tc>
+          <w:tcPr/>
+          <w:p>
+            <w:pPr>
+              <w:pStyle w:val="Compact"/>
+              <w:jc w:val="left"/>
+            </w:pPr>
+            <w:r>
+              <w:t xml:space="preserve">“</w:t>
+            </w:r>
+            <w:r>
+              <w:t xml:space="preserve">Até o telefone tocar às seis da manhã, três semanas depois de Arlington. Todo mundo viu os 8 rounds, saiu em todo jornal. Mas ninguém sabe o que aconteceu no quarto do hotel. Eu sei. Sentei com os dois. E o que a esposa dele me disse, de costas pra câmera, sem uma gota de culpa na voz, foi isto.</w:t>
+            </w:r>
+            <w:r>
+              <w:t xml:space="preserve">”</w:t>
+            </w:r>
+          </w:p>
+        </w:tc>
+        <w:tc>
+          <w:tcPr/>
+          <w:p>
+            <w:pPr>
+              <w:pStyle w:val="Compact"/>
+              <w:jc w:val="left"/>
+            </w:pPr>
+            <w:r>
+              <w:t xml:space="preserve">O fato público é a luta (prova de força), não um divórcio; ela de costas (regra da esposa sem rosto)</w:t>
             </w:r>
           </w:p>
         </w:tc>
@@ -1915,49 +2162,19 @@
               <w:jc w:val="left"/>
             </w:pPr>
             <w:r>
-              <w:t xml:space="preserve">10</w:t>
-            </w:r>
-          </w:p>
-        </w:tc>
-        <w:tc>
-          <w:tcPr/>
-          <w:p>
-            <w:pPr>
-              <w:pStyle w:val="Compact"/>
-              <w:jc w:val="left"/>
-            </w:pPr>
-            <w:r>
-              <w:t xml:space="preserve">“</w:t>
-            </w:r>
-            <w:r>
-              <w:t xml:space="preserve">Quando desliguei, já tinha entendido 3 coisas. A primeira: não era o que urologista nenhum ia diagnosticar. Não era idade, estresse, testosterona.</w:t>
-            </w:r>
-            <w:r>
-              <w:t xml:space="preserve">”</w:t>
-            </w:r>
-          </w:p>
-        </w:tc>
-        <w:tc>
-          <w:tcPr/>
-          <w:p>
-            <w:pPr>
-              <w:pStyle w:val="Compact"/>
-              <w:jc w:val="left"/>
-            </w:pPr>
-            <w:r>
-              <w:t xml:space="preserve">Tese plantada 1: causa oculta</w:t>
-            </w:r>
-          </w:p>
-        </w:tc>
-        <w:tc>
-          <w:tcPr/>
-          <w:p>
-            <w:pPr>
-              <w:pStyle w:val="Compact"/>
-              <w:jc w:val="left"/>
-            </w:pPr>
-            <w:r>
-              <w:t xml:space="preserve">Igual +</w:t>
+              <w:t xml:space="preserve">4.2b</w:t>
+            </w:r>
+          </w:p>
+        </w:tc>
+        <w:tc>
+          <w:tcPr/>
+          <w:p>
+            <w:pPr>
+              <w:pStyle w:val="Compact"/>
+              <w:jc w:val="left"/>
+            </w:pPr>
+            <w:r>
+              <w:t xml:space="preserve">CHRISTINE:</w:t>
             </w:r>
             <w:r>
               <w:t xml:space="preserve"> </w:t>
@@ -1966,22 +2183,70 @@
               <w:t xml:space="preserve">“</w:t>
             </w:r>
             <w:r>
-              <w:t xml:space="preserve">Eu chequei. Os números dele eram melhores que os meus.</w:t>
-            </w:r>
-            <w:r>
-              <w:t xml:space="preserve">”</w:t>
-            </w:r>
-          </w:p>
-        </w:tc>
-        <w:tc>
-          <w:tcPr/>
-          <w:p>
-            <w:pPr>
-              <w:pStyle w:val="Compact"/>
-              <w:jc w:val="left"/>
-            </w:pPr>
-            <w:r>
-              <w:t xml:space="preserve">A linha dos números é o Huberman (ele mede)</w:t>
+              <w:t xml:space="preserve">Eu deixei o homem mais desejado da América porque cansei de gozar sozinha no chuveiro ao lado de um pau morto.</w:t>
+            </w:r>
+            <w:r>
+              <w:t xml:space="preserve">”</w:t>
+            </w:r>
+          </w:p>
+        </w:tc>
+        <w:tc>
+          <w:tcPr/>
+          <w:p>
+            <w:pPr>
+              <w:pStyle w:val="Compact"/>
+              <w:jc w:val="left"/>
+            </w:pPr>
+            <w:r>
+              <w:t xml:space="preserve">A frase da esposa: a faca</w:t>
+            </w:r>
+          </w:p>
+        </w:tc>
+        <w:tc>
+          <w:tcPr/>
+          <w:p>
+            <w:pPr>
+              <w:pStyle w:val="Compact"/>
+              <w:jc w:val="left"/>
+            </w:pPr>
+            <w:r>
+              <w:t xml:space="preserve">ESPOSA:</w:t>
+            </w:r>
+            <w:r>
+              <w:t xml:space="preserve"> </w:t>
+            </w:r>
+            <w:r>
+              <w:t xml:space="preserve">“</w:t>
+            </w:r>
+            <w:r>
+              <w:t xml:space="preserve">Eu subi aquela escada com um peão de trinta anos porque cansei de dormir ao lado do homem mais temido da América com um pau morto.</w:t>
+            </w:r>
+            <w:r>
+              <w:t xml:space="preserve">”</w:t>
+            </w:r>
+          </w:p>
+        </w:tc>
+        <w:tc>
+          <w:tcPr/>
+          <w:p>
+            <w:pPr>
+              <w:pStyle w:val="Compact"/>
+              <w:jc w:val="left"/>
+            </w:pPr>
+            <w:r>
+              <w:t xml:space="preserve">“</w:t>
+            </w:r>
+            <w:r>
+              <w:t xml:space="preserve">Subi a escada</w:t>
+            </w:r>
+            <w:r>
+              <w:t xml:space="preserve">”</w:t>
+            </w:r>
+            <w:r>
+              <w:t xml:space="preserve"> </w:t>
+            </w:r>
+            <w:r>
+              <w:t xml:space="preserve">planta a cena da câmera (CAM 02, corredor)</w:t>
             </w:r>
           </w:p>
         </w:tc>
@@ -1995,61 +2260,49 @@
               <w:jc w:val="left"/>
             </w:pPr>
             <w:r>
-              <w:t xml:space="preserve">11</w:t>
-            </w:r>
-          </w:p>
-        </w:tc>
-        <w:tc>
-          <w:tcPr/>
-          <w:p>
-            <w:pPr>
-              <w:pStyle w:val="Compact"/>
-              <w:jc w:val="left"/>
-            </w:pPr>
-            <w:r>
-              <w:t xml:space="preserve">“</w:t>
-            </w:r>
-            <w:r>
-              <w:t xml:space="preserve">A segunda: se acontecia com ele, com o melhor médico, nutricionista, preparador, então acontecia com todo homem acima de 50, em silêncio, sem nome.</w:t>
-            </w:r>
-            <w:r>
-              <w:t xml:space="preserve">”</w:t>
-            </w:r>
-          </w:p>
-        </w:tc>
-        <w:tc>
-          <w:tcPr/>
-          <w:p>
-            <w:pPr>
-              <w:pStyle w:val="Compact"/>
-              <w:jc w:val="left"/>
-            </w:pPr>
-            <w:r>
-              <w:t xml:space="preserve">Tese plantada 2: transferência para o espectador</w:t>
-            </w:r>
-          </w:p>
-        </w:tc>
-        <w:tc>
-          <w:tcPr/>
-          <w:p>
-            <w:pPr>
-              <w:pStyle w:val="Compact"/>
-              <w:jc w:val="left"/>
-            </w:pPr>
-            <w:r>
-              <w:t xml:space="preserve">Igual,</w:t>
-            </w:r>
-            <w:r>
-              <w:t xml:space="preserve"> </w:t>
-            </w:r>
-            <w:r>
-              <w:t xml:space="preserve">“</w:t>
-            </w:r>
-            <w:r>
-              <w:t xml:space="preserve">acima dos 45</w:t>
-            </w:r>
-            <w:r>
-              <w:t xml:space="preserve">”</w:t>
+              <w:t xml:space="preserve">4.2c</w:t>
+            </w:r>
+          </w:p>
+        </w:tc>
+        <w:tc>
+          <w:tcPr/>
+          <w:p>
+            <w:pPr>
+              <w:pStyle w:val="Compact"/>
+              <w:jc w:val="left"/>
+            </w:pPr>
+            <w:r>
+              <w:t xml:space="preserve">“</w:t>
+            </w:r>
+            <w:r>
+              <w:t xml:space="preserve">Guarda essa frase. Daqui a alguns minutos vai fazer sentido e vai te assustar. A mesma coisa que matou o pau do Kevin está acontecendo dentro de você agora. Quando o Kevin me procurou, fiz uma loucura. Cancelei podcasts, joguei patrocínio no lixo, 6 meses sem paciente novo.</w:t>
+            </w:r>
+            <w:r>
+              <w:t xml:space="preserve">”</w:t>
+            </w:r>
+          </w:p>
+        </w:tc>
+        <w:tc>
+          <w:tcPr/>
+          <w:p>
+            <w:pPr>
+              <w:pStyle w:val="Compact"/>
+              <w:jc w:val="left"/>
+            </w:pPr>
+            <w:r>
+              <w:t xml:space="preserve">Loop + transferência + custo da descoberta</w:t>
+            </w:r>
+          </w:p>
+        </w:tc>
+        <w:tc>
+          <w:tcPr/>
+          <w:p>
+            <w:pPr>
+              <w:pStyle w:val="Compact"/>
+              <w:jc w:val="left"/>
+            </w:pPr>
+            <w:r>
+              <w:t xml:space="preserve">Igual (episódios, patrocínio, 6 meses sem gravar)</w:t>
             </w:r>
           </w:p>
         </w:tc>
@@ -2075,85 +2328,97 @@
               <w:jc w:val="left"/>
             </w:pPr>
             <w:r>
-              <w:t xml:space="preserve">12</w:t>
-            </w:r>
-          </w:p>
-        </w:tc>
-        <w:tc>
-          <w:tcPr/>
-          <w:p>
-            <w:pPr>
-              <w:pStyle w:val="Compact"/>
-              <w:jc w:val="left"/>
-            </w:pPr>
-            <w:r>
-              <w:t xml:space="preserve">“</w:t>
-            </w:r>
-            <w:r>
-              <w:t xml:space="preserve">A terceira: ninguém fala por um motivo específico: 3 das maiores corporações. Ia me custar a credibilidade de 13 anos. Mas eu falei mesmo assim.</w:t>
-            </w:r>
-            <w:r>
-              <w:t xml:space="preserve">”</w:t>
-            </w:r>
-          </w:p>
-        </w:tc>
-        <w:tc>
-          <w:tcPr/>
-          <w:p>
-            <w:pPr>
-              <w:pStyle w:val="Compact"/>
-              <w:jc w:val="left"/>
-            </w:pPr>
-            <w:r>
-              <w:t xml:space="preserve">Tese plantada 3: vilão + coragem do narrador</w:t>
-            </w:r>
-          </w:p>
-        </w:tc>
-        <w:tc>
-          <w:tcPr/>
-          <w:p>
-            <w:pPr>
-              <w:pStyle w:val="Compact"/>
-              <w:jc w:val="left"/>
-            </w:pPr>
-            <w:r>
-              <w:t xml:space="preserve">Igual,</w:t>
+              <w:t xml:space="preserve">4.3</w:t>
+            </w:r>
+          </w:p>
+        </w:tc>
+        <w:tc>
+          <w:tcPr/>
+          <w:p>
+            <w:pPr>
+              <w:pStyle w:val="Compact"/>
+              <w:jc w:val="left"/>
+            </w:pPr>
+            <w:r>
+              <w:t xml:space="preserve">“</w:t>
+            </w:r>
+            <w:r>
+              <w:t xml:space="preserve">Minha esposa achou que eu tinha enlouquecido. Por quê? Não era queixa de paciente. Era confissão de um homem no fundo do poço. O maior símbolo de masculinidade, de cabeça baixa, pau não levantava há 5 anos, perdeu a esposa pro vizinho. O cowboy… destruído porque não conseguia nem comer a própria esposa e tinha que engolir os gemidos dela pro cara da casa ao lado. Se derrubou ele, com o melhor médico… eu tinha que descobrir que diabos era isso. Em 6 meses entendi 3 coisas.</w:t>
+            </w:r>
+            <w:r>
+              <w:t xml:space="preserve">”</w:t>
+            </w:r>
+          </w:p>
+        </w:tc>
+        <w:tc>
+          <w:tcPr/>
+          <w:p>
+            <w:pPr>
+              <w:pStyle w:val="Compact"/>
+              <w:jc w:val="left"/>
+            </w:pPr>
+            <w:r>
+              <w:t xml:space="preserve">A confissão descrita em imagem crua + decisão do narrador</w:t>
+            </w:r>
+          </w:p>
+        </w:tc>
+        <w:tc>
+          <w:tcPr/>
+          <w:p>
+            <w:pPr>
+              <w:pStyle w:val="Compact"/>
+              <w:jc w:val="left"/>
+            </w:pPr>
+            <w:r>
+              <w:t xml:space="preserve">“</w:t>
+            </w:r>
+            <w:r>
+              <w:t xml:space="preserve">Minha equipe achou que eu tinha enlouquecido… o homem mais temido, cabeça baixa, há dois anos, viu numa câmera da própria cozinha o que isso custa. O Iron Mike… destruído porque não conseguia nem comer a própria esposa e teve que assistir um peão de trinta anos fazer isso por ele. Se derrubou ele… que diabos era isso. Em 6 meses, 3 coisas.</w:t>
+            </w:r>
+            <w:r>
+              <w:t xml:space="preserve">”</w:t>
+            </w:r>
+          </w:p>
+        </w:tc>
+        <w:tc>
+          <w:tcPr/>
+          <w:p>
+            <w:pPr>
+              <w:pStyle w:val="Compact"/>
+              <w:jc w:val="left"/>
+            </w:pPr>
+            <w:r>
+              <w:t xml:space="preserve">“</w:t>
+            </w:r>
+            <w:r>
+              <w:t xml:space="preserve">Equipe</w:t>
+            </w:r>
+            <w:r>
+              <w:t xml:space="preserve">”</w:t>
             </w:r>
             <w:r>
               <w:t xml:space="preserve"> </w:t>
             </w:r>
             <w:r>
-              <w:t xml:space="preserve">“</w:t>
-            </w:r>
-            <w:r>
-              <w:t xml:space="preserve">vinte anos em Stanford. Eu disse mesmo assim.</w:t>
-            </w:r>
-            <w:r>
-              <w:t xml:space="preserve">”</w:t>
-            </w:r>
-          </w:p>
-        </w:tc>
-        <w:tc>
-          <w:tcPr/>
-          <w:p>
-            <w:pPr>
-              <w:pStyle w:val="Compact"/>
-              <w:jc w:val="left"/>
-            </w:pPr>
-            <w:r>
-              <w:t xml:space="preserve">“</w:t>
-            </w:r>
-            <w:r>
-              <w:t xml:space="preserve">Eu disse mesmo assim</w:t>
-            </w:r>
-            <w:r>
-              <w:t xml:space="preserve">”</w:t>
+              <w:t xml:space="preserve">no lugar de</w:t>
             </w:r>
             <w:r>
               <w:t xml:space="preserve"> </w:t>
             </w:r>
             <w:r>
-              <w:t xml:space="preserve">isolado, como frase de ritmo</w:t>
+              <w:t xml:space="preserve">“</w:t>
+            </w:r>
+            <w:r>
+              <w:t xml:space="preserve">esposa</w:t>
+            </w:r>
+            <w:r>
+              <w:t xml:space="preserve">”</w:t>
+            </w:r>
+            <w:r>
+              <w:t xml:space="preserve"> </w:t>
+            </w:r>
+            <w:r>
+              <w:t xml:space="preserve">(Huberman não é casado publicamente); a câmera entra como gancho</w:t>
             </w:r>
           </w:p>
         </w:tc>
@@ -2167,49 +2432,19 @@
               <w:jc w:val="left"/>
             </w:pPr>
             <w:r>
-              <w:t xml:space="preserve">13</w:t>
-            </w:r>
-          </w:p>
-        </w:tc>
-        <w:tc>
-          <w:tcPr/>
-          <w:p>
-            <w:pPr>
-              <w:pStyle w:val="Compact"/>
-              <w:jc w:val="left"/>
-            </w:pPr>
-            <w:r>
-              <w:t xml:space="preserve">“</w:t>
-            </w:r>
-            <w:r>
-              <w:t xml:space="preserve">Depois do que vi, não conseguia voltar à rotina. Tranquei o consultório, cancelei tudo, mergulhei nos dados, e o que encontrei em 6 meses é o que vou te dar de presente.</w:t>
-            </w:r>
-            <w:r>
-              <w:t xml:space="preserve">”</w:t>
-            </w:r>
-          </w:p>
-        </w:tc>
-        <w:tc>
-          <w:tcPr/>
-          <w:p>
-            <w:pPr>
-              <w:pStyle w:val="Compact"/>
-              <w:jc w:val="left"/>
-            </w:pPr>
-            <w:r>
-              <w:t xml:space="preserve">Compromisso do narrador + promessa de entrega</w:t>
-            </w:r>
-          </w:p>
-        </w:tc>
-        <w:tc>
-          <w:tcPr/>
-          <w:p>
-            <w:pPr>
-              <w:pStyle w:val="Compact"/>
-              <w:jc w:val="left"/>
-            </w:pPr>
-            <w:r>
-              <w:t xml:space="preserve">Igual,</w:t>
+              <w:t xml:space="preserve">4.4</w:t>
+            </w:r>
+          </w:p>
+        </w:tc>
+        <w:tc>
+          <w:tcPr/>
+          <w:p>
+            <w:pPr>
+              <w:pStyle w:val="Compact"/>
+              <w:jc w:val="left"/>
+            </w:pPr>
+            <w:r>
+              <w:t xml:space="preserve">As 3 coisas +</w:t>
             </w:r>
             <w:r>
               <w:t xml:space="preserve"> </w:t>
@@ -2218,22 +2453,58 @@
               <w:t xml:space="preserve">“</w:t>
             </w:r>
             <w:r>
-              <w:t xml:space="preserve">fechei a porta do laboratório</w:t>
-            </w:r>
-            <w:r>
-              <w:t xml:space="preserve">”</w:t>
-            </w:r>
-          </w:p>
-        </w:tc>
-        <w:tc>
-          <w:tcPr/>
-          <w:p>
-            <w:pPr>
-              <w:pStyle w:val="Compact"/>
-              <w:jc w:val="left"/>
-            </w:pPr>
-            <w:r>
-              <w:t xml:space="preserve">—</w:t>
+              <w:t xml:space="preserve">Então para e pensa comigo. Se derrubou o Kevin Costner… o que isso já está fazendo com o seu, sem ninguém pra te avisar?</w:t>
+            </w:r>
+            <w:r>
+              <w:t xml:space="preserve">”</w:t>
+            </w:r>
+          </w:p>
+        </w:tc>
+        <w:tc>
+          <w:tcPr/>
+          <w:p>
+            <w:pPr>
+              <w:pStyle w:val="Compact"/>
+              <w:jc w:val="left"/>
+            </w:pPr>
+            <w:r>
+              <w:t xml:space="preserve">Tese plantada em três + transferência final</w:t>
+            </w:r>
+          </w:p>
+        </w:tc>
+        <w:tc>
+          <w:tcPr/>
+          <w:p>
+            <w:pPr>
+              <w:pStyle w:val="Compact"/>
+              <w:jc w:val="left"/>
+            </w:pPr>
+            <w:r>
+              <w:t xml:space="preserve">Igual, com</w:t>
+            </w:r>
+            <w:r>
+              <w:t xml:space="preserve"> </w:t>
+            </w:r>
+            <w:r>
+              <w:t xml:space="preserve">“</w:t>
+            </w:r>
+            <w:r>
+              <w:t xml:space="preserve">Eu chequei. Os números dele eram melhores que os meus.</w:t>
+            </w:r>
+            <w:r>
+              <w:t xml:space="preserve">”</w:t>
+            </w:r>
+          </w:p>
+        </w:tc>
+        <w:tc>
+          <w:tcPr/>
+          <w:p>
+            <w:pPr>
+              <w:pStyle w:val="Compact"/>
+              <w:jc w:val="left"/>
+            </w:pPr>
+            <w:r>
+              <w:t xml:space="preserve">A linha dos números é o Huberman</w:t>
             </w:r>
           </w:p>
         </w:tc>
@@ -2247,73 +2518,61 @@
               <w:jc w:val="left"/>
             </w:pPr>
             <w:r>
-              <w:t xml:space="preserve">14</w:t>
-            </w:r>
-          </w:p>
-        </w:tc>
-        <w:tc>
-          <w:tcPr/>
-          <w:p>
-            <w:pPr>
-              <w:pStyle w:val="Compact"/>
-              <w:jc w:val="left"/>
-            </w:pPr>
-            <w:r>
-              <w:t xml:space="preserve">“</w:t>
-            </w:r>
-            <w:r>
-              <w:t xml:space="preserve">Mas antes da ciência e da solução, você precisa ouvir da boca do próprio Sylvester… a parte mais difícil… por que ele aceitou aparecer. Foi quando ele me contou o que aconteceu naquele café em Beverly Hills.</w:t>
-            </w:r>
-            <w:r>
-              <w:t xml:space="preserve">”</w:t>
-            </w:r>
-          </w:p>
-        </w:tc>
-        <w:tc>
-          <w:tcPr/>
-          <w:p>
-            <w:pPr>
-              <w:pStyle w:val="Compact"/>
-              <w:jc w:val="left"/>
-            </w:pPr>
-            <w:r>
-              <w:t xml:space="preserve">Ponte para o emotional com gancho de cena específica</w:t>
-            </w:r>
-          </w:p>
-        </w:tc>
-        <w:tc>
-          <w:tcPr/>
-          <w:p>
-            <w:pPr>
-              <w:pStyle w:val="Compact"/>
-              <w:jc w:val="left"/>
-            </w:pPr>
-            <w:r>
-              <w:t xml:space="preserve">Igual,</w:t>
-            </w:r>
-            <w:r>
-              <w:t xml:space="preserve"> </w:t>
-            </w:r>
-            <w:r>
-              <w:t xml:space="preserve">“</w:t>
-            </w:r>
-            <w:r>
-              <w:t xml:space="preserve">…o que ele viu na câmera da própria cozinha.</w:t>
-            </w:r>
-            <w:r>
-              <w:t xml:space="preserve">”</w:t>
-            </w:r>
-          </w:p>
-        </w:tc>
-        <w:tc>
-          <w:tcPr/>
-          <w:p>
-            <w:pPr>
-              <w:pStyle w:val="Compact"/>
-              <w:jc w:val="left"/>
-            </w:pPr>
-            <w:r>
-              <w:t xml:space="preserve">A cena-gancho é a nossa cena 100%</w:t>
+              <w:t xml:space="preserve">4.5</w:t>
+            </w:r>
+          </w:p>
+        </w:tc>
+        <w:tc>
+          <w:tcPr/>
+          <w:p>
+            <w:pPr>
+              <w:pStyle w:val="Compact"/>
+              <w:jc w:val="left"/>
+            </w:pPr>
+            <w:r>
+              <w:t xml:space="preserve">“</w:t>
+            </w:r>
+            <w:r>
+              <w:t xml:space="preserve">Antes da ciência, você tem que ouvir da boca dele. Como sou cientista, não me contentei com um lado. Fui atrás dos dois. O que o Kevin me contou… e o que ela confessou depois, sobre o que faltava no marido, sobre o que o outro cara tinha e ele não, mudou tudo.</w:t>
+            </w:r>
+            <w:r>
+              <w:t xml:space="preserve">”</w:t>
+            </w:r>
+          </w:p>
+        </w:tc>
+        <w:tc>
+          <w:tcPr/>
+          <w:p>
+            <w:pPr>
+              <w:pStyle w:val="Compact"/>
+              <w:jc w:val="left"/>
+            </w:pPr>
+            <w:r>
+              <w:t xml:space="preserve">Ponte para o depoimento + promessa dos dois lados</w:t>
+            </w:r>
+          </w:p>
+        </w:tc>
+        <w:tc>
+          <w:tcPr/>
+          <w:p>
+            <w:pPr>
+              <w:pStyle w:val="Compact"/>
+              <w:jc w:val="left"/>
+            </w:pPr>
+            <w:r>
+              <w:t xml:space="preserve">Igual</w:t>
+            </w:r>
+          </w:p>
+        </w:tc>
+        <w:tc>
+          <w:tcPr/>
+          <w:p>
+            <w:pPr>
+              <w:pStyle w:val="Compact"/>
+              <w:jc w:val="left"/>
+            </w:pPr>
+            <w:r>
+              <w:t xml:space="preserve">—</w:t>
             </w:r>
           </w:p>
         </w:tc>
@@ -2328,115 +2587,59 @@
           <w:bCs/>
           <w:b/>
         </w:rPr>
-        <w:t xml:space="preserve">Fatos a conferir antes da gravação:</w:t>
-      </w:r>
-      <w:r>
-        <w:t xml:space="preserve"> </w:t>
-      </w:r>
-      <w:r>
-        <w:t xml:space="preserve">“</w:t>
-      </w:r>
-      <w:r>
-        <w:t xml:space="preserve">mais de seis milhões de inscritos no YouTube</w:t>
-      </w:r>
-      <w:r>
-        <w:t xml:space="preserve">”</w:t>
-      </w:r>
-      <w:r>
-        <w:t xml:space="preserve"> </w:t>
-      </w:r>
-      <w:r>
-        <w:t xml:space="preserve">e</w:t>
-      </w:r>
-      <w:r>
-        <w:t xml:space="preserve"> </w:t>
-      </w:r>
-      <w:r>
-        <w:t xml:space="preserve">“</w:t>
-      </w:r>
-      <w:r>
-        <w:t xml:space="preserve">centenas de milhões de downloads</w:t>
-      </w:r>
-      <w:r>
-        <w:t xml:space="preserve">”</w:t>
-      </w:r>
-      <w:r>
-        <w:t xml:space="preserve"> </w:t>
-      </w:r>
-      <w:r>
-        <w:t xml:space="preserve">(seguros para o Huberman Lab em 2026, conferir número atual);</w:t>
-      </w:r>
-      <w:r>
-        <w:t xml:space="preserve"> </w:t>
-      </w:r>
-      <w:r>
-        <w:t xml:space="preserve">“</w:t>
-      </w:r>
-      <w:r>
-        <w:t xml:space="preserve">episódio de três horas sobre hormônios masculinos</w:t>
-      </w:r>
-      <w:r>
-        <w:t xml:space="preserve">”</w:t>
-      </w:r>
-      <w:r>
-        <w:t xml:space="preserve"> </w:t>
-      </w:r>
-      <w:r>
-        <w:t xml:space="preserve">(existe episódio longo de otimização hormonal masculina);</w:t>
-      </w:r>
-      <w:r>
-        <w:t xml:space="preserve"> </w:t>
-      </w:r>
-      <w:r>
-        <w:t xml:space="preserve">“</w:t>
-      </w:r>
-      <w:r>
-        <w:t xml:space="preserve">professor de neurobiologia</w:t>
-      </w:r>
-      <w:r>
-        <w:t xml:space="preserve">”</w:t>
-      </w:r>
-      <w:r>
-        <w:t xml:space="preserve"> </w:t>
-      </w:r>
-      <w:r>
-        <w:t xml:space="preserve">(real; ele também é de oftalmologia);</w:t>
-      </w:r>
-      <w:r>
-        <w:t xml:space="preserve"> </w:t>
-      </w:r>
-      <w:r>
-        <w:t xml:space="preserve">“</w:t>
-      </w:r>
-      <w:r>
-        <w:t xml:space="preserve">20 anos de laboratório</w:t>
-      </w:r>
-      <w:r>
-        <w:t xml:space="preserve">”</w:t>
-      </w:r>
-      <w:r>
-        <w:t xml:space="preserve"> </w:t>
-      </w:r>
-      <w:r>
-        <w:t xml:space="preserve">(contar do pós-doc). Tyson: campeão mais jovem aos 20 anos (real), Arlington 72.300 e 108 milhões (real).</w:t>
-      </w:r>
-    </w:p>
-    <w:p>
-      <w:pPr>
-        <w:pStyle w:val="BodyText"/>
-      </w:pPr>
+        <w:t xml:space="preserve">Fatos reais usados:</w:t>
+      </w:r>
+      <w:r>
+        <w:t xml:space="preserve"> </w:t>
+      </w:r>
+      <w:r>
+        <w:t xml:space="preserve">Stanford; podcast; banho gelado, sol, sono, testosterona (conteúdo real do Huberman); Tyson campeão mais jovem (20 anos), 44 nocautes, 58 em Arlington, 72.300 e 108 milhões.</w:t>
+      </w:r>
+      <w:r>
+        <w:t xml:space="preserve"> </w:t>
+      </w:r>
       <w:r>
         <w:rPr>
           <w:bCs/>
           <w:b/>
         </w:rPr>
-        <w:t xml:space="preserve">Picos de legenda grande (4):</w:t>
-      </w:r>
-      <w:r>
-        <w:t xml:space="preserve"> </w:t>
-      </w:r>
-      <w:r>
-        <w:t xml:space="preserve">STRONGER MAN / DEAD DICK · 6,000,000+ SUBSCRIBERS · CASTRATING PLAQUE · 3 CORPORATIONS. (Menos picos que a v2: o bloco validado é de voz, não de lettering.)</w:t>
+        <w:t xml:space="preserve">A conferir:</w:t>
+      </w:r>
+      <w:r>
+        <w:t xml:space="preserve"> </w:t>
+      </w:r>
+      <w:r>
+        <w:t xml:space="preserve">“</w:t>
+      </w:r>
+      <w:r>
+        <w:t xml:space="preserve">podcast mais ouvido dos Estados Unidos quando o assunto é…</w:t>
+      </w:r>
+      <w:r>
+        <w:t xml:space="preserve">”</w:t>
+      </w:r>
+      <w:r>
+        <w:t xml:space="preserve"> </w:t>
+      </w:r>
+      <w:r>
+        <w:t xml:space="preserve">(formulação de nicho, segura);</w:t>
+      </w:r>
+      <w:r>
+        <w:t xml:space="preserve"> </w:t>
+      </w:r>
+      <w:r>
+        <w:t xml:space="preserve">“</w:t>
+      </w:r>
+      <w:r>
+        <w:t xml:space="preserve">há cinco anos</w:t>
+      </w:r>
+      <w:r>
+        <w:t xml:space="preserve">”</w:t>
+      </w:r>
+      <w:r>
+        <w:t xml:space="preserve"> </w:t>
+      </w:r>
+      <w:r>
+        <w:t xml:space="preserve">(Huberman Lab desde jan/2021).</w:t>
       </w:r>
     </w:p>
     <w:p>
@@ -2448,6 +2651,42 @@
           <w:bCs/>
           <w:b/>
         </w:rPr>
+        <w:t xml:space="preserve">Picos de legenda grande (7):</w:t>
+      </w:r>
+      <w:r>
+        <w:t xml:space="preserve"> </w:t>
+      </w:r>
+      <w:r>
+        <w:t xml:space="preserve">MY SHAME · ROTTING / FROM THE INSIDE · CASTRATING · NO PAIN / NO WARNING ·</w:t>
+      </w:r>
+      <w:r>
+        <w:t xml:space="preserve"> </w:t>
+      </w:r>
+      <w:r>
+        <w:t xml:space="preserve">“</w:t>
+      </w:r>
+      <w:r>
+        <w:t xml:space="preserve">a dead dick</w:t>
+      </w:r>
+      <w:r>
+        <w:t xml:space="preserve">”</w:t>
+      </w:r>
+      <w:r>
+        <w:t xml:space="preserve"> </w:t>
+      </w:r>
+      <w:r>
+        <w:t xml:space="preserve">(amarelo itálico, fala dela) · 3 CORPORATIONS · WHAT IS IT DOING TO YOURS?</w:t>
+      </w:r>
+    </w:p>
+    <w:p>
+      <w:pPr>
+        <w:pStyle w:val="BodyText"/>
+      </w:pPr>
+      <w:r>
+        <w:rPr>
+          <w:bCs/>
+          <w:b/>
+        </w:rPr>
         <w:t xml:space="preserve">Trilha:</w:t>
       </w:r>
       <w:r>
@@ -2463,7 +2702,7 @@
         <w:t xml:space="preserve">“</w:t>
       </w:r>
       <w:r>
-        <w:t xml:space="preserve">parecer um touro</w:t>
+        <w:t xml:space="preserve">look like a bull</w:t>
       </w:r>
       <w:r>
         <w:t xml:space="preserve">”</w:t>
@@ -2478,13 +2717,13 @@
         <w:t xml:space="preserve">“</w:t>
       </w:r>
       <w:r>
-        <w:t xml:space="preserve">É exatamente aí que mora a minha vergonha</w:t>
+        <w:t xml:space="preserve">that’s exactly where my shame lives</w:t>
       </w:r>
       <w:r>
         <w:t xml:space="preserve">”</w:t>
       </w:r>
       <w:r>
-        <w:t xml:space="preserve">; volta a neutra no podcast; pausa seca em</w:t>
+        <w:t xml:space="preserve">; silêncio seco em</w:t>
       </w:r>
       <w:r>
         <w:t xml:space="preserve"> </w:t>
@@ -2493,7 +2732,7 @@
         <w:t xml:space="preserve">“</w:t>
       </w:r>
       <w:r>
-        <w:t xml:space="preserve">placa castradora</w:t>
+        <w:t xml:space="preserve">Until six months ago</w:t>
       </w:r>
       <w:r>
         <w:t xml:space="preserve">”</w:t>
@@ -2508,13 +2747,13 @@
         <w:t xml:space="preserve">“</w:t>
       </w:r>
       <w:r>
-        <w:t xml:space="preserve">Sim, aquele Mike Tyson</w:t>
+        <w:t xml:space="preserve">Yeah. That Mike Tyson.</w:t>
       </w:r>
       <w:r>
         <w:t xml:space="preserve">”</w:t>
       </w:r>
       <w:r>
-        <w:t xml:space="preserve">; silêncio em</w:t>
+        <w:t xml:space="preserve">; corta em</w:t>
       </w:r>
       <w:r>
         <w:t xml:space="preserve"> </w:t>
@@ -2523,13 +2762,13 @@
         <w:t xml:space="preserve">“</w:t>
       </w:r>
       <w:r>
-        <w:t xml:space="preserve">Pelo menos era o que eu pensava</w:t>
+        <w:t xml:space="preserve">That’s what I thought.</w:t>
       </w:r>
       <w:r>
         <w:t xml:space="preserve">”</w:t>
       </w:r>
       <w:r>
-        <w:t xml:space="preserve">; tensão em</w:t>
+        <w:t xml:space="preserve">; a frase dela sem trilha; tensão em</w:t>
       </w:r>
       <w:r>
         <w:t xml:space="preserve"> </w:t>
@@ -2538,13 +2777,43 @@
         <w:t xml:space="preserve">“</w:t>
       </w:r>
       <w:r>
-        <w:t xml:space="preserve">três coisas</w:t>
+        <w:t xml:space="preserve">three things</w:t>
       </w:r>
       <w:r>
         <w:t xml:space="preserve">”</w:t>
       </w:r>
       <w:r>
-        <w:t xml:space="preserve">; corta no frame da câmera.</w:t>
+        <w:t xml:space="preserve">; sobe em</w:t>
+      </w:r>
+      <w:r>
+        <w:t xml:space="preserve"> </w:t>
+      </w:r>
+      <w:r>
+        <w:t xml:space="preserve">“</w:t>
+      </w:r>
+      <w:r>
+        <w:t xml:space="preserve">para e pensa comigo</w:t>
+      </w:r>
+      <w:r>
+        <w:t xml:space="preserve">”</w:t>
+      </w:r>
+      <w:r>
+        <w:t xml:space="preserve">; segura no</w:t>
+      </w:r>
+      <w:r>
+        <w:t xml:space="preserve"> </w:t>
+      </w:r>
+      <w:r>
+        <w:t xml:space="preserve">“</w:t>
+      </w:r>
+      <w:r>
+        <w:t xml:space="preserve">fui atrás dos dois</w:t>
+      </w:r>
+      <w:r>
+        <w:t xml:space="preserve">”</w:t>
+      </w:r>
+      <w:r>
+        <w:t xml:space="preserve">.</w:t>
       </w:r>
     </w:p>
     <w:bookmarkEnd w:id="22"/>

--- a/analise-ed/copy/VSL_SodaFil_01_Background.docx
+++ b/analise-ed/copy/VSL_SodaFil_01_Background.docx
@@ -241,37 +241,13 @@
           <w:bCs/>
           <w:b/>
         </w:rPr>
-        <w:t xml:space="preserve">Marcações:</w:t>
-      </w:r>
-      <w:r>
-        <w:t xml:space="preserve"> </w:t>
-      </w:r>
-      <w:r>
-        <w:rPr>
-          <w:rStyle w:val="VerbatimChar"/>
-        </w:rPr>
-        <w:t xml:space="preserve">[LETTERING]</w:t>
-      </w:r>
-      <w:r>
-        <w:t xml:space="preserve"> </w:t>
-      </w:r>
-      <w:r>
-        <w:t xml:space="preserve">= legenda grande colorida (só nos picos).</w:t>
-      </w:r>
-      <w:r>
-        <w:t xml:space="preserve"> </w:t>
-      </w:r>
-      <w:r>
-        <w:rPr>
-          <w:rStyle w:val="VerbatimChar"/>
-        </w:rPr>
-        <w:t xml:space="preserve">[B-ROLL]</w:t>
-      </w:r>
-      <w:r>
-        <w:t xml:space="preserve"> </w:t>
-      </w:r>
-      <w:r>
-        <w:t xml:space="preserve">= plano literal. Sem marcação = legenda pequena branca inferior.</w:t>
+        <w:t xml:space="preserve">Formato:</w:t>
+      </w:r>
+      <w:r>
+        <w:t xml:space="preserve"> </w:t>
+      </w:r>
+      <w:r>
+        <w:t xml:space="preserve">copy lisa nas duas línguas, sem marcações de edição. Picos de legenda e trilha ficam nas notas do fim; B-rolls, no briefing de edição (06).</w:t>
       </w:r>
     </w:p>
     <w:p>
@@ -323,75 +299,15 @@
         <w:pStyle w:val="BodyText"/>
       </w:pPr>
       <w:r>
-        <w:t xml:space="preserve">I’m Andrew Huberman. Professor of neurobiology at Stanford.</w:t>
-      </w:r>
-      <w:r>
-        <w:t xml:space="preserve"> </w:t>
-      </w:r>
-      <w:r>
-        <w:rPr>
-          <w:rStyle w:val="VerbatimChar"/>
-        </w:rPr>
-        <w:t xml:space="preserve">[B-ROLL: Stanford, Huberman de jaleco]</w:t>
-      </w:r>
-      <w:r>
-        <w:t xml:space="preserve"> </w:t>
-      </w:r>
-      <w:r>
-        <w:t xml:space="preserve">And for the last five years I’ve run the most listened-to podcast in America when the subject is getting a man to work like a man again.</w:t>
-      </w:r>
-      <w:r>
-        <w:t xml:space="preserve"> </w:t>
-      </w:r>
-      <w:r>
-        <w:rPr>
-          <w:rStyle w:val="VerbatimChar"/>
-        </w:rPr>
-        <w:t xml:space="preserve">[B-ROLL: estúdio, microfone, tela do YouTube]</w:t>
-      </w:r>
-      <w:r>
-        <w:t xml:space="preserve"> </w:t>
-      </w:r>
-      <w:r>
-        <w:t xml:space="preserve">Through my studio come Silicon Valley billionaires, NFL players, special forces operators, Hollywood actors who have to take their shirt off at 60 and still look like a bull.</w:t>
-      </w:r>
-      <w:r>
-        <w:t xml:space="preserve"> </w:t>
-      </w:r>
-      <w:r>
-        <w:rPr>
-          <w:rStyle w:val="VerbatimChar"/>
-        </w:rPr>
-        <w:t xml:space="preserve">[B-ROLL: um plano para cada]</w:t>
-      </w:r>
-      <w:r>
-        <w:t xml:space="preserve"> </w:t>
-      </w:r>
-      <w:r>
-        <w:t xml:space="preserve">Men who do exactly what I tell them so they can keep fucking the way they fucked at 25.</w:t>
-      </w:r>
-    </w:p>
-    <w:p>
-      <w:pPr>
-        <w:pStyle w:val="BodyText"/>
-      </w:pPr>
-      <w:r>
-        <w:t xml:space="preserve">And I was the best in the world at it. Cold plunge. Sun on the groin. Sleep. Training. Testosterone up, cortisol down.</w:t>
-      </w:r>
-      <w:r>
-        <w:t xml:space="preserve"> </w:t>
-      </w:r>
-      <w:r>
-        <w:rPr>
-          <w:rStyle w:val="VerbatimChar"/>
-        </w:rPr>
-        <w:t xml:space="preserve">[B-ROLL: Huberman na banheira de gelo; sol da manhã; homem forte na academia]</w:t>
-      </w:r>
-      <w:r>
-        <w:t xml:space="preserve"> </w:t>
-      </w:r>
-      <w:r>
-        <w:t xml:space="preserve">There wasn’t a man I couldn’t make stronger.</w:t>
+        <w:t xml:space="preserve">I’m Andrew Huberman. Professor of neurobiology at Stanford. And for the last five years I’ve run the most listened-to podcast in America when the subject is getting a man to work like a man again. Through my studio come Silicon Valley billionaires, NFL players, special forces operators, Hollywood actors who have to take their shirt off at 60 and still look like a bull. Men who do exactly what I tell them so they can keep fucking the way they fucked at 25.</w:t>
+      </w:r>
+    </w:p>
+    <w:p>
+      <w:pPr>
+        <w:pStyle w:val="BodyText"/>
+      </w:pPr>
+      <w:r>
+        <w:t xml:space="preserve">And I was the best in the world at it. Cold plunge. Sun on the groin. Sleep. Training. Testosterone up, cortisol down. There wasn’t a man I couldn’t make stronger.</w:t>
       </w:r>
     </w:p>
     <w:p>
@@ -401,15 +317,6 @@
       <w:r>
         <w:t xml:space="preserve">But that’s exactly where my shame lives.</w:t>
       </w:r>
-      <w:r>
-        <w:t xml:space="preserve"> </w:t>
-      </w:r>
-      <w:r>
-        <w:rPr>
-          <w:rStyle w:val="VerbatimChar"/>
-        </w:rPr>
-        <w:t xml:space="preserve">[LETTERING: "MY SHAME"]</w:t>
-      </w:r>
     </w:p>
     <w:p>
       <w:pPr>
@@ -418,52 +325,13 @@
       <w:r>
         <w:t xml:space="preserve">Because for five years, I made men stronger around dicks that were already rotting from the inside. And I didn’t even know it.</w:t>
       </w:r>
-      <w:r>
-        <w:t xml:space="preserve"> </w:t>
-      </w:r>
-      <w:r>
-        <w:rPr>
-          <w:rStyle w:val="VerbatimChar"/>
-        </w:rPr>
-        <w:t xml:space="preserve">[LETTERING: "ROTTING" vermelho / "FROM THE INSIDE" branco]</w:t>
-      </w:r>
-    </w:p>
-    <w:p>
-      <w:pPr>
-        <w:pStyle w:val="BodyText"/>
-      </w:pPr>
-      <w:r>
-        <w:t xml:space="preserve">I fixed the body. I made the guy strong as a bull, gave him a pat on the back, and sent him home to his wife.</w:t>
-      </w:r>
-      <w:r>
-        <w:t xml:space="preserve"> </w:t>
-      </w:r>
-      <w:r>
-        <w:rPr>
-          <w:rStyle w:val="VerbatimChar"/>
-        </w:rPr>
-        <w:t xml:space="preserve">[B-ROLL: homem de 55 saindo da academia; corte para ele na beira da cama, luz azul, ela de costas]</w:t>
-      </w:r>
-      <w:r>
-        <w:t xml:space="preserve"> </w:t>
-      </w:r>
-      <w:r>
-        <w:t xml:space="preserve">And underneath, the damage was growing in silence. Castrating that man from the inside out.</w:t>
-      </w:r>
-      <w:r>
-        <w:t xml:space="preserve"> </w:t>
-      </w:r>
-      <w:r>
-        <w:rPr>
-          <w:rStyle w:val="VerbatimChar"/>
-        </w:rPr>
-        <w:t xml:space="preserve">[LETTERING: "CASTRATING" vermelho]</w:t>
-      </w:r>
-      <w:r>
-        <w:t xml:space="preserve"> </w:t>
-      </w:r>
-      <w:r>
-        <w:t xml:space="preserve">While I, the man who taught more American men about testosterone than anyone alive, told him to take another cold shower. Smiling.</w:t>
+    </w:p>
+    <w:p>
+      <w:pPr>
+        <w:pStyle w:val="BodyText"/>
+      </w:pPr>
+      <w:r>
+        <w:t xml:space="preserve">I fixed the body. I made the guy strong as a bull, gave him a pat on the back, and sent him home to his wife. And underneath, the damage was growing in silence. Castrating that man from the inside out. While I, the man who taught more American men about testosterone than anyone alive, told him to take another cold shower. Smiling.</w:t>
       </w:r>
     </w:p>
     <w:p>
@@ -473,15 +341,6 @@
       <w:r>
         <w:t xml:space="preserve">In other words: I wasn’t fixing those men. I was polishing the horns on a steer and calling it science.</w:t>
       </w:r>
-      <w:r>
-        <w:t xml:space="preserve"> </w:t>
-      </w:r>
-      <w:r>
-        <w:rPr>
-          <w:rStyle w:val="VerbatimChar"/>
-        </w:rPr>
-        <w:t xml:space="preserve">[B-ROLL: boi castrado no curral, cabeça baixa; chifres sendo polidos]</w:t>
-      </w:r>
     </w:p>
     <w:p>
       <w:pPr>
@@ -496,37 +355,7 @@
         <w:pStyle w:val="BodyText"/>
       </w:pPr>
       <w:r>
-        <w:t xml:space="preserve">Because there is something going on inside the dick of almost every American man past his early 40s that kills the tissue from the inside.</w:t>
-      </w:r>
-      <w:r>
-        <w:t xml:space="preserve"> </w:t>
-      </w:r>
-      <w:r>
-        <w:rPr>
-          <w:rStyle w:val="VerbatimChar"/>
-        </w:rPr>
-        <w:t xml:space="preserve">[B-ROLL: animação 3D, corte do pênis, área escurecendo]</w:t>
-      </w:r>
-      <w:r>
-        <w:t xml:space="preserve"> </w:t>
-      </w:r>
-      <w:r>
-        <w:t xml:space="preserve">It turns living flesh into something soft and dead that doesn’t answer to anything anymore. Not to desire. Not to a blue pill. Not to a cold shower. And it does it in the most cowardly way possible. Slowly. No pain. No warning.</w:t>
-      </w:r>
-      <w:r>
-        <w:t xml:space="preserve"> </w:t>
-      </w:r>
-      <w:r>
-        <w:rPr>
-          <w:rStyle w:val="VerbatimChar"/>
-        </w:rPr>
-        <w:t xml:space="preserve">[LETTERING: "NO PAIN" branco / "NO WARNING" vermelho]</w:t>
-      </w:r>
-      <w:r>
-        <w:t xml:space="preserve"> </w:t>
-      </w:r>
-      <w:r>
-        <w:t xml:space="preserve">So that by the time the man notices, the damage is already done.</w:t>
+        <w:t xml:space="preserve">Because there is something going on inside the dick of almost every American man past his early 40s that kills the tissue from the inside. It turns living flesh into something soft and dead that doesn’t answer to anything anymore. Not to desire. Not to a blue pill. Not to a cold shower. And it does it in the most cowardly way possible. Slowly. No pain. No warning. So that by the time the man notices, the damage is already done.</w:t>
       </w:r>
     </w:p>
     <w:p>
@@ -558,83 +387,23 @@
         <w:pStyle w:val="BodyText"/>
       </w:pPr>
       <w:r>
-        <w:t xml:space="preserve">I’ve lived in Los Angeles for a few years now, and in that time I built a real friendship with a guy who trains in the same gym I do.</w:t>
-      </w:r>
-      <w:r>
-        <w:t xml:space="preserve"> </w:t>
-      </w:r>
-      <w:r>
-        <w:rPr>
-          <w:rStyle w:val="VerbatimChar"/>
-        </w:rPr>
-        <w:t xml:space="preserve">[B-ROLL: academia, LA]</w:t>
-      </w:r>
-      <w:r>
-        <w:t xml:space="preserve"> </w:t>
-      </w:r>
-      <w:r>
-        <w:t xml:space="preserve">We lift together. We eat at each other’s tables. I’ve watched his kids grow up.</w:t>
-      </w:r>
-      <w:r>
-        <w:t xml:space="preserve"> </w:t>
-      </w:r>
-      <w:r>
-        <w:rPr>
-          <w:rStyle w:val="VerbatimChar"/>
-        </w:rPr>
-        <w:t xml:space="preserve">[B-ROLL: fotos de Huberman e Tyson juntos]</w:t>
-      </w:r>
-      <w:r>
-        <w:t xml:space="preserve"> </w:t>
-      </w:r>
-      <w:r>
-        <w:t xml:space="preserve">His name is Mike Tyson.</w:t>
-      </w:r>
-    </w:p>
-    <w:p>
-      <w:pPr>
-        <w:pStyle w:val="BodyText"/>
-      </w:pPr>
-      <w:r>
-        <w:t xml:space="preserve">Yeah. That Mike Tyson.</w:t>
-      </w:r>
-      <w:r>
-        <w:t xml:space="preserve"> </w:t>
-      </w:r>
-      <w:r>
-        <w:rPr>
-          <w:rStyle w:val="VerbatimChar"/>
-        </w:rPr>
-        <w:t xml:space="preserve">[B-ROLL: Tyson 1986, cinturão, entrada no ringue]</w:t>
-      </w:r>
-      <w:r>
-        <w:t xml:space="preserve"> </w:t>
-      </w:r>
-      <w:r>
-        <w:t xml:space="preserve">Iron Mike. The youngest heavyweight champion in history. The man who put 44 men on the canvas. The man who made an entire generation of boys lock the bathroom door and shadowbox in front of the mirror, and an entire generation of their mothers wonder what he’d do to them in bed.</w:t>
-      </w:r>
-    </w:p>
-    <w:p>
-      <w:pPr>
-        <w:pStyle w:val="BodyText"/>
-      </w:pPr>
-      <w:r>
-        <w:t xml:space="preserve">I know this man up close. I’ve seen him with his shirt off at 58 with more muscle than my listeners have at 30.</w:t>
-      </w:r>
-      <w:r>
-        <w:t xml:space="preserve"> </w:t>
-      </w:r>
-      <w:r>
-        <w:rPr>
-          <w:rStyle w:val="VerbatimChar"/>
-        </w:rPr>
-        <w:t xml:space="preserve">[B-ROLL: Tyson sem camisa, treino 2024]</w:t>
-      </w:r>
-      <w:r>
-        <w:t xml:space="preserve"> </w:t>
-      </w:r>
-      <w:r>
-        <w:t xml:space="preserve">To me, Mike was living proof that a man could get old and stay a bull. Nature’s exception.</w:t>
+        <w:t xml:space="preserve">I’ve lived in Los Angeles for a few years now, and in that time I built a real friendship with a guy who trains in the same gym I do. We lift together. We eat at each other’s tables. I’ve watched his kids grow up. His name is Mike Tyson.</w:t>
+      </w:r>
+    </w:p>
+    <w:p>
+      <w:pPr>
+        <w:pStyle w:val="BodyText"/>
+      </w:pPr>
+      <w:r>
+        <w:t xml:space="preserve">Yeah. That Mike Tyson. Iron Mike. The youngest heavyweight champion in history. The man who put 44 men on the canvas. The man who made an entire generation of boys lock the bathroom door and shadowbox in front of the mirror, and an entire generation of their mothers wonder what he’d do to them in bed.</w:t>
+      </w:r>
+    </w:p>
+    <w:p>
+      <w:pPr>
+        <w:pStyle w:val="BodyText"/>
+      </w:pPr>
+      <w:r>
+        <w:t xml:space="preserve">I know this man up close. I’ve seen him with his shirt off at 58 with more muscle than my listeners have at 30. To me, Mike was living proof that a man could get old and stay a bull. Nature’s exception.</w:t>
       </w:r>
     </w:p>
     <w:p>
@@ -644,46 +413,13 @@
       <w:r>
         <w:t xml:space="preserve">That’s what I thought. Until the phone rang at six in the morning, three weeks after Arlington.</w:t>
       </w:r>
-      <w:r>
-        <w:t xml:space="preserve"> </w:t>
-      </w:r>
-      <w:r>
-        <w:rPr>
-          <w:rStyle w:val="VerbatimChar"/>
-        </w:rPr>
-        <w:t xml:space="preserve">[B-ROLL: tela de chamada recebida, 6:02 AM]</w:t>
-      </w:r>
-    </w:p>
-    <w:p>
-      <w:pPr>
-        <w:pStyle w:val="BodyText"/>
-      </w:pPr>
-      <w:r>
-        <w:t xml:space="preserve">Everybody saw him stand up for eight rounds in front of 72,000 people.</w:t>
-      </w:r>
-      <w:r>
-        <w:t xml:space="preserve"> </w:t>
-      </w:r>
-      <w:r>
-        <w:rPr>
-          <w:rStyle w:val="VerbatimChar"/>
-        </w:rPr>
-        <w:t xml:space="preserve">[B-ROLL: AT&amp;T Stadium, 15 de novembro de 2024]</w:t>
-      </w:r>
-      <w:r>
-        <w:t xml:space="preserve"> </w:t>
-      </w:r>
-      <w:r>
-        <w:t xml:space="preserve">It was in every paper in the country. But what nobody knows is what happened when he got back to the hotel room that night. I know. Because I sat down with both of them, face to face. And what his wife told me, with her back to the camera, without a drop of guilt in her voice, was this.</w:t>
-      </w:r>
-      <w:r>
-        <w:t xml:space="preserve"> </w:t>
-      </w:r>
-      <w:r>
-        <w:rPr>
-          <w:rStyle w:val="VerbatimChar"/>
-        </w:rPr>
-        <w:t xml:space="preserve">[B-ROLL: varanda do rancho, ela de costas, lower-third "a esposa pediu para ser protegida"]</w:t>
+    </w:p>
+    <w:p>
+      <w:pPr>
+        <w:pStyle w:val="BodyText"/>
+      </w:pPr>
+      <w:r>
+        <w:t xml:space="preserve">Everybody saw him stand up for eight rounds in front of 72,000 people. It was in every paper in the country. But what nobody knows is what happened when he got back to the hotel room that night. I know. Because I sat down with both of them, face to face. And what his wife told me, with her back to the camera, without a drop of guilt in her voice, was this.</w:t>
       </w:r>
     </w:p>
     <w:p>
@@ -703,15 +439,6 @@
       <w:r>
         <w:t xml:space="preserve">I went up those stairs with a thirty-year-old ranch hand because I got tired of sleeping next to the most feared man in America with a dead dick.</w:t>
       </w:r>
-      <w:r>
-        <w:t xml:space="preserve"> </w:t>
-      </w:r>
-      <w:r>
-        <w:rPr>
-          <w:rStyle w:val="VerbatimChar"/>
-        </w:rPr>
-        <w:t xml:space="preserve">[LETTERING amarelo itálico: "a dead dick"]</w:t>
-      </w:r>
     </w:p>
     <w:p>
       <w:pPr>
@@ -740,37 +467,13 @@
       <w:r>
         <w:t xml:space="preserve">When Mike called me, I did something crazy. I cancelled episodes. I threw sponsorships in the trash. I went six months without recording a single show.</w:t>
       </w:r>
-      <w:r>
-        <w:t xml:space="preserve"> </w:t>
-      </w:r>
-      <w:r>
-        <w:rPr>
-          <w:rStyle w:val="VerbatimChar"/>
-        </w:rPr>
-        <w:t xml:space="preserve">[B-ROLL: agenda riscada, estúdio vazio, luz apagada]</w:t>
-      </w:r>
-    </w:p>
-    <w:p>
-      <w:pPr>
-        <w:pStyle w:val="BodyText"/>
-      </w:pPr>
-      <w:r>
-        <w:t xml:space="preserve">My team thought I’d lost my mind. Why? Because what he told me at that ranch wasn’t a patient’s complaint. It was the confession of a man at the bottom of the hole.</w:t>
-      </w:r>
-      <w:r>
-        <w:t xml:space="preserve"> </w:t>
-      </w:r>
-      <w:r>
-        <w:rPr>
-          <w:rStyle w:val="VerbatimChar"/>
-        </w:rPr>
-        <w:t xml:space="preserve">[B-ROLL: Tyson no rancho, camisa aberta, cabeça baixa]</w:t>
-      </w:r>
-      <w:r>
-        <w:t xml:space="preserve"> </w:t>
-      </w:r>
-      <w:r>
-        <w:t xml:space="preserve">The most feared man this country ever produced, sitting in front of me with his head down, telling me his dick hadn’t gotten hard in two years, and that he’d watched, on a camera in his own kitchen, what that costs a man.</w:t>
+    </w:p>
+    <w:p>
+      <w:pPr>
+        <w:pStyle w:val="BodyText"/>
+      </w:pPr>
+      <w:r>
+        <w:t xml:space="preserve">My team thought I’d lost my mind. Why? Because what he told me at that ranch wasn’t a patient’s complaint. It was the confession of a man at the bottom of the hole. The most feared man this country ever produced, sitting in front of me with his head down, telling me his dick hadn’t gotten hard in two years, and that he’d watched, on a camera in his own kitchen, what that costs a man.</w:t>
       </w:r>
     </w:p>
     <w:p>
@@ -780,15 +483,6 @@
       <w:r>
         <w:t xml:space="preserve">Iron Mike. The man who made grown men shake just hearing his name. Destroyed in front of me because he couldn’t even fuck his own wife anymore, and had to watch a thirty-year-old ranch hand do it for him.</w:t>
       </w:r>
-      <w:r>
-        <w:t xml:space="preserve"> </w:t>
-      </w:r>
-      <w:r>
-        <w:rPr>
-          <w:rStyle w:val="VerbatimChar"/>
-        </w:rPr>
-        <w:t xml:space="preserve">[B-ROLL: frame P&amp;B congelado da CAM 03, o peão na bancada]</w:t>
-      </w:r>
     </w:p>
     <w:p>
       <w:pPr>
@@ -797,15 +491,6 @@
       <w:r>
         <w:t xml:space="preserve">And that’s when it hit me. If this dropped him, the man with the best doctors, the best of everything one phone call away, then I had to find out what the hell this was. Whatever it cost. And in six months, buried in my files, I understood three things.</w:t>
       </w:r>
-      <w:r>
-        <w:t xml:space="preserve"> </w:t>
-      </w:r>
-      <w:r>
-        <w:rPr>
-          <w:rStyle w:val="VerbatimChar"/>
-        </w:rPr>
-        <w:t xml:space="preserve">[B-ROLL: Huberman lendo papéis à noite; três cartelas]</w:t>
-      </w:r>
     </w:p>
     <w:p>
       <w:pPr>
@@ -830,15 +515,6 @@
       <w:r>
         <w:t xml:space="preserve">And the third, the dirtiest one of all: nobody was talking about it for a very specific reason. A reason that involves three of the largest corporations on the planet, and trillions of dollars on the line, to make sure you never open your eyes.</w:t>
       </w:r>
-      <w:r>
-        <w:t xml:space="preserve"> </w:t>
-      </w:r>
-      <w:r>
-        <w:rPr>
-          <w:rStyle w:val="VerbatimChar"/>
-        </w:rPr>
-        <w:t xml:space="preserve">[LETTERING: "3 CORPORATIONS"]</w:t>
-      </w:r>
     </w:p>
     <w:p>
       <w:pPr>
@@ -847,46 +523,13 @@
       <w:r>
         <w:t xml:space="preserve">So stop and think about this with me. If this dropped Mike Tyson, with all the money and all the doctors in the world at his disposal, what do you think it’s already doing to yours, with nobody there to warn you?</w:t>
       </w:r>
-      <w:r>
-        <w:t xml:space="preserve"> </w:t>
-      </w:r>
-      <w:r>
-        <w:rPr>
-          <w:rStyle w:val="VerbatimChar"/>
-        </w:rPr>
-        <w:t xml:space="preserve">[LETTERING: "WHAT IS IT DOING TO YOURS?"]</w:t>
-      </w:r>
-    </w:p>
-    <w:p>
-      <w:pPr>
-        <w:pStyle w:val="BodyText"/>
-      </w:pPr>
-      <w:r>
-        <w:t xml:space="preserve">But before I show you the science, you have to hear this from his own mouth. And since I’m a scientist before anything else, I didn’t settle for one side of the story. I went after both.</w:t>
-      </w:r>
-      <w:r>
-        <w:t xml:space="preserve"> </w:t>
-      </w:r>
-      <w:r>
-        <w:rPr>
-          <w:rStyle w:val="VerbatimChar"/>
-        </w:rPr>
-        <w:t xml:space="preserve">[B-ROLL: Huberman de camisa xadrez na sala do rancho, janelas para o pasto]</w:t>
-      </w:r>
-      <w:r>
-        <w:t xml:space="preserve"> </w:t>
-      </w:r>
-      <w:r>
-        <w:t xml:space="preserve">What Mike told me at that ranch, I haven’t forgotten to this day. And what she confessed to me afterward, about what was missing in her husband, about what the other guy had and he didn’t, that’s what changed everything.</w:t>
-      </w:r>
-      <w:r>
-        <w:t xml:space="preserve"> </w:t>
-      </w:r>
-      <w:r>
-        <w:rPr>
-          <w:rStyle w:val="VerbatimChar"/>
-        </w:rPr>
-        <w:t xml:space="preserve">[B-ROLL: Tyson levanta a cabeça, olha para o Huberman]</w:t>
+    </w:p>
+    <w:p>
+      <w:pPr>
+        <w:pStyle w:val="BodyText"/>
+      </w:pPr>
+      <w:r>
+        <w:t xml:space="preserve">But before I show you the science, you have to hear this from his own mouth. And since I’m a scientist before anything else, I didn’t settle for one side of the story. I went after both. What Mike told me at that ranch, I haven’t forgotten to this day. And what she confessed to me afterward, about what was missing in her husband, about what the other guy had and he didn’t, that’s what changed everything.</w:t>
       </w:r>
     </w:p>
     <w:p>

--- a/analise-ed/copy/VSL_SodaFil_01_Background.docx
+++ b/analise-ed/copy/VSL_SodaFil_01_Background.docx
@@ -431,7 +431,7 @@
           <w:bCs/>
           <w:b/>
         </w:rPr>
-        <w:t xml:space="preserve">MIKE’S WIFE (voice, back to camera):</w:t>
+        <w:t xml:space="preserve">LAKIHA (voice, back to camera):</w:t>
       </w:r>
       <w:r>
         <w:t xml:space="preserve"> </w:t>
@@ -714,7 +714,7 @@
           <w:bCs/>
           <w:b/>
         </w:rPr>
-        <w:t xml:space="preserve">ESPOSA DO MIKE (voz, de costas):</w:t>
+        <w:t xml:space="preserve">LAKIHA (voz, de costas):</w:t>
       </w:r>
       <w:r>
         <w:t xml:space="preserve"> </w:t>

--- a/analise-ed/copy/VSL_SodaFil_01_Background.docx
+++ b/analise-ed/copy/VSL_SodaFil_01_Background.docx
@@ -473,7 +473,7 @@
         <w:pStyle w:val="BodyText"/>
       </w:pPr>
       <w:r>
-        <w:t xml:space="preserve">My team thought I’d lost my mind. Why? Because what he told me at that ranch wasn’t a patient’s complaint. It was the confession of a man at the bottom of the hole. The most feared man this country ever produced, sitting in front of me with his head down, telling me his dick hadn’t gotten hard in two years, and that he’d watched, on a camera in his own kitchen, what that costs a man.</w:t>
+        <w:t xml:space="preserve">My team thought I’d lost my mind. Why? Because what he told me at his ranch in Fort Worth wasn’t a patient’s complaint. It was the confession of a man at the bottom of the hole. The most feared man this country ever produced, sitting in front of me with his head down, telling me his dick hadn’t gotten hard in two years, and that he’d watched, on a camera in his own kitchen, what that costs a man.</w:t>
       </w:r>
     </w:p>
     <w:p>
@@ -529,7 +529,7 @@
         <w:pStyle w:val="BodyText"/>
       </w:pPr>
       <w:r>
-        <w:t xml:space="preserve">But before I show you the science, you have to hear this from his own mouth. And since I’m a scientist before anything else, I didn’t settle for one side of the story. I went after both. What Mike told me at that ranch, I haven’t forgotten to this day. And what she confessed to me afterward, about what was missing in her husband, about what the other guy had and he didn’t, that’s what changed everything.</w:t>
+        <w:t xml:space="preserve">But before I show you the science, you have to hear this from his own mouth. And since I’m a scientist before anything else, I didn’t settle for one side of the story. I went after both. What Mike told me at that ranch in Fort Worth, I haven’t forgotten to this day. And what she confessed to me afterward, about what was missing in her husband, about what the other guy had and he didn’t, that’s what changed everything.</w:t>
       </w:r>
     </w:p>
     <w:p>
@@ -756,7 +756,7 @@
         <w:pStyle w:val="BodyText"/>
       </w:pPr>
       <w:r>
-        <w:t xml:space="preserve">Minha equipe achou que eu tinha enlouquecido. Por quê? Porque o que ele me contou naquele rancho não era queixa de paciente. Era a confissão de um homem no fundo do poço. O homem mais temido que este país já produziu, sentado na minha frente de cabeça baixa, me contando que o pau dele não levantava há dois anos, e que ele tinha assistido, numa câmera da própria cozinha, quanto isso custa a um homem.</w:t>
+        <w:t xml:space="preserve">Minha equipe achou que eu tinha enlouquecido. Por quê? Porque o que ele me contou no rancho dele em Fort Worth não era queixa de paciente. Era a confissão de um homem no fundo do poço. O homem mais temido que este país já produziu, sentado na minha frente de cabeça baixa, me contando que o pau dele não levantava há dois anos, e que ele tinha assistido, numa câmera da própria cozinha, quanto isso custa a um homem.</w:t>
       </w:r>
     </w:p>
     <w:p>
@@ -812,7 +812,7 @@
         <w:pStyle w:val="BodyText"/>
       </w:pPr>
       <w:r>
-        <w:t xml:space="preserve">Mas antes de eu te mostrar a ciência, você tem que ouvir isso da boca dele. E como eu sou cientista antes de tudo, não me contentei com um lado só da história. Fui atrás dos dois. O que o Mike me contou naquele rancho, eu não esqueci até hoje. E o que ela me confessou depois, sobre o que faltava no marido dela, sobre o que o outro cara tinha e ele não, foi isso que mudou tudo.</w:t>
+        <w:t xml:space="preserve">Mas antes de eu te mostrar a ciência, você tem que ouvir isso da boca dele. E como eu sou cientista antes de tudo, não me contentei com um lado só da história. Fui atrás dos dois. O que o Mike me contou naquele rancho em Fort Worth, eu não esqueci até hoje. E o que ela me confessou depois, sobre o que faltava no marido dela, sobre o que o outro cara tinha e ele não, foi isso que mudou tudo.</w:t>
       </w:r>
     </w:p>
     <w:p>
